--- a/docs/rapport/Rapport_Insurance_Claims_Assistance_v19.docx
+++ b/docs/rapport/Rapport_Insurance_Claims_Assistance_v19.docx
@@ -79,7 +79,7 @@
           <w:sz w:val="22"/>
           <w:szCs w:val="22"/>
         </w:rPr>
-        <w:t xml:space="preserve">Auteur : [Prénom Nom]</w:t>
+        <w:t xml:space="preserve">Auteur : Thierry MBARGA BYAKOLO</w:t>
       </w:r>
     </w:p>
     <w:p>

--- a/docs/rapport/Rapport_Insurance_Claims_Assistance_v19.docx
+++ b/docs/rapport/Rapport_Insurance_Claims_Assistance_v19.docx
@@ -233,7 +233,7 @@
         <w:t xml:space="preserve">assistant documentaire RAG</w:t>
       </w:r>
       <w:r>
-        <w:t xml:space="preserve"> (Retrieval-Augmented Generation) : une question en langage naturel est rapprochée d’un corpus de 201 fiches d’assurance habitation, les cinq fiches les plus pertinentes sont transmises à un modèle de langage local (</w:t>
+        <w:t xml:space="preserve"> (Retrieval-Augmented Generation) : la question est analysée (synonymes métier), rapprochée d’un corpus de 201 fiches d’assurance habitation, et les cinq fiches les plus pertinentes sont transmises à un modèle de langage local (</w:t>
       </w:r>
       <w:r>
         <w:rPr>
@@ -244,13 +244,33 @@
         <w:t xml:space="preserve">llama3.2:3b</w:t>
       </w:r>
       <w:r>
-        <w:t xml:space="preserve">, servi par Ollama), et la réponse doit citer ses sources, ce que l’application contrôle automatiquement. La seconde est un </w:t>
+        <w:t xml:space="preserve">, servi par Ollama). Le modèle renvoie une </w:t>
       </w:r>
       <w:r>
         <w:rPr>
           <w:b/>
           <w:bCs/>
         </w:rPr>
+        <w:t xml:space="preserve">réponse typée</w:t>
+      </w:r>
+      <w:r>
+        <w:t xml:space="preserve"> : réponse trouvée ou non, complète ou non, extraits justificatifs, confiance et réserves. L’application </w:t>
+      </w:r>
+      <w:r>
+        <w:rPr>
+          <w:b/>
+          <w:bCs/>
+        </w:rPr>
+        <w:t xml:space="preserve">vérifie elle-même</w:t>
+      </w:r>
+      <w:r>
+        <w:t xml:space="preserve"> chaque extrait dans la source citée avant d’afficher la réponse. La seconde est un </w:t>
+      </w:r>
+      <w:r>
+        <w:rPr>
+          <w:b/>
+          <w:bCs/>
+        </w:rPr>
         <w:t xml:space="preserve">tableau de bord de sinistres</w:t>
       </w:r>
       <w:r>
@@ -263,14 +283,34 @@
         <w:jc w:val="both"/>
       </w:pPr>
       <w:r>
-        <w:t xml:space="preserve">Le projet a évolué sur dix-neuf versions, chacune partant d’un constat mesuré. La version 19 consolide l’ensemble : dépôt nettoyé (68 fichiers en double supprimés), recherche isolée dans un module testable, image Docker allégée, réponses plus rapides, suite de </w:t>
+        <w:t xml:space="preserve">Le projet a évolué sur dix-neuf versions, chacune partant d’un constat mesuré. La version 19 consolide l’ensemble : dépôt nettoyé (68 fichiers en double supprimés), recherche isolée dans un module testable, </w:t>
       </w:r>
       <w:r>
         <w:rPr>
           <w:b/>
           <w:bCs/>
         </w:rPr>
-        <w:t xml:space="preserve">84 tests automatisés</w:t>
+        <w:t xml:space="preserve">analyse de la question par un dictionnaire de synonymes métier</w:t>
+      </w:r>
+      <w:r>
+        <w:t xml:space="preserve">, </w:t>
+      </w:r>
+      <w:r>
+        <w:rPr>
+          <w:b/>
+          <w:bCs/>
+        </w:rPr>
+        <w:t xml:space="preserve">réponses typées et vérifiées</w:t>
+      </w:r>
+      <w:r>
+        <w:t xml:space="preserve">, image Docker allégée, réponses plus rapides, suite de </w:t>
+      </w:r>
+      <w:r>
+        <w:rPr>
+          <w:b/>
+          <w:bCs/>
+        </w:rPr>
+        <w:t xml:space="preserve">101 tests automatisés</w:t>
       </w:r>
       <w:r>
         <w:t xml:space="preserve">, évaluation reproductible et déploiement conditionné à la réussite des tests.</w:t>
@@ -512,7 +552,7 @@
                 <w:sz w:val="19"/>
                 <w:szCs w:val="19"/>
               </w:rPr>
-              <w:t xml:space="preserve">Recall@5, 40 questions reformulées</w:t>
+              <w:t xml:space="preserve">Recall@5, 30 reformulations tenues à part</w:t>
             </w:r>
           </w:p>
         </w:tc>
@@ -541,7 +581,7 @@
                 <w:sz w:val="19"/>
                 <w:szCs w:val="19"/>
               </w:rPr>
-              <w:t xml:space="preserve">40,0 %</w:t>
+              <w:t xml:space="preserve">46,7 %</w:t>
             </w:r>
           </w:p>
         </w:tc>
@@ -570,7 +610,7 @@
                 <w:sz w:val="19"/>
                 <w:szCs w:val="19"/>
               </w:rPr>
-              <w:t xml:space="preserve">mesure plus réaliste ; limite principale du système</w:t>
+              <w:t xml:space="preserve">36,7 % sans synonymes ; mesure la plus réaliste</w:t>
             </w:r>
           </w:p>
         </w:tc>
@@ -808,7 +848,7 @@
                 <w:sz w:val="19"/>
                 <w:szCs w:val="19"/>
               </w:rPr>
-              <w:t xml:space="preserve">84</w:t>
+              <w:t xml:space="preserve">101</w:t>
             </w:r>
           </w:p>
         </w:tc>
@@ -837,7 +877,7 @@
                 <w:sz w:val="19"/>
                 <w:szCs w:val="19"/>
               </w:rPr>
-              <w:t xml:space="preserve">78 exécutés localement + 6 tests HTTP exécutés en intégration continue</w:t>
+              <w:t xml:space="preserve">95 exécutés localement + 6 tests HTTP exécutés en intégration continue</w:t>
             </w:r>
           </w:p>
         </w:tc>
@@ -1046,6 +1086,750 @@
     </w:p>
     <w:p>
       <w:pPr>
+        <w:pStyle w:val="Heading2"/>
+      </w:pPr>
+      <w:r>
+        <w:t xml:space="preserve">1.4 Lien avec les recommandations de l’équipe IA du Groupe Foyer</w:t>
+      </w:r>
+    </w:p>
+    <w:p>
+      <w:pPr>
+        <w:spacing w:after="120" w:line="288"/>
+        <w:jc w:val="both"/>
+      </w:pPr>
+      <w:r>
+        <w:t xml:space="preserve">Le projet répond à une demande précise : construire une petite application sur un cas d’usage métier, sans LangChain ni LlamaIndex, afin que le découpage, l’indexation et les appels au modèle restent visibles. Trois articles de Kezhan Shi (série </w:t>
+      </w:r>
+      <w:r>
+        <w:rPr>
+          <w:i/>
+          <w:iCs/>
+        </w:rPr>
+        <w:t xml:space="preserve">Enterprise Document Intelligence</w:t>
+      </w:r>
+      <w:r>
+        <w:t xml:space="preserve">, Towards Data Science) décrivent ce qui distingue un RAG de production d’un RAG naïf. Le tableau ci-dessous indique comment chacune de leurs recommandations est traitée.</w:t>
+      </w:r>
+    </w:p>
+    <w:tbl>
+      <w:tblPr>
+        <w:tblW w:type="dxa" w:w="9026"/>
+        <w:tblBorders>
+          <w:top w:val="single" w:color="auto" w:sz="4"/>
+          <w:left w:val="single" w:color="auto" w:sz="4"/>
+          <w:bottom w:val="single" w:color="auto" w:sz="4"/>
+          <w:right w:val="single" w:color="auto" w:sz="4"/>
+          <w:insideH w:val="single" w:color="auto" w:sz="4"/>
+          <w:insideV w:val="single" w:color="auto" w:sz="4"/>
+        </w:tblBorders>
+      </w:tblPr>
+      <w:tblGrid>
+        <w:gridCol w:w="3429"/>
+        <w:gridCol w:w="3971"/>
+        <w:gridCol w:w="1626"/>
+      </w:tblGrid>
+      <w:tr>
+        <w:trPr>
+          <w:tblHeader/>
+        </w:trPr>
+        <w:tc>
+          <w:tcPr>
+            <w:tcW w:type="dxa" w:w="3429"/>
+            <w:tcBorders>
+              <w:top w:val="single" w:color="BFBFBF" w:sz="4"/>
+              <w:left w:val="single" w:color="BFBFBF" w:sz="4"/>
+              <w:bottom w:val="single" w:color="BFBFBF" w:sz="4"/>
+              <w:right w:val="single" w:color="BFBFBF" w:sz="4"/>
+            </w:tcBorders>
+            <w:shd w:fill="1F3864" w:color="auto" w:val="clear"/>
+            <w:tcMar>
+              <w:top w:type="dxa" w:w="60"/>
+              <w:left w:type="dxa" w:w="100"/>
+              <w:bottom w:type="dxa" w:w="60"/>
+              <w:right w:type="dxa" w:w="100"/>
+            </w:tcMar>
+          </w:tcPr>
+          <w:p>
+            <w:pPr>
+              <w:spacing w:after="0" w:line="260"/>
+            </w:pPr>
+            <w:r>
+              <w:rPr>
+                <w:b/>
+                <w:bCs/>
+                <w:color w:val="FFFFFF"/>
+                <w:sz w:val="19"/>
+                <w:szCs w:val="19"/>
+              </w:rPr>
+              <w:t xml:space="preserve">Recommandation</w:t>
+            </w:r>
+          </w:p>
+        </w:tc>
+        <w:tc>
+          <w:tcPr>
+            <w:tcW w:type="dxa" w:w="3971"/>
+            <w:tcBorders>
+              <w:top w:val="single" w:color="BFBFBF" w:sz="4"/>
+              <w:left w:val="single" w:color="BFBFBF" w:sz="4"/>
+              <w:bottom w:val="single" w:color="BFBFBF" w:sz="4"/>
+              <w:right w:val="single" w:color="BFBFBF" w:sz="4"/>
+            </w:tcBorders>
+            <w:shd w:fill="1F3864" w:color="auto" w:val="clear"/>
+            <w:tcMar>
+              <w:top w:type="dxa" w:w="60"/>
+              <w:left w:type="dxa" w:w="100"/>
+              <w:bottom w:type="dxa" w:w="60"/>
+              <w:right w:type="dxa" w:w="100"/>
+            </w:tcMar>
+          </w:tcPr>
+          <w:p>
+            <w:pPr>
+              <w:spacing w:after="0" w:line="260"/>
+            </w:pPr>
+            <w:r>
+              <w:rPr>
+                <w:b/>
+                <w:bCs/>
+                <w:color w:val="FFFFFF"/>
+                <w:sz w:val="19"/>
+                <w:szCs w:val="19"/>
+              </w:rPr>
+              <w:t xml:space="preserve">Mise en œuvre dans le projet</w:t>
+            </w:r>
+          </w:p>
+        </w:tc>
+        <w:tc>
+          <w:tcPr>
+            <w:tcW w:type="dxa" w:w="1626"/>
+            <w:tcBorders>
+              <w:top w:val="single" w:color="BFBFBF" w:sz="4"/>
+              <w:left w:val="single" w:color="BFBFBF" w:sz="4"/>
+              <w:bottom w:val="single" w:color="BFBFBF" w:sz="4"/>
+              <w:right w:val="single" w:color="BFBFBF" w:sz="4"/>
+            </w:tcBorders>
+            <w:shd w:fill="1F3864" w:color="auto" w:val="clear"/>
+            <w:tcMar>
+              <w:top w:type="dxa" w:w="60"/>
+              <w:left w:type="dxa" w:w="100"/>
+              <w:bottom w:type="dxa" w:w="60"/>
+              <w:right w:type="dxa" w:w="100"/>
+            </w:tcMar>
+          </w:tcPr>
+          <w:p>
+            <w:pPr>
+              <w:spacing w:after="0" w:line="260"/>
+            </w:pPr>
+            <w:r>
+              <w:rPr>
+                <w:b/>
+                <w:bCs/>
+                <w:color w:val="FFFFFF"/>
+                <w:sz w:val="19"/>
+                <w:szCs w:val="19"/>
+              </w:rPr>
+              <w:t xml:space="preserve">Statut</w:t>
+            </w:r>
+          </w:p>
+        </w:tc>
+      </w:tr>
+      <w:tr>
+        <w:tc>
+          <w:tcPr>
+            <w:tcW w:type="dxa" w:w="3429"/>
+            <w:tcBorders>
+              <w:top w:val="single" w:color="BFBFBF" w:sz="4"/>
+              <w:left w:val="single" w:color="BFBFBF" w:sz="4"/>
+              <w:bottom w:val="single" w:color="BFBFBF" w:sz="4"/>
+              <w:right w:val="single" w:color="BFBFBF" w:sz="4"/>
+            </w:tcBorders>
+            <w:tcMar>
+              <w:top w:type="dxa" w:w="60"/>
+              <w:left w:type="dxa" w:w="100"/>
+              <w:bottom w:type="dxa" w:w="60"/>
+              <w:right w:type="dxa" w:w="100"/>
+            </w:tcMar>
+          </w:tcPr>
+          <w:p>
+            <w:pPr>
+              <w:spacing w:after="0" w:line="260"/>
+            </w:pPr>
+            <w:r>
+              <w:rPr>
+                <w:sz w:val="19"/>
+                <w:szCs w:val="19"/>
+              </w:rPr>
+              <w:t xml:space="preserve">La plupart des hallucinations viennent du retrieval : mesurer le rang de la bonne source avant de toucher au prompt</w:t>
+            </w:r>
+          </w:p>
+        </w:tc>
+        <w:tc>
+          <w:tcPr>
+            <w:tcW w:type="dxa" w:w="3971"/>
+            <w:tcBorders>
+              <w:top w:val="single" w:color="BFBFBF" w:sz="4"/>
+              <w:left w:val="single" w:color="BFBFBF" w:sz="4"/>
+              <w:bottom w:val="single" w:color="BFBFBF" w:sz="4"/>
+              <w:right w:val="single" w:color="BFBFBF" w:sz="4"/>
+            </w:tcBorders>
+            <w:tcMar>
+              <w:top w:type="dxa" w:w="60"/>
+              <w:left w:type="dxa" w:w="100"/>
+              <w:bottom w:type="dxa" w:w="60"/>
+              <w:right w:type="dxa" w:w="100"/>
+            </w:tcMar>
+          </w:tcPr>
+          <w:p>
+            <w:pPr>
+              <w:spacing w:after="0" w:line="260"/>
+            </w:pPr>
+            <w:r>
+              <w:rPr>
+                <w:sz w:val="19"/>
+                <w:szCs w:val="19"/>
+              </w:rPr>
+              <w:t xml:space="preserve">évaluation de la recherche séparée de la génération (Recall@k, MRR) sur trois jeux de questions</w:t>
+            </w:r>
+          </w:p>
+        </w:tc>
+        <w:tc>
+          <w:tcPr>
+            <w:tcW w:type="dxa" w:w="1626"/>
+            <w:tcBorders>
+              <w:top w:val="single" w:color="BFBFBF" w:sz="4"/>
+              <w:left w:val="single" w:color="BFBFBF" w:sz="4"/>
+              <w:bottom w:val="single" w:color="BFBFBF" w:sz="4"/>
+              <w:right w:val="single" w:color="BFBFBF" w:sz="4"/>
+            </w:tcBorders>
+            <w:tcMar>
+              <w:top w:type="dxa" w:w="60"/>
+              <w:left w:type="dxa" w:w="100"/>
+              <w:bottom w:type="dxa" w:w="60"/>
+              <w:right w:type="dxa" w:w="100"/>
+            </w:tcMar>
+          </w:tcPr>
+          <w:p>
+            <w:pPr>
+              <w:spacing w:after="0" w:line="260"/>
+            </w:pPr>
+            <w:r>
+              <w:rPr>
+                <w:sz w:val="19"/>
+                <w:szCs w:val="19"/>
+              </w:rPr>
+              <w:t xml:space="preserve">fait</w:t>
+            </w:r>
+          </w:p>
+        </w:tc>
+      </w:tr>
+      <w:tr>
+        <w:tc>
+          <w:tcPr>
+            <w:tcW w:type="dxa" w:w="3429"/>
+            <w:tcBorders>
+              <w:top w:val="single" w:color="BFBFBF" w:sz="4"/>
+              <w:left w:val="single" w:color="BFBFBF" w:sz="4"/>
+              <w:bottom w:val="single" w:color="BFBFBF" w:sz="4"/>
+              <w:right w:val="single" w:color="BFBFBF" w:sz="4"/>
+            </w:tcBorders>
+            <w:tcMar>
+              <w:top w:type="dxa" w:w="60"/>
+              <w:left w:type="dxa" w:w="100"/>
+              <w:bottom w:type="dxa" w:w="60"/>
+              <w:right w:type="dxa" w:w="100"/>
+            </w:tcMar>
+          </w:tcPr>
+          <w:p>
+            <w:pPr>
+              <w:spacing w:after="0" w:line="260"/>
+            </w:pPr>
+            <w:r>
+              <w:rPr>
+                <w:sz w:val="19"/>
+                <w:szCs w:val="19"/>
+              </w:rPr>
+              <w:t xml:space="preserve">Combiner mots-clés et similarité ; un dictionnaire d’experts résiste au changement de vocabulaire</w:t>
+            </w:r>
+          </w:p>
+        </w:tc>
+        <w:tc>
+          <w:tcPr>
+            <w:tcW w:type="dxa" w:w="3971"/>
+            <w:tcBorders>
+              <w:top w:val="single" w:color="BFBFBF" w:sz="4"/>
+              <w:left w:val="single" w:color="BFBFBF" w:sz="4"/>
+              <w:bottom w:val="single" w:color="BFBFBF" w:sz="4"/>
+              <w:right w:val="single" w:color="BFBFBF" w:sz="4"/>
+            </w:tcBorders>
+            <w:tcMar>
+              <w:top w:type="dxa" w:w="60"/>
+              <w:left w:type="dxa" w:w="100"/>
+              <w:bottom w:type="dxa" w:w="60"/>
+              <w:right w:type="dxa" w:w="100"/>
+            </w:tcMar>
+          </w:tcPr>
+          <w:p>
+            <w:pPr>
+              <w:spacing w:after="0" w:line="260"/>
+            </w:pPr>
+            <w:r>
+              <w:rPr>
+                <w:sz w:val="19"/>
+                <w:szCs w:val="19"/>
+              </w:rPr>
+              <w:t xml:space="preserve">fusion RRF TF-IDF + score lexical ; dictionnaire de synonymes métier (§ 4.1)</w:t>
+            </w:r>
+          </w:p>
+        </w:tc>
+        <w:tc>
+          <w:tcPr>
+            <w:tcW w:type="dxa" w:w="1626"/>
+            <w:tcBorders>
+              <w:top w:val="single" w:color="BFBFBF" w:sz="4"/>
+              <w:left w:val="single" w:color="BFBFBF" w:sz="4"/>
+              <w:bottom w:val="single" w:color="BFBFBF" w:sz="4"/>
+              <w:right w:val="single" w:color="BFBFBF" w:sz="4"/>
+            </w:tcBorders>
+            <w:tcMar>
+              <w:top w:type="dxa" w:w="60"/>
+              <w:left w:type="dxa" w:w="100"/>
+              <w:bottom w:type="dxa" w:w="60"/>
+              <w:right w:type="dxa" w:w="100"/>
+            </w:tcMar>
+          </w:tcPr>
+          <w:p>
+            <w:pPr>
+              <w:spacing w:after="0" w:line="260"/>
+            </w:pPr>
+            <w:r>
+              <w:rPr>
+                <w:sz w:val="19"/>
+                <w:szCs w:val="19"/>
+              </w:rPr>
+              <w:t xml:space="preserve">fait</w:t>
+            </w:r>
+          </w:p>
+        </w:tc>
+      </w:tr>
+      <w:tr>
+        <w:tc>
+          <w:tcPr>
+            <w:tcW w:type="dxa" w:w="3429"/>
+            <w:tcBorders>
+              <w:top w:val="single" w:color="BFBFBF" w:sz="4"/>
+              <w:left w:val="single" w:color="BFBFBF" w:sz="4"/>
+              <w:bottom w:val="single" w:color="BFBFBF" w:sz="4"/>
+              <w:right w:val="single" w:color="BFBFBF" w:sz="4"/>
+            </w:tcBorders>
+            <w:tcMar>
+              <w:top w:type="dxa" w:w="60"/>
+              <w:left w:type="dxa" w:w="100"/>
+              <w:bottom w:type="dxa" w:w="60"/>
+              <w:right w:type="dxa" w:w="100"/>
+            </w:tcMar>
+          </w:tcPr>
+          <w:p>
+            <w:pPr>
+              <w:spacing w:after="0" w:line="260"/>
+            </w:pPr>
+            <w:r>
+              <w:rPr>
+                <w:sz w:val="19"/>
+                <w:szCs w:val="19"/>
+              </w:rPr>
+              <w:t xml:space="preserve">Réponse typée avec indicateurs de suffisance (</w:t>
+            </w:r>
+            <w:r>
+              <w:rPr>
+                <w:rFonts w:ascii="Consolas" w:cs="Consolas" w:eastAsia="Consolas" w:hAnsi="Consolas"/>
+                <w:sz w:val="19"/>
+                <w:szCs w:val="19"/>
+              </w:rPr>
+              <w:t xml:space="preserve">answer_found</w:t>
+            </w:r>
+            <w:r>
+              <w:rPr>
+                <w:sz w:val="19"/>
+                <w:szCs w:val="19"/>
+              </w:rPr>
+              <w:t xml:space="preserve">, </w:t>
+            </w:r>
+            <w:r>
+              <w:rPr>
+                <w:rFonts w:ascii="Consolas" w:cs="Consolas" w:eastAsia="Consolas" w:hAnsi="Consolas"/>
+                <w:sz w:val="19"/>
+                <w:szCs w:val="19"/>
+              </w:rPr>
+              <w:t xml:space="preserve">complete_answer_found</w:t>
+            </w:r>
+            <w:r>
+              <w:rPr>
+                <w:sz w:val="19"/>
+                <w:szCs w:val="19"/>
+              </w:rPr>
+              <w:t xml:space="preserve">), extrait justificatif et confiance</w:t>
+            </w:r>
+          </w:p>
+        </w:tc>
+        <w:tc>
+          <w:tcPr>
+            <w:tcW w:type="dxa" w:w="3971"/>
+            <w:tcBorders>
+              <w:top w:val="single" w:color="BFBFBF" w:sz="4"/>
+              <w:left w:val="single" w:color="BFBFBF" w:sz="4"/>
+              <w:bottom w:val="single" w:color="BFBFBF" w:sz="4"/>
+              <w:right w:val="single" w:color="BFBFBF" w:sz="4"/>
+            </w:tcBorders>
+            <w:tcMar>
+              <w:top w:type="dxa" w:w="60"/>
+              <w:left w:type="dxa" w:w="100"/>
+              <w:bottom w:type="dxa" w:w="60"/>
+              <w:right w:type="dxa" w:w="100"/>
+            </w:tcMar>
+          </w:tcPr>
+          <w:p>
+            <w:pPr>
+              <w:spacing w:after="0" w:line="260"/>
+            </w:pPr>
+            <w:r>
+              <w:rPr>
+                <w:sz w:val="19"/>
+                <w:szCs w:val="19"/>
+              </w:rPr>
+              <w:t xml:space="preserve">sortie JSON contrainte par schéma ; extraits vérifiés par l’application (§ 4.5)</w:t>
+            </w:r>
+          </w:p>
+        </w:tc>
+        <w:tc>
+          <w:tcPr>
+            <w:tcW w:type="dxa" w:w="1626"/>
+            <w:tcBorders>
+              <w:top w:val="single" w:color="BFBFBF" w:sz="4"/>
+              <w:left w:val="single" w:color="BFBFBF" w:sz="4"/>
+              <w:bottom w:val="single" w:color="BFBFBF" w:sz="4"/>
+              <w:right w:val="single" w:color="BFBFBF" w:sz="4"/>
+            </w:tcBorders>
+            <w:tcMar>
+              <w:top w:type="dxa" w:w="60"/>
+              <w:left w:type="dxa" w:w="100"/>
+              <w:bottom w:type="dxa" w:w="60"/>
+              <w:right w:type="dxa" w:w="100"/>
+            </w:tcMar>
+          </w:tcPr>
+          <w:p>
+            <w:pPr>
+              <w:spacing w:after="0" w:line="260"/>
+            </w:pPr>
+            <w:r>
+              <w:rPr>
+                <w:sz w:val="19"/>
+                <w:szCs w:val="19"/>
+              </w:rPr>
+              <w:t xml:space="preserve">fait</w:t>
+            </w:r>
+          </w:p>
+        </w:tc>
+      </w:tr>
+      <w:tr>
+        <w:tc>
+          <w:tcPr>
+            <w:tcW w:type="dxa" w:w="3429"/>
+            <w:tcBorders>
+              <w:top w:val="single" w:color="BFBFBF" w:sz="4"/>
+              <w:left w:val="single" w:color="BFBFBF" w:sz="4"/>
+              <w:bottom w:val="single" w:color="BFBFBF" w:sz="4"/>
+              <w:right w:val="single" w:color="BFBFBF" w:sz="4"/>
+            </w:tcBorders>
+            <w:tcMar>
+              <w:top w:type="dxa" w:w="60"/>
+              <w:left w:type="dxa" w:w="100"/>
+              <w:bottom w:type="dxa" w:w="60"/>
+              <w:right w:type="dxa" w:w="100"/>
+            </w:tcMar>
+          </w:tcPr>
+          <w:p>
+            <w:pPr>
+              <w:spacing w:after="0" w:line="260"/>
+            </w:pPr>
+            <w:r>
+              <w:rPr>
+                <w:sz w:val="19"/>
+                <w:szCs w:val="19"/>
+              </w:rPr>
+              <w:t xml:space="preserve">Refuser plutôt qu’inventer : « non trouvé » est un résultat valide</w:t>
+            </w:r>
+          </w:p>
+        </w:tc>
+        <w:tc>
+          <w:tcPr>
+            <w:tcW w:type="dxa" w:w="3971"/>
+            <w:tcBorders>
+              <w:top w:val="single" w:color="BFBFBF" w:sz="4"/>
+              <w:left w:val="single" w:color="BFBFBF" w:sz="4"/>
+              <w:bottom w:val="single" w:color="BFBFBF" w:sz="4"/>
+              <w:right w:val="single" w:color="BFBFBF" w:sz="4"/>
+            </w:tcBorders>
+            <w:tcMar>
+              <w:top w:type="dxa" w:w="60"/>
+              <w:left w:type="dxa" w:w="100"/>
+              <w:bottom w:type="dxa" w:w="60"/>
+              <w:right w:type="dxa" w:w="100"/>
+            </w:tcMar>
+          </w:tcPr>
+          <w:p>
+            <w:pPr>
+              <w:spacing w:after="0" w:line="260"/>
+            </w:pPr>
+            <w:r>
+              <w:rPr>
+                <w:sz w:val="19"/>
+                <w:szCs w:val="19"/>
+              </w:rPr>
+              <w:t xml:space="preserve">statut </w:t>
+            </w:r>
+            <w:r>
+              <w:rPr>
+                <w:rFonts w:ascii="Consolas" w:cs="Consolas" w:eastAsia="Consolas" w:hAnsi="Consolas"/>
+                <w:sz w:val="19"/>
+                <w:szCs w:val="19"/>
+              </w:rPr>
+              <w:t xml:space="preserve">not_found</w:t>
+            </w:r>
+            <w:r>
+              <w:rPr>
+                <w:sz w:val="19"/>
+                <w:szCs w:val="19"/>
+              </w:rPr>
+              <w:t xml:space="preserve"> ; repli sur les extraits si rien n’est vérifiable</w:t>
+            </w:r>
+          </w:p>
+        </w:tc>
+        <w:tc>
+          <w:tcPr>
+            <w:tcW w:type="dxa" w:w="1626"/>
+            <w:tcBorders>
+              <w:top w:val="single" w:color="BFBFBF" w:sz="4"/>
+              <w:left w:val="single" w:color="BFBFBF" w:sz="4"/>
+              <w:bottom w:val="single" w:color="BFBFBF" w:sz="4"/>
+              <w:right w:val="single" w:color="BFBFBF" w:sz="4"/>
+            </w:tcBorders>
+            <w:tcMar>
+              <w:top w:type="dxa" w:w="60"/>
+              <w:left w:type="dxa" w:w="100"/>
+              <w:bottom w:type="dxa" w:w="60"/>
+              <w:right w:type="dxa" w:w="100"/>
+            </w:tcMar>
+          </w:tcPr>
+          <w:p>
+            <w:pPr>
+              <w:spacing w:after="0" w:line="260"/>
+            </w:pPr>
+            <w:r>
+              <w:rPr>
+                <w:sz w:val="19"/>
+                <w:szCs w:val="19"/>
+              </w:rPr>
+              <w:t xml:space="preserve">fait</w:t>
+            </w:r>
+          </w:p>
+        </w:tc>
+      </w:tr>
+      <w:tr>
+        <w:tc>
+          <w:tcPr>
+            <w:tcW w:type="dxa" w:w="3429"/>
+            <w:tcBorders>
+              <w:top w:val="single" w:color="BFBFBF" w:sz="4"/>
+              <w:left w:val="single" w:color="BFBFBF" w:sz="4"/>
+              <w:bottom w:val="single" w:color="BFBFBF" w:sz="4"/>
+              <w:right w:val="single" w:color="BFBFBF" w:sz="4"/>
+            </w:tcBorders>
+            <w:tcMar>
+              <w:top w:type="dxa" w:w="60"/>
+              <w:left w:type="dxa" w:w="100"/>
+              <w:bottom w:type="dxa" w:w="60"/>
+              <w:right w:type="dxa" w:w="100"/>
+            </w:tcMar>
+          </w:tcPr>
+          <w:p>
+            <w:pPr>
+              <w:spacing w:after="0" w:line="260"/>
+            </w:pPr>
+            <w:r>
+              <w:rPr>
+                <w:sz w:val="19"/>
+                <w:szCs w:val="19"/>
+              </w:rPr>
+              <w:t xml:space="preserve">Boucle : commencer par la meilleure source et s’arrêter si elle suffit (top-1 vs top-k)</w:t>
+            </w:r>
+          </w:p>
+        </w:tc>
+        <w:tc>
+          <w:tcPr>
+            <w:tcW w:type="dxa" w:w="3971"/>
+            <w:tcBorders>
+              <w:top w:val="single" w:color="BFBFBF" w:sz="4"/>
+              <w:left w:val="single" w:color="BFBFBF" w:sz="4"/>
+              <w:bottom w:val="single" w:color="BFBFBF" w:sz="4"/>
+              <w:right w:val="single" w:color="BFBFBF" w:sz="4"/>
+            </w:tcBorders>
+            <w:tcMar>
+              <w:top w:type="dxa" w:w="60"/>
+              <w:left w:type="dxa" w:w="100"/>
+              <w:bottom w:type="dxa" w:w="60"/>
+              <w:right w:type="dxa" w:w="100"/>
+            </w:tcMar>
+          </w:tcPr>
+          <w:p>
+            <w:pPr>
+              <w:spacing w:after="0" w:line="260"/>
+            </w:pPr>
+            <w:r>
+              <w:rPr>
+                <w:sz w:val="19"/>
+                <w:szCs w:val="19"/>
+              </w:rPr>
+              <w:t xml:space="preserve">cinq sources toujours transmises</w:t>
+            </w:r>
+          </w:p>
+        </w:tc>
+        <w:tc>
+          <w:tcPr>
+            <w:tcW w:type="dxa" w:w="1626"/>
+            <w:tcBorders>
+              <w:top w:val="single" w:color="BFBFBF" w:sz="4"/>
+              <w:left w:val="single" w:color="BFBFBF" w:sz="4"/>
+              <w:bottom w:val="single" w:color="BFBFBF" w:sz="4"/>
+              <w:right w:val="single" w:color="BFBFBF" w:sz="4"/>
+            </w:tcBorders>
+            <w:tcMar>
+              <w:top w:type="dxa" w:w="60"/>
+              <w:left w:type="dxa" w:w="100"/>
+              <w:bottom w:type="dxa" w:w="60"/>
+              <w:right w:type="dxa" w:w="100"/>
+            </w:tcMar>
+          </w:tcPr>
+          <w:p>
+            <w:pPr>
+              <w:spacing w:after="0" w:line="260"/>
+            </w:pPr>
+            <w:r>
+              <w:rPr>
+                <w:sz w:val="19"/>
+                <w:szCs w:val="19"/>
+              </w:rPr>
+              <w:t xml:space="preserve">perspective (§ 11)</w:t>
+            </w:r>
+          </w:p>
+        </w:tc>
+      </w:tr>
+      <w:tr>
+        <w:tc>
+          <w:tcPr>
+            <w:tcW w:type="dxa" w:w="3429"/>
+            <w:tcBorders>
+              <w:top w:val="single" w:color="BFBFBF" w:sz="4"/>
+              <w:left w:val="single" w:color="BFBFBF" w:sz="4"/>
+              <w:bottom w:val="single" w:color="BFBFBF" w:sz="4"/>
+              <w:right w:val="single" w:color="BFBFBF" w:sz="4"/>
+            </w:tcBorders>
+            <w:tcMar>
+              <w:top w:type="dxa" w:w="60"/>
+              <w:left w:type="dxa" w:w="100"/>
+              <w:bottom w:type="dxa" w:w="60"/>
+              <w:right w:type="dxa" w:w="100"/>
+            </w:tcMar>
+          </w:tcPr>
+          <w:p>
+            <w:pPr>
+              <w:spacing w:after="0" w:line="260"/>
+            </w:pPr>
+            <w:r>
+              <w:rPr>
+                <w:sz w:val="19"/>
+                <w:szCs w:val="19"/>
+              </w:rPr>
+              <w:t xml:space="preserve">Citation à la page et à la ligne de PDF hétérogènes</w:t>
+            </w:r>
+          </w:p>
+        </w:tc>
+        <w:tc>
+          <w:tcPr>
+            <w:tcW w:type="dxa" w:w="3971"/>
+            <w:tcBorders>
+              <w:top w:val="single" w:color="BFBFBF" w:sz="4"/>
+              <w:left w:val="single" w:color="BFBFBF" w:sz="4"/>
+              <w:bottom w:val="single" w:color="BFBFBF" w:sz="4"/>
+              <w:right w:val="single" w:color="BFBFBF" w:sz="4"/>
+            </w:tcBorders>
+            <w:tcMar>
+              <w:top w:type="dxa" w:w="60"/>
+              <w:left w:type="dxa" w:w="100"/>
+              <w:bottom w:type="dxa" w:w="60"/>
+              <w:right w:type="dxa" w:w="100"/>
+            </w:tcMar>
+          </w:tcPr>
+          <w:p>
+            <w:pPr>
+              <w:spacing w:after="0" w:line="260"/>
+            </w:pPr>
+            <w:r>
+              <w:rPr>
+                <w:sz w:val="19"/>
+                <w:szCs w:val="19"/>
+              </w:rPr>
+              <w:t xml:space="preserve">corpus déjà découpé en fiches : citation à la fiche et à l’extrait</w:t>
+            </w:r>
+          </w:p>
+        </w:tc>
+        <w:tc>
+          <w:tcPr>
+            <w:tcW w:type="dxa" w:w="1626"/>
+            <w:tcBorders>
+              <w:top w:val="single" w:color="BFBFBF" w:sz="4"/>
+              <w:left w:val="single" w:color="BFBFBF" w:sz="4"/>
+              <w:bottom w:val="single" w:color="BFBFBF" w:sz="4"/>
+              <w:right w:val="single" w:color="BFBFBF" w:sz="4"/>
+            </w:tcBorders>
+            <w:tcMar>
+              <w:top w:type="dxa" w:w="60"/>
+              <w:left w:type="dxa" w:w="100"/>
+              <w:bottom w:type="dxa" w:w="60"/>
+              <w:right w:type="dxa" w:w="100"/>
+            </w:tcMar>
+          </w:tcPr>
+          <w:p>
+            <w:pPr>
+              <w:spacing w:after="0" w:line="260"/>
+            </w:pPr>
+            <w:r>
+              <w:rPr>
+                <w:sz w:val="19"/>
+                <w:szCs w:val="19"/>
+              </w:rPr>
+              <w:t xml:space="preserve">hors périmètre</w:t>
+            </w:r>
+          </w:p>
+        </w:tc>
+      </w:tr>
+    </w:tbl>
+    <w:p>
+      <w:pPr>
+        <w:spacing w:after="200" w:before="60"/>
+        <w:jc w:val="center"/>
+      </w:pPr>
+      <w:r>
+        <w:rPr>
+          <w:i/>
+          <w:iCs/>
+          <w:color w:val="595959"/>
+          <w:sz w:val="19"/>
+          <w:szCs w:val="19"/>
+        </w:rPr>
+        <w:t xml:space="preserve">Tableau 0 — Recommandations des articles et mise en œuvre</w:t>
+      </w:r>
+    </w:p>
+    <w:p>
+      <w:pPr>
         <w:pStyle w:val="Heading1"/>
         <w:pageBreakBefore/>
       </w:pPr>
@@ -1124,7 +1908,7 @@
           <w:sz w:val="18"/>
           <w:szCs w:val="18"/>
         </w:rPr>
-        <w:t xml:space="preserve">            ┌───────────────────┴───────────────────┐</w:t>
+        <w:t xml:space="preserve">         ANALYSE DE LA QUESTION (src/question_parsing.py)</w:t>
       </w:r>
     </w:p>
     <w:p>
@@ -1139,7 +1923,7 @@
           <w:sz w:val="18"/>
           <w:szCs w:val="18"/>
         </w:rPr>
-        <w:t xml:space="preserve">            ▼                                       ▼</w:t>
+        <w:t xml:space="preserve">         termes significatifs + synonymes métier</w:t>
       </w:r>
     </w:p>
     <w:p>
@@ -1154,7 +1938,7 @@
           <w:sz w:val="18"/>
           <w:szCs w:val="18"/>
         </w:rPr>
-        <w:t xml:space="preserve">   RECHERCHE HYBRIDE (src/retrieval.py)     DOSSIER DE SINISTRE</w:t>
+        <w:t xml:space="preserve">                                │</w:t>
       </w:r>
     </w:p>
     <w:p>
@@ -1169,7 +1953,7 @@
           <w:sz w:val="18"/>
           <w:szCs w:val="18"/>
         </w:rPr>
-        <w:t xml:space="preserve">   TF-IDF + score lexical + fusion RRF     (src/claims_analytics.py)</w:t>
+        <w:t xml:space="preserve">            ┌───────────────────┴───────────────────┐</w:t>
       </w:r>
     </w:p>
     <w:p>
@@ -1184,7 +1968,7 @@
           <w:sz w:val="18"/>
           <w:szCs w:val="18"/>
         </w:rPr>
-        <w:t xml:space="preserve">            │                                       │</w:t>
+        <w:t xml:space="preserve">            ▼                                       ▼</w:t>
       </w:r>
     </w:p>
     <w:p>
@@ -1199,7 +1983,7 @@
           <w:sz w:val="18"/>
           <w:szCs w:val="18"/>
         </w:rPr>
-        <w:t xml:space="preserve">   5 fiches numérotées [S1]…[S5]          indicateurs + régression</w:t>
+        <w:t xml:space="preserve">   RECHERCHE HYBRIDE (src/retrieval.py)     DOSSIER DE SINISTRE</w:t>
       </w:r>
     </w:p>
     <w:p>
@@ -1214,7 +1998,7 @@
           <w:sz w:val="18"/>
           <w:szCs w:val="18"/>
         </w:rPr>
-        <w:t xml:space="preserve">            ▼                                logistique</w:t>
+        <w:t xml:space="preserve">   TF-IDF + score lexical + fusion RRF     (src/claims_analytics.py)</w:t>
       </w:r>
     </w:p>
     <w:p>
@@ -1229,7 +2013,7 @@
           <w:sz w:val="18"/>
           <w:szCs w:val="18"/>
         </w:rPr>
-        <w:t xml:space="preserve">   GÉNÉRATION (Ollama, llama3.2:3b)                 │</w:t>
+        <w:t xml:space="preserve">            │                                       │</w:t>
       </w:r>
     </w:p>
     <w:p>
@@ -1244,7 +2028,7 @@
           <w:sz w:val="18"/>
           <w:szCs w:val="18"/>
         </w:rPr>
-        <w:t xml:space="preserve">            ▼                                       │</w:t>
+        <w:t xml:space="preserve">   5 fiches numérotées [S1]…[S5]          indicateurs + régression</w:t>
       </w:r>
     </w:p>
     <w:p>
@@ -1259,7 +2043,52 @@
           <w:sz w:val="18"/>
           <w:szCs w:val="18"/>
         </w:rPr>
-        <w:t xml:space="preserve">   CONTRÔLE DES CITATIONS ── échec ──► révision ── échec ──► extraits</w:t>
+        <w:t xml:space="preserve">            ▼                                logistique</w:t>
+      </w:r>
+    </w:p>
+    <w:p>
+      <w:pPr>
+        <w:shd w:fill="F2F2F2" w:color="auto" w:val="clear"/>
+        <w:spacing w:after="0" w:line="240"/>
+        <w:ind w:left="240" w:right="240"/>
+      </w:pPr>
+      <w:r>
+        <w:rPr>
+          <w:rFonts w:ascii="Consolas" w:cs="Consolas" w:eastAsia="Consolas" w:hAnsi="Consolas"/>
+          <w:sz w:val="18"/>
+          <w:szCs w:val="18"/>
+        </w:rPr>
+        <w:t xml:space="preserve">   RÉPONSE TYPÉE (Ollama, llama3.2:3b, JSON)       │</w:t>
+      </w:r>
+    </w:p>
+    <w:p>
+      <w:pPr>
+        <w:shd w:fill="F2F2F2" w:color="auto" w:val="clear"/>
+        <w:spacing w:after="0" w:line="240"/>
+        <w:ind w:left="240" w:right="240"/>
+      </w:pPr>
+      <w:r>
+        <w:rPr>
+          <w:rFonts w:ascii="Consolas" w:cs="Consolas" w:eastAsia="Consolas" w:hAnsi="Consolas"/>
+          <w:sz w:val="18"/>
+          <w:szCs w:val="18"/>
+        </w:rPr>
+        <w:t xml:space="preserve">            ▼                                       │</w:t>
+      </w:r>
+    </w:p>
+    <w:p>
+      <w:pPr>
+        <w:shd w:fill="F2F2F2" w:color="auto" w:val="clear"/>
+        <w:spacing w:after="0" w:line="240"/>
+        <w:ind w:left="240" w:right="240"/>
+      </w:pPr>
+      <w:r>
+        <w:rPr>
+          <w:rFonts w:ascii="Consolas" w:cs="Consolas" w:eastAsia="Consolas" w:hAnsi="Consolas"/>
+          <w:sz w:val="18"/>
+          <w:szCs w:val="18"/>
+        </w:rPr>
+        <w:t xml:space="preserve">   VÉRIFICATION DES EXTRAITS ── échec ──► révision ── échec ──► extraits</w:t>
       </w:r>
     </w:p>
     <w:p>
@@ -1485,7 +2314,7 @@
                 <w:sz w:val="19"/>
                 <w:szCs w:val="19"/>
               </w:rPr>
-              <w:t xml:space="preserve">API et génération</w:t>
+              <w:t xml:space="preserve">API</w:t>
             </w:r>
           </w:p>
         </w:tc>
@@ -1544,7 +2373,7 @@
                 <w:sz w:val="19"/>
                 <w:szCs w:val="19"/>
               </w:rPr>
-              <w:t xml:space="preserve">routes, appel à Ollama, contrôle des citations, révision, repli</w:t>
+              <w:t xml:space="preserve">routes, appel à Ollama, mesures de durée</w:t>
             </w:r>
           </w:p>
         </w:tc>
@@ -1575,7 +2404,7 @@
                 <w:sz w:val="19"/>
                 <w:szCs w:val="19"/>
               </w:rPr>
-              <w:t xml:space="preserve">Recherche documentaire</w:t>
+              <w:t xml:space="preserve">Analyse de la question</w:t>
             </w:r>
           </w:p>
         </w:tc>
@@ -1605,7 +2434,7 @@
                 <w:sz w:val="19"/>
                 <w:szCs w:val="19"/>
               </w:rPr>
-              <w:t xml:space="preserve">src/retrieval.py</w:t>
+              <w:t xml:space="preserve">src/question_parsing.py</w:t>
             </w:r>
           </w:p>
         </w:tc>
@@ -1634,7 +2463,7 @@
                 <w:sz w:val="19"/>
                 <w:szCs w:val="19"/>
               </w:rPr>
-              <w:t xml:space="preserve">index TF-IDF, score lexical, fusion des rangs</w:t>
+              <w:t xml:space="preserve">termes significatifs, dictionnaire de synonymes métier</w:t>
             </w:r>
           </w:p>
         </w:tc>
@@ -1665,7 +2494,7 @@
                 <w:sz w:val="19"/>
                 <w:szCs w:val="19"/>
               </w:rPr>
-              <w:t xml:space="preserve">Analyse des sinistres</w:t>
+              <w:t xml:space="preserve">Recherche documentaire</w:t>
             </w:r>
           </w:p>
         </w:tc>
@@ -1695,7 +2524,7 @@
                 <w:sz w:val="19"/>
                 <w:szCs w:val="19"/>
               </w:rPr>
-              <w:t xml:space="preserve">src/claims_analytics.py</w:t>
+              <w:t xml:space="preserve">src/retrieval.py</w:t>
             </w:r>
           </w:p>
         </w:tc>
@@ -1724,7 +2553,7 @@
                 <w:sz w:val="19"/>
                 <w:szCs w:val="19"/>
               </w:rPr>
-              <w:t xml:space="preserve">indicateurs, entraînement et évaluation du modèle</w:t>
+              <w:t xml:space="preserve">index TF-IDF, score lexical par concept, fusion des rangs</w:t>
             </w:r>
           </w:p>
         </w:tc>
@@ -1755,7 +2584,7 @@
                 <w:sz w:val="19"/>
                 <w:szCs w:val="19"/>
               </w:rPr>
-              <w:t xml:space="preserve">Interface RAG</w:t>
+              <w:t xml:space="preserve">Génération typée</w:t>
             </w:r>
           </w:p>
         </w:tc>
@@ -1785,7 +2614,7 @@
                 <w:sz w:val="19"/>
                 <w:szCs w:val="19"/>
               </w:rPr>
-              <w:t xml:space="preserve">static/index.html</w:t>
+              <w:t xml:space="preserve">src/generation.py</w:t>
             </w:r>
           </w:p>
         </w:tc>
@@ -1814,7 +2643,7 @@
                 <w:sz w:val="19"/>
                 <w:szCs w:val="19"/>
               </w:rPr>
-              <w:t xml:space="preserve">saisie de la question, réponse, sources, scores, durées</w:t>
+              <w:t xml:space="preserve">schéma de réponse, vérification des extraits, statut, révision, repli</w:t>
             </w:r>
           </w:p>
         </w:tc>
@@ -1845,7 +2674,7 @@
                 <w:sz w:val="19"/>
                 <w:szCs w:val="19"/>
               </w:rPr>
-              <w:t xml:space="preserve">Tableau de bord</w:t>
+              <w:t xml:space="preserve">Analyse des sinistres</w:t>
             </w:r>
           </w:p>
         </w:tc>
@@ -1875,7 +2704,7 @@
                 <w:sz w:val="19"/>
                 <w:szCs w:val="19"/>
               </w:rPr>
-              <w:t xml:space="preserve">static/claims.html</w:t>
+              <w:t xml:space="preserve">src/claims_analytics.py</w:t>
             </w:r>
           </w:p>
         </w:tc>
@@ -1904,7 +2733,7 @@
                 <w:sz w:val="19"/>
                 <w:szCs w:val="19"/>
               </w:rPr>
-              <w:t xml:space="preserve">indicateurs, dossiers, analyse d’un dossier</w:t>
+              <w:t xml:space="preserve">indicateurs, entraînement et évaluation du modèle</w:t>
             </w:r>
           </w:p>
         </w:tc>
@@ -1935,7 +2764,7 @@
                 <w:sz w:val="19"/>
                 <w:szCs w:val="19"/>
               </w:rPr>
-              <w:t xml:space="preserve">Conteneur</w:t>
+              <w:t xml:space="preserve">Interface RAG</w:t>
             </w:r>
           </w:p>
         </w:tc>
@@ -1965,22 +2794,7 @@
                 <w:sz w:val="19"/>
                 <w:szCs w:val="19"/>
               </w:rPr>
-              <w:t xml:space="preserve">Dockerfile</w:t>
-            </w:r>
-            <w:r>
-              <w:rPr>
-                <w:sz w:val="19"/>
-                <w:szCs w:val="19"/>
-              </w:rPr>
-              <w:t xml:space="preserve">, </w:t>
-            </w:r>
-            <w:r>
-              <w:rPr>
-                <w:rFonts w:ascii="Consolas" w:cs="Consolas" w:eastAsia="Consolas" w:hAnsi="Consolas"/>
-                <w:sz w:val="19"/>
-                <w:szCs w:val="19"/>
-              </w:rPr>
-              <w:t xml:space="preserve">docker-entrypoint.sh</w:t>
+              <w:t xml:space="preserve">static/index.html</w:t>
             </w:r>
           </w:p>
         </w:tc>
@@ -2009,7 +2823,7 @@
                 <w:sz w:val="19"/>
                 <w:szCs w:val="19"/>
               </w:rPr>
-              <w:t xml:space="preserve">installation d’Ollama, téléchargement et préchargement du modèle</w:t>
+              <w:t xml:space="preserve">saisie de la question, réponse, sources, scores, durées</w:t>
             </w:r>
           </w:p>
         </w:tc>
@@ -2040,6 +2854,201 @@
                 <w:sz w:val="19"/>
                 <w:szCs w:val="19"/>
               </w:rPr>
+              <w:t xml:space="preserve">Tableau de bord</w:t>
+            </w:r>
+          </w:p>
+        </w:tc>
+        <w:tc>
+          <w:tcPr>
+            <w:tcW w:type="dxa" w:w="2707"/>
+            <w:tcBorders>
+              <w:top w:val="single" w:color="BFBFBF" w:sz="4"/>
+              <w:left w:val="single" w:color="BFBFBF" w:sz="4"/>
+              <w:bottom w:val="single" w:color="BFBFBF" w:sz="4"/>
+              <w:right w:val="single" w:color="BFBFBF" w:sz="4"/>
+            </w:tcBorders>
+            <w:tcMar>
+              <w:top w:type="dxa" w:w="60"/>
+              <w:left w:type="dxa" w:w="100"/>
+              <w:bottom w:type="dxa" w:w="60"/>
+              <w:right w:type="dxa" w:w="100"/>
+            </w:tcMar>
+          </w:tcPr>
+          <w:p>
+            <w:pPr>
+              <w:spacing w:after="0" w:line="260"/>
+            </w:pPr>
+            <w:r>
+              <w:rPr>
+                <w:rFonts w:ascii="Consolas" w:cs="Consolas" w:eastAsia="Consolas" w:hAnsi="Consolas"/>
+                <w:sz w:val="19"/>
+                <w:szCs w:val="19"/>
+              </w:rPr>
+              <w:t xml:space="preserve">static/claims.html</w:t>
+            </w:r>
+          </w:p>
+        </w:tc>
+        <w:tc>
+          <w:tcPr>
+            <w:tcW w:type="dxa" w:w="4153"/>
+            <w:tcBorders>
+              <w:top w:val="single" w:color="BFBFBF" w:sz="4"/>
+              <w:left w:val="single" w:color="BFBFBF" w:sz="4"/>
+              <w:bottom w:val="single" w:color="BFBFBF" w:sz="4"/>
+              <w:right w:val="single" w:color="BFBFBF" w:sz="4"/>
+            </w:tcBorders>
+            <w:tcMar>
+              <w:top w:type="dxa" w:w="60"/>
+              <w:left w:type="dxa" w:w="100"/>
+              <w:bottom w:type="dxa" w:w="60"/>
+              <w:right w:type="dxa" w:w="100"/>
+            </w:tcMar>
+          </w:tcPr>
+          <w:p>
+            <w:pPr>
+              <w:spacing w:after="0" w:line="260"/>
+            </w:pPr>
+            <w:r>
+              <w:rPr>
+                <w:sz w:val="19"/>
+                <w:szCs w:val="19"/>
+              </w:rPr>
+              <w:t xml:space="preserve">indicateurs, dossiers, analyse d’un dossier</w:t>
+            </w:r>
+          </w:p>
+        </w:tc>
+      </w:tr>
+      <w:tr>
+        <w:tc>
+          <w:tcPr>
+            <w:tcW w:type="dxa" w:w="2166"/>
+            <w:tcBorders>
+              <w:top w:val="single" w:color="BFBFBF" w:sz="4"/>
+              <w:left w:val="single" w:color="BFBFBF" w:sz="4"/>
+              <w:bottom w:val="single" w:color="BFBFBF" w:sz="4"/>
+              <w:right w:val="single" w:color="BFBFBF" w:sz="4"/>
+            </w:tcBorders>
+            <w:tcMar>
+              <w:top w:type="dxa" w:w="60"/>
+              <w:left w:type="dxa" w:w="100"/>
+              <w:bottom w:type="dxa" w:w="60"/>
+              <w:right w:type="dxa" w:w="100"/>
+            </w:tcMar>
+          </w:tcPr>
+          <w:p>
+            <w:pPr>
+              <w:spacing w:after="0" w:line="260"/>
+            </w:pPr>
+            <w:r>
+              <w:rPr>
+                <w:sz w:val="19"/>
+                <w:szCs w:val="19"/>
+              </w:rPr>
+              <w:t xml:space="preserve">Conteneur</w:t>
+            </w:r>
+          </w:p>
+        </w:tc>
+        <w:tc>
+          <w:tcPr>
+            <w:tcW w:type="dxa" w:w="2707"/>
+            <w:tcBorders>
+              <w:top w:val="single" w:color="BFBFBF" w:sz="4"/>
+              <w:left w:val="single" w:color="BFBFBF" w:sz="4"/>
+              <w:bottom w:val="single" w:color="BFBFBF" w:sz="4"/>
+              <w:right w:val="single" w:color="BFBFBF" w:sz="4"/>
+            </w:tcBorders>
+            <w:tcMar>
+              <w:top w:type="dxa" w:w="60"/>
+              <w:left w:type="dxa" w:w="100"/>
+              <w:bottom w:type="dxa" w:w="60"/>
+              <w:right w:type="dxa" w:w="100"/>
+            </w:tcMar>
+          </w:tcPr>
+          <w:p>
+            <w:pPr>
+              <w:spacing w:after="0" w:line="260"/>
+            </w:pPr>
+            <w:r>
+              <w:rPr>
+                <w:rFonts w:ascii="Consolas" w:cs="Consolas" w:eastAsia="Consolas" w:hAnsi="Consolas"/>
+                <w:sz w:val="19"/>
+                <w:szCs w:val="19"/>
+              </w:rPr>
+              <w:t xml:space="preserve">Dockerfile</w:t>
+            </w:r>
+            <w:r>
+              <w:rPr>
+                <w:sz w:val="19"/>
+                <w:szCs w:val="19"/>
+              </w:rPr>
+              <w:t xml:space="preserve">, </w:t>
+            </w:r>
+            <w:r>
+              <w:rPr>
+                <w:rFonts w:ascii="Consolas" w:cs="Consolas" w:eastAsia="Consolas" w:hAnsi="Consolas"/>
+                <w:sz w:val="19"/>
+                <w:szCs w:val="19"/>
+              </w:rPr>
+              <w:t xml:space="preserve">docker-entrypoint.sh</w:t>
+            </w:r>
+          </w:p>
+        </w:tc>
+        <w:tc>
+          <w:tcPr>
+            <w:tcW w:type="dxa" w:w="4153"/>
+            <w:tcBorders>
+              <w:top w:val="single" w:color="BFBFBF" w:sz="4"/>
+              <w:left w:val="single" w:color="BFBFBF" w:sz="4"/>
+              <w:bottom w:val="single" w:color="BFBFBF" w:sz="4"/>
+              <w:right w:val="single" w:color="BFBFBF" w:sz="4"/>
+            </w:tcBorders>
+            <w:tcMar>
+              <w:top w:type="dxa" w:w="60"/>
+              <w:left w:type="dxa" w:w="100"/>
+              <w:bottom w:type="dxa" w:w="60"/>
+              <w:right w:type="dxa" w:w="100"/>
+            </w:tcMar>
+          </w:tcPr>
+          <w:p>
+            <w:pPr>
+              <w:spacing w:after="0" w:line="260"/>
+            </w:pPr>
+            <w:r>
+              <w:rPr>
+                <w:sz w:val="19"/>
+                <w:szCs w:val="19"/>
+              </w:rPr>
+              <w:t xml:space="preserve">installation d’Ollama, téléchargement et préchargement du modèle</w:t>
+            </w:r>
+          </w:p>
+        </w:tc>
+      </w:tr>
+      <w:tr>
+        <w:tc>
+          <w:tcPr>
+            <w:tcW w:type="dxa" w:w="2166"/>
+            <w:tcBorders>
+              <w:top w:val="single" w:color="BFBFBF" w:sz="4"/>
+              <w:left w:val="single" w:color="BFBFBF" w:sz="4"/>
+              <w:bottom w:val="single" w:color="BFBFBF" w:sz="4"/>
+              <w:right w:val="single" w:color="BFBFBF" w:sz="4"/>
+            </w:tcBorders>
+            <w:tcMar>
+              <w:top w:type="dxa" w:w="60"/>
+              <w:left w:type="dxa" w:w="100"/>
+              <w:bottom w:type="dxa" w:w="60"/>
+              <w:right w:type="dxa" w:w="100"/>
+            </w:tcMar>
+          </w:tcPr>
+          <w:p>
+            <w:pPr>
+              <w:spacing w:after="0" w:line="260"/>
+            </w:pPr>
+            <w:r>
+              <w:rPr>
+                <w:sz w:val="19"/>
+                <w:szCs w:val="19"/>
+              </w:rPr>
               <w:t xml:space="preserve">Qualité</w:t>
             </w:r>
           </w:p>
@@ -2114,7 +3123,7 @@
                 <w:sz w:val="19"/>
                 <w:szCs w:val="19"/>
               </w:rPr>
-              <w:t xml:space="preserve">84 tests et évaluation de la recherche</w:t>
+              <w:t xml:space="preserve">101 tests et évaluation de la recherche</w:t>
             </w:r>
           </w:p>
         </w:tc>
@@ -3342,7 +4351,74 @@
         <w:pStyle w:val="Heading2"/>
       </w:pPr>
       <w:r>
-        <w:t xml:space="preserve">4.1 Étape 1 — Représentation TF-IDF</w:t>
+        <w:t xml:space="preserve">4.1 Étape 1 — Analyse de la question</w:t>
+      </w:r>
+    </w:p>
+    <w:p>
+      <w:pPr>
+        <w:spacing w:after="120" w:line="288"/>
+        <w:jc w:val="both"/>
+      </w:pPr>
+      <w:r>
+        <w:t xml:space="preserve">L’évaluation de la version 19 a montré la limite principale du système : lorsqu’un assuré n’emploie pas les mots des fiches (« nounou » au lieu de « baby-sitter », « capteurs photovoltaïques » au lieu de « panneaux solaires »), la bonne fiche n’est pas retrouvée. Conformément à la recommandation de l’article 1, la question passe d’abord par un </w:t>
+      </w:r>
+      <w:r>
+        <w:rPr>
+          <w:b/>
+          <w:bCs/>
+        </w:rPr>
+        <w:t xml:space="preserve">dictionnaire de synonymes métier</w:t>
+      </w:r>
+      <w:r>
+        <w:t xml:space="preserve"> (</w:t>
+      </w:r>
+      <w:r>
+        <w:rPr>
+          <w:rFonts w:ascii="Consolas" w:cs="Consolas" w:eastAsia="Consolas" w:hAnsi="Consolas"/>
+          <w:sz w:val="19"/>
+          <w:szCs w:val="19"/>
+        </w:rPr>
+        <w:t xml:space="preserve">src/question_parsing.py</w:t>
+      </w:r>
+      <w:r>
+        <w:t xml:space="preserve">) d’une soixantaine d’entrées : personnes, événements, biens, logement et notions contractuelles (franchise, plafond, exclusions, indemnisation).</w:t>
+      </w:r>
+    </w:p>
+    <w:p>
+      <w:pPr>
+        <w:spacing w:after="120" w:line="288"/>
+        <w:jc w:val="both"/>
+      </w:pPr>
+      <w:r>
+        <w:t xml:space="preserve">La question devient une liste de </w:t>
+      </w:r>
+      <w:r>
+        <w:rPr>
+          <w:b/>
+          <w:bCs/>
+        </w:rPr>
+        <w:t xml:space="preserve">concepts</w:t>
+      </w:r>
+      <w:r>
+        <w:t xml:space="preserve">. Chaque terme significatif forme un concept ; lorsqu’une formulation courante est reconnue, le terme des fiches est ajouté </w:t>
+      </w:r>
+      <w:r>
+        <w:rPr>
+          <w:b/>
+          <w:bCs/>
+        </w:rPr>
+        <w:t xml:space="preserve">au même concept</w:t>
+      </w:r>
+      <w:r>
+        <w:t xml:space="preserve"> (« nounou » ou « baby sitter »). Un concept est couvert si l’une de ses formes apparaît dans le document. Ce choix évite un piège : ajouter des synonymes comme termes supplémentaires augmenterait le nombre de termes à couvrir et diluerait le score des documents pertinents. Les termes ajoutés enrichissent aussi la requête TF-IDF et sont affichés dans l’interface, pour que l’utilisateur voie comment sa question a été comprise.</w:t>
+      </w:r>
+    </w:p>
+    <w:p>
+      <w:pPr>
+        <w:pStyle w:val="Heading2"/>
+      </w:pPr>
+      <w:r>
+        <w:t xml:space="preserve">4.2 Étape 2 — Représentation TF-IDF</w:t>
       </w:r>
     </w:p>
     <w:p>
@@ -3425,7 +4501,7 @@
         <w:pStyle w:val="Heading2"/>
       </w:pPr>
       <w:r>
-        <w:t xml:space="preserve">4.2 Étape 2 — Score lexical métier</w:t>
+        <w:t xml:space="preserve">4.3 Étape 3 — Score lexical métier</w:t>
       </w:r>
     </w:p>
     <w:p>
@@ -3434,7 +4510,7 @@
         <w:jc w:val="both"/>
       </w:pPr>
       <w:r>
-        <w:t xml:space="preserve">Un second signal favorise les documents qui reprennent explicitement les termes métier de la question (franchise, plafond, exclusion…). Les mots outils et les termes trop généraux pour ce corpus (« assurance », « habitation », « contrat ») sont retirés. Pour les m termes restants, on compte leur présence dans le titre (poids 3) et dans le contenu (poids 1), avec un bonus lorsque deux termes consécutifs de la question apparaissent ensemble :</w:t>
+        <w:t xml:space="preserve">Un second signal favorise les documents qui reprennent explicitement les termes métier de la question (franchise, plafond, exclusion…). Les mots outils et les termes trop généraux pour ce corpus (« assurance », « habitation », « contrat ») sont retirés. Pour les m concepts restants, on compte ceux présents dans le titre (poids 3) et dans le contenu (poids 1), avec un bonus lorsque deux termes consécutifs de la question apparaissent ensemble :</w:t>
       </w:r>
     </w:p>
     <w:p>
@@ -3456,7 +4532,7 @@
         <w:pStyle w:val="Heading2"/>
       </w:pPr>
       <w:r>
-        <w:t xml:space="preserve">4.3 Étape 3 — Fusion des rangs (RRF)</w:t>
+        <w:t xml:space="preserve">4.4 Étape 4 — Fusion des rangs (RRF)</w:t>
       </w:r>
     </w:p>
     <w:p>
@@ -3539,7 +4615,7 @@
         <w:pStyle w:val="Heading2"/>
       </w:pPr>
       <w:r>
-        <w:t xml:space="preserve">4.4 Étape 4 — Génération contrôlée</w:t>
+        <w:t xml:space="preserve">4.5 Étape 5 — Réponse typée et vérifiée</w:t>
       </w:r>
     </w:p>
     <w:p>
@@ -3548,26 +4624,487 @@
         <w:jc w:val="both"/>
       </w:pPr>
       <w:r>
-        <w:t xml:space="preserve">Le modèle </w:t>
-      </w:r>
-      <w:r>
-        <w:rPr>
-          <w:rFonts w:ascii="Consolas" w:cs="Consolas" w:eastAsia="Consolas" w:hAnsi="Consolas"/>
+        <w:t xml:space="preserve">Le modèle ne renvoie pas un texte libre mais un </w:t>
+      </w:r>
+      <w:r>
+        <w:rPr>
+          <w:b/>
+          <w:bCs/>
+        </w:rPr>
+        <w:t xml:space="preserve">objet JSON</w:t>
+      </w:r>
+      <w:r>
+        <w:t xml:space="preserve"> dont la structure est imposée par un schéma (sortie structurée d’Ollama). Cette contrainte transforme une réponse difficile à contrôler en données que le programme peut vérifier et le métier comprendre :</w:t>
+      </w:r>
+    </w:p>
+    <w:tbl>
+      <w:tblPr>
+        <w:tblW w:type="dxa" w:w="9026"/>
+        <w:tblBorders>
+          <w:top w:val="single" w:color="auto" w:sz="4"/>
+          <w:left w:val="single" w:color="auto" w:sz="4"/>
+          <w:bottom w:val="single" w:color="auto" w:sz="4"/>
+          <w:right w:val="single" w:color="auto" w:sz="4"/>
+          <w:insideH w:val="single" w:color="auto" w:sz="4"/>
+          <w:insideV w:val="single" w:color="auto" w:sz="4"/>
+        </w:tblBorders>
+      </w:tblPr>
+      <w:tblGrid>
+        <w:gridCol w:w="2707"/>
+        <w:gridCol w:w="6319"/>
+      </w:tblGrid>
+      <w:tr>
+        <w:trPr>
+          <w:tblHeader/>
+        </w:trPr>
+        <w:tc>
+          <w:tcPr>
+            <w:tcW w:type="dxa" w:w="2707"/>
+            <w:tcBorders>
+              <w:top w:val="single" w:color="BFBFBF" w:sz="4"/>
+              <w:left w:val="single" w:color="BFBFBF" w:sz="4"/>
+              <w:bottom w:val="single" w:color="BFBFBF" w:sz="4"/>
+              <w:right w:val="single" w:color="BFBFBF" w:sz="4"/>
+            </w:tcBorders>
+            <w:shd w:fill="1F3864" w:color="auto" w:val="clear"/>
+            <w:tcMar>
+              <w:top w:type="dxa" w:w="60"/>
+              <w:left w:type="dxa" w:w="100"/>
+              <w:bottom w:type="dxa" w:w="60"/>
+              <w:right w:type="dxa" w:w="100"/>
+            </w:tcMar>
+          </w:tcPr>
+          <w:p>
+            <w:pPr>
+              <w:spacing w:after="0" w:line="260"/>
+            </w:pPr>
+            <w:r>
+              <w:rPr>
+                <w:b/>
+                <w:bCs/>
+                <w:color w:val="FFFFFF"/>
+                <w:sz w:val="19"/>
+                <w:szCs w:val="19"/>
+              </w:rPr>
+              <w:t xml:space="preserve">Champ</w:t>
+            </w:r>
+          </w:p>
+        </w:tc>
+        <w:tc>
+          <w:tcPr>
+            <w:tcW w:type="dxa" w:w="6319"/>
+            <w:tcBorders>
+              <w:top w:val="single" w:color="BFBFBF" w:sz="4"/>
+              <w:left w:val="single" w:color="BFBFBF" w:sz="4"/>
+              <w:bottom w:val="single" w:color="BFBFBF" w:sz="4"/>
+              <w:right w:val="single" w:color="BFBFBF" w:sz="4"/>
+            </w:tcBorders>
+            <w:shd w:fill="1F3864" w:color="auto" w:val="clear"/>
+            <w:tcMar>
+              <w:top w:type="dxa" w:w="60"/>
+              <w:left w:type="dxa" w:w="100"/>
+              <w:bottom w:type="dxa" w:w="60"/>
+              <w:right w:type="dxa" w:w="100"/>
+            </w:tcMar>
+          </w:tcPr>
+          <w:p>
+            <w:pPr>
+              <w:spacing w:after="0" w:line="260"/>
+            </w:pPr>
+            <w:r>
+              <w:rPr>
+                <w:b/>
+                <w:bCs/>
+                <w:color w:val="FFFFFF"/>
+                <w:sz w:val="19"/>
+                <w:szCs w:val="19"/>
+              </w:rPr>
+              <w:t xml:space="preserve">Contenu</w:t>
+            </w:r>
+          </w:p>
+        </w:tc>
+      </w:tr>
+      <w:tr>
+        <w:tc>
+          <w:tcPr>
+            <w:tcW w:type="dxa" w:w="2707"/>
+            <w:tcBorders>
+              <w:top w:val="single" w:color="BFBFBF" w:sz="4"/>
+              <w:left w:val="single" w:color="BFBFBF" w:sz="4"/>
+              <w:bottom w:val="single" w:color="BFBFBF" w:sz="4"/>
+              <w:right w:val="single" w:color="BFBFBF" w:sz="4"/>
+            </w:tcBorders>
+            <w:tcMar>
+              <w:top w:type="dxa" w:w="60"/>
+              <w:left w:type="dxa" w:w="100"/>
+              <w:bottom w:type="dxa" w:w="60"/>
+              <w:right w:type="dxa" w:w="100"/>
+            </w:tcMar>
+          </w:tcPr>
+          <w:p>
+            <w:pPr>
+              <w:spacing w:after="0" w:line="260"/>
+            </w:pPr>
+            <w:r>
+              <w:rPr>
+                <w:rFonts w:ascii="Consolas" w:cs="Consolas" w:eastAsia="Consolas" w:hAnsi="Consolas"/>
+                <w:sz w:val="19"/>
+                <w:szCs w:val="19"/>
+              </w:rPr>
+              <w:t xml:space="preserve">answer_found</w:t>
+            </w:r>
+          </w:p>
+        </w:tc>
+        <w:tc>
+          <w:tcPr>
+            <w:tcW w:type="dxa" w:w="6319"/>
+            <w:tcBorders>
+              <w:top w:val="single" w:color="BFBFBF" w:sz="4"/>
+              <w:left w:val="single" w:color="BFBFBF" w:sz="4"/>
+              <w:bottom w:val="single" w:color="BFBFBF" w:sz="4"/>
+              <w:right w:val="single" w:color="BFBFBF" w:sz="4"/>
+            </w:tcBorders>
+            <w:tcMar>
+              <w:top w:type="dxa" w:w="60"/>
+              <w:left w:type="dxa" w:w="100"/>
+              <w:bottom w:type="dxa" w:w="60"/>
+              <w:right w:type="dxa" w:w="100"/>
+            </w:tcMar>
+          </w:tcPr>
+          <w:p>
+            <w:pPr>
+              <w:spacing w:after="0" w:line="260"/>
+            </w:pPr>
+            <w:r>
+              <w:rPr>
+                <w:sz w:val="19"/>
+                <w:szCs w:val="19"/>
+              </w:rPr>
+              <w:t xml:space="preserve">les sources contiennent-elles la réponse ?</w:t>
+            </w:r>
+          </w:p>
+        </w:tc>
+      </w:tr>
+      <w:tr>
+        <w:tc>
+          <w:tcPr>
+            <w:tcW w:type="dxa" w:w="2707"/>
+            <w:tcBorders>
+              <w:top w:val="single" w:color="BFBFBF" w:sz="4"/>
+              <w:left w:val="single" w:color="BFBFBF" w:sz="4"/>
+              <w:bottom w:val="single" w:color="BFBFBF" w:sz="4"/>
+              <w:right w:val="single" w:color="BFBFBF" w:sz="4"/>
+            </w:tcBorders>
+            <w:tcMar>
+              <w:top w:type="dxa" w:w="60"/>
+              <w:left w:type="dxa" w:w="100"/>
+              <w:bottom w:type="dxa" w:w="60"/>
+              <w:right w:type="dxa" w:w="100"/>
+            </w:tcMar>
+          </w:tcPr>
+          <w:p>
+            <w:pPr>
+              <w:spacing w:after="0" w:line="260"/>
+            </w:pPr>
+            <w:r>
+              <w:rPr>
+                <w:rFonts w:ascii="Consolas" w:cs="Consolas" w:eastAsia="Consolas" w:hAnsi="Consolas"/>
+                <w:sz w:val="19"/>
+                <w:szCs w:val="19"/>
+              </w:rPr>
+              <w:t xml:space="preserve">complete_answer_found</w:t>
+            </w:r>
+          </w:p>
+        </w:tc>
+        <w:tc>
+          <w:tcPr>
+            <w:tcW w:type="dxa" w:w="6319"/>
+            <w:tcBorders>
+              <w:top w:val="single" w:color="BFBFBF" w:sz="4"/>
+              <w:left w:val="single" w:color="BFBFBF" w:sz="4"/>
+              <w:bottom w:val="single" w:color="BFBFBF" w:sz="4"/>
+              <w:right w:val="single" w:color="BFBFBF" w:sz="4"/>
+            </w:tcBorders>
+            <w:tcMar>
+              <w:top w:type="dxa" w:w="60"/>
+              <w:left w:type="dxa" w:w="100"/>
+              <w:bottom w:type="dxa" w:w="60"/>
+              <w:right w:type="dxa" w:w="100"/>
+            </w:tcMar>
+          </w:tcPr>
+          <w:p>
+            <w:pPr>
+              <w:spacing w:after="0" w:line="260"/>
+            </w:pPr>
+            <w:r>
+              <w:rPr>
+                <w:sz w:val="19"/>
+                <w:szCs w:val="19"/>
+              </w:rPr>
+              <w:t xml:space="preserve">la réponse est-elle complète ou seulement partielle ?</w:t>
+            </w:r>
+          </w:p>
+        </w:tc>
+      </w:tr>
+      <w:tr>
+        <w:tc>
+          <w:tcPr>
+            <w:tcW w:type="dxa" w:w="2707"/>
+            <w:tcBorders>
+              <w:top w:val="single" w:color="BFBFBF" w:sz="4"/>
+              <w:left w:val="single" w:color="BFBFBF" w:sz="4"/>
+              <w:bottom w:val="single" w:color="BFBFBF" w:sz="4"/>
+              <w:right w:val="single" w:color="BFBFBF" w:sz="4"/>
+            </w:tcBorders>
+            <w:tcMar>
+              <w:top w:type="dxa" w:w="60"/>
+              <w:left w:type="dxa" w:w="100"/>
+              <w:bottom w:type="dxa" w:w="60"/>
+              <w:right w:type="dxa" w:w="100"/>
+            </w:tcMar>
+          </w:tcPr>
+          <w:p>
+            <w:pPr>
+              <w:spacing w:after="0" w:line="260"/>
+            </w:pPr>
+            <w:r>
+              <w:rPr>
+                <w:rFonts w:ascii="Consolas" w:cs="Consolas" w:eastAsia="Consolas" w:hAnsi="Consolas"/>
+                <w:sz w:val="19"/>
+                <w:szCs w:val="19"/>
+              </w:rPr>
+              <w:t xml:space="preserve">answer</w:t>
+            </w:r>
+          </w:p>
+        </w:tc>
+        <w:tc>
+          <w:tcPr>
+            <w:tcW w:type="dxa" w:w="6319"/>
+            <w:tcBorders>
+              <w:top w:val="single" w:color="BFBFBF" w:sz="4"/>
+              <w:left w:val="single" w:color="BFBFBF" w:sz="4"/>
+              <w:bottom w:val="single" w:color="BFBFBF" w:sz="4"/>
+              <w:right w:val="single" w:color="BFBFBF" w:sz="4"/>
+            </w:tcBorders>
+            <w:tcMar>
+              <w:top w:type="dxa" w:w="60"/>
+              <w:left w:type="dxa" w:w="100"/>
+              <w:bottom w:type="dxa" w:w="60"/>
+              <w:right w:type="dxa" w:w="100"/>
+            </w:tcMar>
+          </w:tcPr>
+          <w:p>
+            <w:pPr>
+              <w:spacing w:after="0" w:line="260"/>
+            </w:pPr>
+            <w:r>
+              <w:rPr>
+                <w:sz w:val="19"/>
+                <w:szCs w:val="19"/>
+              </w:rPr>
+              <w:t xml:space="preserve">la réponse rédigée en français</w:t>
+            </w:r>
+          </w:p>
+        </w:tc>
+      </w:tr>
+      <w:tr>
+        <w:tc>
+          <w:tcPr>
+            <w:tcW w:type="dxa" w:w="2707"/>
+            <w:tcBorders>
+              <w:top w:val="single" w:color="BFBFBF" w:sz="4"/>
+              <w:left w:val="single" w:color="BFBFBF" w:sz="4"/>
+              <w:bottom w:val="single" w:color="BFBFBF" w:sz="4"/>
+              <w:right w:val="single" w:color="BFBFBF" w:sz="4"/>
+            </w:tcBorders>
+            <w:tcMar>
+              <w:top w:type="dxa" w:w="60"/>
+              <w:left w:type="dxa" w:w="100"/>
+              <w:bottom w:type="dxa" w:w="60"/>
+              <w:right w:type="dxa" w:w="100"/>
+            </w:tcMar>
+          </w:tcPr>
+          <w:p>
+            <w:pPr>
+              <w:spacing w:after="0" w:line="260"/>
+            </w:pPr>
+            <w:r>
+              <w:rPr>
+                <w:rFonts w:ascii="Consolas" w:cs="Consolas" w:eastAsia="Consolas" w:hAnsi="Consolas"/>
+                <w:sz w:val="19"/>
+                <w:szCs w:val="19"/>
+              </w:rPr>
+              <w:t xml:space="preserve">evidence</w:t>
+            </w:r>
+          </w:p>
+        </w:tc>
+        <w:tc>
+          <w:tcPr>
+            <w:tcW w:type="dxa" w:w="6319"/>
+            <w:tcBorders>
+              <w:top w:val="single" w:color="BFBFBF" w:sz="4"/>
+              <w:left w:val="single" w:color="BFBFBF" w:sz="4"/>
+              <w:bottom w:val="single" w:color="BFBFBF" w:sz="4"/>
+              <w:right w:val="single" w:color="BFBFBF" w:sz="4"/>
+            </w:tcBorders>
+            <w:tcMar>
+              <w:top w:type="dxa" w:w="60"/>
+              <w:left w:type="dxa" w:w="100"/>
+              <w:bottom w:type="dxa" w:w="60"/>
+              <w:right w:type="dxa" w:w="100"/>
+            </w:tcMar>
+          </w:tcPr>
+          <w:p>
+            <w:pPr>
+              <w:spacing w:after="0" w:line="260"/>
+            </w:pPr>
+            <w:r>
+              <w:rPr>
+                <w:sz w:val="19"/>
+                <w:szCs w:val="19"/>
+              </w:rPr>
+              <w:t xml:space="preserve">les phrases recopiées des sources qui la justifient, avec l’identifiant de chaque source</w:t>
+            </w:r>
+          </w:p>
+        </w:tc>
+      </w:tr>
+      <w:tr>
+        <w:tc>
+          <w:tcPr>
+            <w:tcW w:type="dxa" w:w="2707"/>
+            <w:tcBorders>
+              <w:top w:val="single" w:color="BFBFBF" w:sz="4"/>
+              <w:left w:val="single" w:color="BFBFBF" w:sz="4"/>
+              <w:bottom w:val="single" w:color="BFBFBF" w:sz="4"/>
+              <w:right w:val="single" w:color="BFBFBF" w:sz="4"/>
+            </w:tcBorders>
+            <w:tcMar>
+              <w:top w:type="dxa" w:w="60"/>
+              <w:left w:type="dxa" w:w="100"/>
+              <w:bottom w:type="dxa" w:w="60"/>
+              <w:right w:type="dxa" w:w="100"/>
+            </w:tcMar>
+          </w:tcPr>
+          <w:p>
+            <w:pPr>
+              <w:spacing w:after="0" w:line="260"/>
+            </w:pPr>
+            <w:r>
+              <w:rPr>
+                <w:rFonts w:ascii="Consolas" w:cs="Consolas" w:eastAsia="Consolas" w:hAnsi="Consolas"/>
+                <w:sz w:val="19"/>
+                <w:szCs w:val="19"/>
+              </w:rPr>
+              <w:t xml:space="preserve">confidence</w:t>
+            </w:r>
+          </w:p>
+        </w:tc>
+        <w:tc>
+          <w:tcPr>
+            <w:tcW w:type="dxa" w:w="6319"/>
+            <w:tcBorders>
+              <w:top w:val="single" w:color="BFBFBF" w:sz="4"/>
+              <w:left w:val="single" w:color="BFBFBF" w:sz="4"/>
+              <w:bottom w:val="single" w:color="BFBFBF" w:sz="4"/>
+              <w:right w:val="single" w:color="BFBFBF" w:sz="4"/>
+            </w:tcBorders>
+            <w:tcMar>
+              <w:top w:type="dxa" w:w="60"/>
+              <w:left w:type="dxa" w:w="100"/>
+              <w:bottom w:type="dxa" w:w="60"/>
+              <w:right w:type="dxa" w:w="100"/>
+            </w:tcMar>
+          </w:tcPr>
+          <w:p>
+            <w:pPr>
+              <w:spacing w:after="0" w:line="260"/>
+            </w:pPr>
+            <w:r>
+              <w:rPr>
+                <w:sz w:val="19"/>
+                <w:szCs w:val="19"/>
+              </w:rPr>
+              <w:t xml:space="preserve">confiance déclarée par le modèle, entre 0 et 1</w:t>
+            </w:r>
+          </w:p>
+        </w:tc>
+      </w:tr>
+      <w:tr>
+        <w:tc>
+          <w:tcPr>
+            <w:tcW w:type="dxa" w:w="2707"/>
+            <w:tcBorders>
+              <w:top w:val="single" w:color="BFBFBF" w:sz="4"/>
+              <w:left w:val="single" w:color="BFBFBF" w:sz="4"/>
+              <w:bottom w:val="single" w:color="BFBFBF" w:sz="4"/>
+              <w:right w:val="single" w:color="BFBFBF" w:sz="4"/>
+            </w:tcBorders>
+            <w:tcMar>
+              <w:top w:type="dxa" w:w="60"/>
+              <w:left w:type="dxa" w:w="100"/>
+              <w:bottom w:type="dxa" w:w="60"/>
+              <w:right w:type="dxa" w:w="100"/>
+            </w:tcMar>
+          </w:tcPr>
+          <w:p>
+            <w:pPr>
+              <w:spacing w:after="0" w:line="260"/>
+            </w:pPr>
+            <w:r>
+              <w:rPr>
+                <w:rFonts w:ascii="Consolas" w:cs="Consolas" w:eastAsia="Consolas" w:hAnsi="Consolas"/>
+                <w:sz w:val="19"/>
+                <w:szCs w:val="19"/>
+              </w:rPr>
+              <w:t xml:space="preserve">caveats</w:t>
+            </w:r>
+          </w:p>
+        </w:tc>
+        <w:tc>
+          <w:tcPr>
+            <w:tcW w:type="dxa" w:w="6319"/>
+            <w:tcBorders>
+              <w:top w:val="single" w:color="BFBFBF" w:sz="4"/>
+              <w:left w:val="single" w:color="BFBFBF" w:sz="4"/>
+              <w:bottom w:val="single" w:color="BFBFBF" w:sz="4"/>
+              <w:right w:val="single" w:color="BFBFBF" w:sz="4"/>
+            </w:tcBorders>
+            <w:tcMar>
+              <w:top w:type="dxa" w:w="60"/>
+              <w:left w:type="dxa" w:w="100"/>
+              <w:bottom w:type="dxa" w:w="60"/>
+              <w:right w:type="dxa" w:w="100"/>
+            </w:tcMar>
+          </w:tcPr>
+          <w:p>
+            <w:pPr>
+              <w:spacing w:after="0" w:line="260"/>
+            </w:pPr>
+            <w:r>
+              <w:rPr>
+                <w:sz w:val="19"/>
+                <w:szCs w:val="19"/>
+              </w:rPr>
+              <w:t xml:space="preserve">réserves utiles : conditions, exclusions</w:t>
+            </w:r>
+          </w:p>
+        </w:tc>
+      </w:tr>
+    </w:tbl>
+    <w:p>
+      <w:pPr>
+        <w:spacing w:after="200" w:before="60"/>
+        <w:jc w:val="center"/>
+      </w:pPr>
+      <w:r>
+        <w:rPr>
+          <w:i/>
+          <w:iCs/>
+          <w:color w:val="595959"/>
           <w:sz w:val="19"/>
           <w:szCs w:val="19"/>
         </w:rPr>
-        <w:t xml:space="preserve">llama3.2:3b</w:t>
-      </w:r>
-      <w:r>
-        <w:t xml:space="preserve"> reçoit la question et les cinq sources numérotées, avec une consigne stricte : répondre uniquement à partir des documents, dire clairement si les documents ne permettent pas de répondre, citer chaque information avec l’identifiant exact de sa source, ne jamais inventer d’identifiant. La température est fixée à 0,1 pour limiter la variabilité.</w:t>
-      </w:r>
-    </w:p>
-    <w:p>
-      <w:pPr>
-        <w:pStyle w:val="Heading2"/>
-      </w:pPr>
-      <w:r>
-        <w:t xml:space="preserve">4.5 Étape 5 — Contrôle des citations, révision et repli</w:t>
+        <w:t xml:space="preserve">Tableau 4a — Schéma de la réponse typée</w:t>
       </w:r>
     </w:p>
     <w:p>
@@ -3576,7 +5113,561 @@
         <w:jc w:val="both"/>
       </w:pPr>
       <w:r>
-        <w:t xml:space="preserve">Les essais réels de la version 7 ont montré que le modèle omet parfois les citations malgré la consigne. L’application applique donc trois niveaux de protection :</w:t>
+        <w:rPr>
+          <w:b/>
+          <w:bCs/>
+        </w:rPr>
+        <w:t xml:space="preserve">L’application ne fait pas confiance à ces déclarations.</w:t>
+      </w:r>
+      <w:r>
+        <w:t xml:space="preserve"> Pour chaque extrait, elle vérifie que la source citée existe et que le texte y figure, aux accents, à la casse et à la ponctuation près. De petites variations sont tolérées : 80 % des mots de l’extrait doivent se retrouver dans l’ordre dans la source, dont un passage continu couvrant au moins 40 % de l’extrait. La décision d’afficher la réponse repose sur cette vérification, et non sur la confiance déclarée, qu’un petit modèle calibre mal.</w:t>
+      </w:r>
+    </w:p>
+    <w:tbl>
+      <w:tblPr>
+        <w:tblW w:type="dxa" w:w="9026"/>
+        <w:tblBorders>
+          <w:top w:val="single" w:color="auto" w:sz="4"/>
+          <w:left w:val="single" w:color="auto" w:sz="4"/>
+          <w:bottom w:val="single" w:color="auto" w:sz="4"/>
+          <w:right w:val="single" w:color="auto" w:sz="4"/>
+          <w:insideH w:val="single" w:color="auto" w:sz="4"/>
+          <w:insideV w:val="single" w:color="auto" w:sz="4"/>
+        </w:tblBorders>
+      </w:tblPr>
+      <w:tblGrid>
+        <w:gridCol w:w="1444"/>
+        <w:gridCol w:w="3971"/>
+        <w:gridCol w:w="3611"/>
+      </w:tblGrid>
+      <w:tr>
+        <w:trPr>
+          <w:tblHeader/>
+        </w:trPr>
+        <w:tc>
+          <w:tcPr>
+            <w:tcW w:type="dxa" w:w="1444"/>
+            <w:tcBorders>
+              <w:top w:val="single" w:color="BFBFBF" w:sz="4"/>
+              <w:left w:val="single" w:color="BFBFBF" w:sz="4"/>
+              <w:bottom w:val="single" w:color="BFBFBF" w:sz="4"/>
+              <w:right w:val="single" w:color="BFBFBF" w:sz="4"/>
+            </w:tcBorders>
+            <w:shd w:fill="1F3864" w:color="auto" w:val="clear"/>
+            <w:tcMar>
+              <w:top w:type="dxa" w:w="60"/>
+              <w:left w:type="dxa" w:w="100"/>
+              <w:bottom w:type="dxa" w:w="60"/>
+              <w:right w:type="dxa" w:w="100"/>
+            </w:tcMar>
+          </w:tcPr>
+          <w:p>
+            <w:pPr>
+              <w:spacing w:after="0" w:line="260"/>
+            </w:pPr>
+            <w:r>
+              <w:rPr>
+                <w:b/>
+                <w:bCs/>
+                <w:color w:val="FFFFFF"/>
+                <w:sz w:val="19"/>
+                <w:szCs w:val="19"/>
+              </w:rPr>
+              <w:t xml:space="preserve">Statut</w:t>
+            </w:r>
+          </w:p>
+        </w:tc>
+        <w:tc>
+          <w:tcPr>
+            <w:tcW w:type="dxa" w:w="3971"/>
+            <w:tcBorders>
+              <w:top w:val="single" w:color="BFBFBF" w:sz="4"/>
+              <w:left w:val="single" w:color="BFBFBF" w:sz="4"/>
+              <w:bottom w:val="single" w:color="BFBFBF" w:sz="4"/>
+              <w:right w:val="single" w:color="BFBFBF" w:sz="4"/>
+            </w:tcBorders>
+            <w:shd w:fill="1F3864" w:color="auto" w:val="clear"/>
+            <w:tcMar>
+              <w:top w:type="dxa" w:w="60"/>
+              <w:left w:type="dxa" w:w="100"/>
+              <w:bottom w:type="dxa" w:w="60"/>
+              <w:right w:type="dxa" w:w="100"/>
+            </w:tcMar>
+          </w:tcPr>
+          <w:p>
+            <w:pPr>
+              <w:spacing w:after="0" w:line="260"/>
+            </w:pPr>
+            <w:r>
+              <w:rPr>
+                <w:b/>
+                <w:bCs/>
+                <w:color w:val="FFFFFF"/>
+                <w:sz w:val="19"/>
+                <w:szCs w:val="19"/>
+              </w:rPr>
+              <w:t xml:space="preserve">Condition</w:t>
+            </w:r>
+          </w:p>
+        </w:tc>
+        <w:tc>
+          <w:tcPr>
+            <w:tcW w:type="dxa" w:w="3611"/>
+            <w:tcBorders>
+              <w:top w:val="single" w:color="BFBFBF" w:sz="4"/>
+              <w:left w:val="single" w:color="BFBFBF" w:sz="4"/>
+              <w:bottom w:val="single" w:color="BFBFBF" w:sz="4"/>
+              <w:right w:val="single" w:color="BFBFBF" w:sz="4"/>
+            </w:tcBorders>
+            <w:shd w:fill="1F3864" w:color="auto" w:val="clear"/>
+            <w:tcMar>
+              <w:top w:type="dxa" w:w="60"/>
+              <w:left w:type="dxa" w:w="100"/>
+              <w:bottom w:type="dxa" w:w="60"/>
+              <w:right w:type="dxa" w:w="100"/>
+            </w:tcMar>
+          </w:tcPr>
+          <w:p>
+            <w:pPr>
+              <w:spacing w:after="0" w:line="260"/>
+            </w:pPr>
+            <w:r>
+              <w:rPr>
+                <w:b/>
+                <w:bCs/>
+                <w:color w:val="FFFFFF"/>
+                <w:sz w:val="19"/>
+                <w:szCs w:val="19"/>
+              </w:rPr>
+              <w:t xml:space="preserve">Ce que voit l’utilisateur</w:t>
+            </w:r>
+          </w:p>
+        </w:tc>
+      </w:tr>
+      <w:tr>
+        <w:tc>
+          <w:tcPr>
+            <w:tcW w:type="dxa" w:w="1444"/>
+            <w:tcBorders>
+              <w:top w:val="single" w:color="BFBFBF" w:sz="4"/>
+              <w:left w:val="single" w:color="BFBFBF" w:sz="4"/>
+              <w:bottom w:val="single" w:color="BFBFBF" w:sz="4"/>
+              <w:right w:val="single" w:color="BFBFBF" w:sz="4"/>
+            </w:tcBorders>
+            <w:tcMar>
+              <w:top w:type="dxa" w:w="60"/>
+              <w:left w:type="dxa" w:w="100"/>
+              <w:bottom w:type="dxa" w:w="60"/>
+              <w:right w:type="dxa" w:w="100"/>
+            </w:tcMar>
+          </w:tcPr>
+          <w:p>
+            <w:pPr>
+              <w:spacing w:after="0" w:line="260"/>
+            </w:pPr>
+            <w:r>
+              <w:rPr>
+                <w:rFonts w:ascii="Consolas" w:cs="Consolas" w:eastAsia="Consolas" w:hAnsi="Consolas"/>
+                <w:sz w:val="19"/>
+                <w:szCs w:val="19"/>
+              </w:rPr>
+              <w:t xml:space="preserve">answered</w:t>
+            </w:r>
+          </w:p>
+        </w:tc>
+        <w:tc>
+          <w:tcPr>
+            <w:tcW w:type="dxa" w:w="3971"/>
+            <w:tcBorders>
+              <w:top w:val="single" w:color="BFBFBF" w:sz="4"/>
+              <w:left w:val="single" w:color="BFBFBF" w:sz="4"/>
+              <w:bottom w:val="single" w:color="BFBFBF" w:sz="4"/>
+              <w:right w:val="single" w:color="BFBFBF" w:sz="4"/>
+            </w:tcBorders>
+            <w:tcMar>
+              <w:top w:type="dxa" w:w="60"/>
+              <w:left w:type="dxa" w:w="100"/>
+              <w:bottom w:type="dxa" w:w="60"/>
+              <w:right w:type="dxa" w:w="100"/>
+            </w:tcMar>
+          </w:tcPr>
+          <w:p>
+            <w:pPr>
+              <w:spacing w:after="0" w:line="260"/>
+            </w:pPr>
+            <w:r>
+              <w:rPr>
+                <w:sz w:val="19"/>
+                <w:szCs w:val="19"/>
+              </w:rPr>
+              <w:t xml:space="preserve">réponse trouvée, complète, au moins un extrait vérifié</w:t>
+            </w:r>
+          </w:p>
+        </w:tc>
+        <w:tc>
+          <w:tcPr>
+            <w:tcW w:type="dxa" w:w="3611"/>
+            <w:tcBorders>
+              <w:top w:val="single" w:color="BFBFBF" w:sz="4"/>
+              <w:left w:val="single" w:color="BFBFBF" w:sz="4"/>
+              <w:bottom w:val="single" w:color="BFBFBF" w:sz="4"/>
+              <w:right w:val="single" w:color="BFBFBF" w:sz="4"/>
+            </w:tcBorders>
+            <w:tcMar>
+              <w:top w:type="dxa" w:w="60"/>
+              <w:left w:type="dxa" w:w="100"/>
+              <w:bottom w:type="dxa" w:w="60"/>
+              <w:right w:type="dxa" w:w="100"/>
+            </w:tcMar>
+          </w:tcPr>
+          <w:p>
+            <w:pPr>
+              <w:spacing w:after="0" w:line="260"/>
+            </w:pPr>
+            <w:r>
+              <w:rPr>
+                <w:sz w:val="19"/>
+                <w:szCs w:val="19"/>
+              </w:rPr>
+              <w:t xml:space="preserve">réponse, extraits marqués ✔, sources</w:t>
+            </w:r>
+          </w:p>
+        </w:tc>
+      </w:tr>
+      <w:tr>
+        <w:tc>
+          <w:tcPr>
+            <w:tcW w:type="dxa" w:w="1444"/>
+            <w:tcBorders>
+              <w:top w:val="single" w:color="BFBFBF" w:sz="4"/>
+              <w:left w:val="single" w:color="BFBFBF" w:sz="4"/>
+              <w:bottom w:val="single" w:color="BFBFBF" w:sz="4"/>
+              <w:right w:val="single" w:color="BFBFBF" w:sz="4"/>
+            </w:tcBorders>
+            <w:tcMar>
+              <w:top w:type="dxa" w:w="60"/>
+              <w:left w:type="dxa" w:w="100"/>
+              <w:bottom w:type="dxa" w:w="60"/>
+              <w:right w:type="dxa" w:w="100"/>
+            </w:tcMar>
+          </w:tcPr>
+          <w:p>
+            <w:pPr>
+              <w:spacing w:after="0" w:line="260"/>
+            </w:pPr>
+            <w:r>
+              <w:rPr>
+                <w:rFonts w:ascii="Consolas" w:cs="Consolas" w:eastAsia="Consolas" w:hAnsi="Consolas"/>
+                <w:sz w:val="19"/>
+                <w:szCs w:val="19"/>
+              </w:rPr>
+              <w:t xml:space="preserve">partial</w:t>
+            </w:r>
+          </w:p>
+        </w:tc>
+        <w:tc>
+          <w:tcPr>
+            <w:tcW w:type="dxa" w:w="3971"/>
+            <w:tcBorders>
+              <w:top w:val="single" w:color="BFBFBF" w:sz="4"/>
+              <w:left w:val="single" w:color="BFBFBF" w:sz="4"/>
+              <w:bottom w:val="single" w:color="BFBFBF" w:sz="4"/>
+              <w:right w:val="single" w:color="BFBFBF" w:sz="4"/>
+            </w:tcBorders>
+            <w:tcMar>
+              <w:top w:type="dxa" w:w="60"/>
+              <w:left w:type="dxa" w:w="100"/>
+              <w:bottom w:type="dxa" w:w="60"/>
+              <w:right w:type="dxa" w:w="100"/>
+            </w:tcMar>
+          </w:tcPr>
+          <w:p>
+            <w:pPr>
+              <w:spacing w:after="0" w:line="260"/>
+            </w:pPr>
+            <w:r>
+              <w:rPr>
+                <w:sz w:val="19"/>
+                <w:szCs w:val="19"/>
+              </w:rPr>
+              <w:t xml:space="preserve">réponse trouvée mais incomplète, au moins un extrait vérifié</w:t>
+            </w:r>
+          </w:p>
+        </w:tc>
+        <w:tc>
+          <w:tcPr>
+            <w:tcW w:type="dxa" w:w="3611"/>
+            <w:tcBorders>
+              <w:top w:val="single" w:color="BFBFBF" w:sz="4"/>
+              <w:left w:val="single" w:color="BFBFBF" w:sz="4"/>
+              <w:bottom w:val="single" w:color="BFBFBF" w:sz="4"/>
+              <w:right w:val="single" w:color="BFBFBF" w:sz="4"/>
+            </w:tcBorders>
+            <w:tcMar>
+              <w:top w:type="dxa" w:w="60"/>
+              <w:left w:type="dxa" w:w="100"/>
+              <w:bottom w:type="dxa" w:w="60"/>
+              <w:right w:type="dxa" w:w="100"/>
+            </w:tcMar>
+          </w:tcPr>
+          <w:p>
+            <w:pPr>
+              <w:spacing w:after="0" w:line="260"/>
+            </w:pPr>
+            <w:r>
+              <w:rPr>
+                <w:sz w:val="19"/>
+                <w:szCs w:val="19"/>
+              </w:rPr>
+              <w:t xml:space="preserve">réponse signalée comme partielle</w:t>
+            </w:r>
+          </w:p>
+        </w:tc>
+      </w:tr>
+      <w:tr>
+        <w:tc>
+          <w:tcPr>
+            <w:tcW w:type="dxa" w:w="1444"/>
+            <w:tcBorders>
+              <w:top w:val="single" w:color="BFBFBF" w:sz="4"/>
+              <w:left w:val="single" w:color="BFBFBF" w:sz="4"/>
+              <w:bottom w:val="single" w:color="BFBFBF" w:sz="4"/>
+              <w:right w:val="single" w:color="BFBFBF" w:sz="4"/>
+            </w:tcBorders>
+            <w:tcMar>
+              <w:top w:type="dxa" w:w="60"/>
+              <w:left w:type="dxa" w:w="100"/>
+              <w:bottom w:type="dxa" w:w="60"/>
+              <w:right w:type="dxa" w:w="100"/>
+            </w:tcMar>
+          </w:tcPr>
+          <w:p>
+            <w:pPr>
+              <w:spacing w:after="0" w:line="260"/>
+            </w:pPr>
+            <w:r>
+              <w:rPr>
+                <w:rFonts w:ascii="Consolas" w:cs="Consolas" w:eastAsia="Consolas" w:hAnsi="Consolas"/>
+                <w:sz w:val="19"/>
+                <w:szCs w:val="19"/>
+              </w:rPr>
+              <w:t xml:space="preserve">not_found</w:t>
+            </w:r>
+          </w:p>
+        </w:tc>
+        <w:tc>
+          <w:tcPr>
+            <w:tcW w:type="dxa" w:w="3971"/>
+            <w:tcBorders>
+              <w:top w:val="single" w:color="BFBFBF" w:sz="4"/>
+              <w:left w:val="single" w:color="BFBFBF" w:sz="4"/>
+              <w:bottom w:val="single" w:color="BFBFBF" w:sz="4"/>
+              <w:right w:val="single" w:color="BFBFBF" w:sz="4"/>
+            </w:tcBorders>
+            <w:tcMar>
+              <w:top w:type="dxa" w:w="60"/>
+              <w:left w:type="dxa" w:w="100"/>
+              <w:bottom w:type="dxa" w:w="60"/>
+              <w:right w:type="dxa" w:w="100"/>
+            </w:tcMar>
+          </w:tcPr>
+          <w:p>
+            <w:pPr>
+              <w:spacing w:after="0" w:line="260"/>
+            </w:pPr>
+            <w:r>
+              <w:rPr>
+                <w:sz w:val="19"/>
+                <w:szCs w:val="19"/>
+              </w:rPr>
+              <w:t xml:space="preserve">le modèle déclare que les sources ne contiennent pas la réponse</w:t>
+            </w:r>
+          </w:p>
+        </w:tc>
+        <w:tc>
+          <w:tcPr>
+            <w:tcW w:type="dxa" w:w="3611"/>
+            <w:tcBorders>
+              <w:top w:val="single" w:color="BFBFBF" w:sz="4"/>
+              <w:left w:val="single" w:color="BFBFBF" w:sz="4"/>
+              <w:bottom w:val="single" w:color="BFBFBF" w:sz="4"/>
+              <w:right w:val="single" w:color="BFBFBF" w:sz="4"/>
+            </w:tcBorders>
+            <w:tcMar>
+              <w:top w:type="dxa" w:w="60"/>
+              <w:left w:type="dxa" w:w="100"/>
+              <w:bottom w:type="dxa" w:w="60"/>
+              <w:right w:type="dxa" w:w="100"/>
+            </w:tcMar>
+          </w:tcPr>
+          <w:p>
+            <w:pPr>
+              <w:spacing w:after="0" w:line="260"/>
+            </w:pPr>
+            <w:r>
+              <w:rPr>
+                <w:sz w:val="19"/>
+                <w:szCs w:val="19"/>
+              </w:rPr>
+              <w:t xml:space="preserve">« réponse absente des documents » : refus d’inventer</w:t>
+            </w:r>
+          </w:p>
+        </w:tc>
+      </w:tr>
+      <w:tr>
+        <w:tc>
+          <w:tcPr>
+            <w:tcW w:type="dxa" w:w="1444"/>
+            <w:tcBorders>
+              <w:top w:val="single" w:color="BFBFBF" w:sz="4"/>
+              <w:left w:val="single" w:color="BFBFBF" w:sz="4"/>
+              <w:bottom w:val="single" w:color="BFBFBF" w:sz="4"/>
+              <w:right w:val="single" w:color="BFBFBF" w:sz="4"/>
+            </w:tcBorders>
+            <w:tcMar>
+              <w:top w:type="dxa" w:w="60"/>
+              <w:left w:type="dxa" w:w="100"/>
+              <w:bottom w:type="dxa" w:w="60"/>
+              <w:right w:type="dxa" w:w="100"/>
+            </w:tcMar>
+          </w:tcPr>
+          <w:p>
+            <w:pPr>
+              <w:spacing w:after="0" w:line="260"/>
+            </w:pPr>
+            <w:r>
+              <w:rPr>
+                <w:rFonts w:ascii="Consolas" w:cs="Consolas" w:eastAsia="Consolas" w:hAnsi="Consolas"/>
+                <w:sz w:val="19"/>
+                <w:szCs w:val="19"/>
+              </w:rPr>
+              <w:t xml:space="preserve">fallback</w:t>
+            </w:r>
+          </w:p>
+        </w:tc>
+        <w:tc>
+          <w:tcPr>
+            <w:tcW w:type="dxa" w:w="3971"/>
+            <w:tcBorders>
+              <w:top w:val="single" w:color="BFBFBF" w:sz="4"/>
+              <w:left w:val="single" w:color="BFBFBF" w:sz="4"/>
+              <w:bottom w:val="single" w:color="BFBFBF" w:sz="4"/>
+              <w:right w:val="single" w:color="BFBFBF" w:sz="4"/>
+            </w:tcBorders>
+            <w:tcMar>
+              <w:top w:type="dxa" w:w="60"/>
+              <w:left w:type="dxa" w:w="100"/>
+              <w:bottom w:type="dxa" w:w="60"/>
+              <w:right w:type="dxa" w:w="100"/>
+            </w:tcMar>
+          </w:tcPr>
+          <w:p>
+            <w:pPr>
+              <w:spacing w:after="0" w:line="260"/>
+            </w:pPr>
+            <w:r>
+              <w:rPr>
+                <w:sz w:val="19"/>
+                <w:szCs w:val="19"/>
+              </w:rPr>
+              <w:t xml:space="preserve">aucun extrait vérifiable après une révision</w:t>
+            </w:r>
+          </w:p>
+        </w:tc>
+        <w:tc>
+          <w:tcPr>
+            <w:tcW w:type="dxa" w:w="3611"/>
+            <w:tcBorders>
+              <w:top w:val="single" w:color="BFBFBF" w:sz="4"/>
+              <w:left w:val="single" w:color="BFBFBF" w:sz="4"/>
+              <w:bottom w:val="single" w:color="BFBFBF" w:sz="4"/>
+              <w:right w:val="single" w:color="BFBFBF" w:sz="4"/>
+            </w:tcBorders>
+            <w:tcMar>
+              <w:top w:type="dxa" w:w="60"/>
+              <w:left w:type="dxa" w:w="100"/>
+              <w:bottom w:type="dxa" w:w="60"/>
+              <w:right w:type="dxa" w:w="100"/>
+            </w:tcMar>
+          </w:tcPr>
+          <w:p>
+            <w:pPr>
+              <w:spacing w:after="0" w:line="260"/>
+            </w:pPr>
+            <w:r>
+              <w:rPr>
+                <w:sz w:val="19"/>
+                <w:szCs w:val="19"/>
+              </w:rPr>
+              <w:t xml:space="preserve">extraits des trois premières sources, sans synthèse</w:t>
+            </w:r>
+          </w:p>
+        </w:tc>
+      </w:tr>
+    </w:tbl>
+    <w:p>
+      <w:pPr>
+        <w:spacing w:after="200" w:before="60"/>
+        <w:jc w:val="center"/>
+      </w:pPr>
+      <w:r>
+        <w:rPr>
+          <w:i/>
+          <w:iCs/>
+          <w:color w:val="595959"/>
+          <w:sz w:val="19"/>
+          <w:szCs w:val="19"/>
+        </w:rPr>
+        <w:t xml:space="preserve">Tableau 4b — Statuts décidés par l’application</w:t>
+      </w:r>
+    </w:p>
+    <w:p>
+      <w:pPr>
+        <w:spacing w:after="120" w:line="288"/>
+        <w:jc w:val="both"/>
+      </w:pPr>
+      <w:r>
+        <w:t xml:space="preserve">Si la première réponse n’est pas exploitable (JSON invalide ou aucun extrait retrouvé), une </w:t>
+      </w:r>
+      <w:r>
+        <w:rPr>
+          <w:b/>
+          <w:bCs/>
+        </w:rPr>
+        <w:t xml:space="preserve">révision</w:t>
+      </w:r>
+      <w:r>
+        <w:t xml:space="preserve"> est demandée en rappelant la question, les sources, la réponse fautive et les identifiants autorisés. Cette logique prolonge un constat des essais réels de la version 7 : le modèle omettait parfois les citations malgré la consigne. La température est fixée à 0,1.</w:t>
+      </w:r>
+    </w:p>
+    <w:p>
+      <w:pPr>
+        <w:pBdr>
+          <w:left w:val="single" w:color="2E75B6" w:sz="18" w:space="8"/>
+        </w:pBdr>
+        <w:shd w:fill="DEEAF6" w:color="auto" w:val="clear"/>
+        <w:spacing w:after="160" w:before="80" w:line="276"/>
+        <w:ind w:left="200" w:right="200"/>
+      </w:pPr>
+      <w:r>
+        <w:t xml:space="preserve">La vérification garantit qu’un extrait existe dans la source, pas qu’il justifie à lui seul toute la réponse. Elle réduit fortement le risque d’affirmation inventée sans le supprimer : la lecture des extraits, affichés sous chaque réponse, reste la vérification finale.</w:t>
+      </w:r>
+    </w:p>
+    <w:p>
+      <w:pPr>
+        <w:pStyle w:val="Heading2"/>
+      </w:pPr>
+      <w:r>
+        <w:t xml:space="preserve">4.6 Rapidité des réponses</w:t>
+      </w:r>
+    </w:p>
+    <w:p>
+      <w:pPr>
+        <w:spacing w:after="120" w:line="288"/>
+        <w:jc w:val="both"/>
+      </w:pPr>
+      <w:r>
+        <w:t xml:space="preserve">Les mesures des versions précédentes montrent que la génération représente l’essentiel du temps de réponse (environ 96 % sur un essai de la version 7.2, où la génération prenait 91 secondes sur la machine de développement). La version 19 agit donc sur la génération :</w:t>
       </w:r>
     </w:p>
     <w:p>
@@ -3593,10 +5684,21 @@
           <w:b/>
           <w:bCs/>
         </w:rPr>
-        <w:t xml:space="preserve">Contrôle</w:t>
-      </w:r>
-      <w:r>
-        <w:t xml:space="preserve"> : l’application extrait les identifiants [Sx] de la réponse et vérifie qu’ils existent parmi les sources transmises. Elle signale aussi les sources disponibles mais non citées.</w:t>
+        <w:t xml:space="preserve">Longueur bornée</w:t>
+      </w:r>
+      <w:r>
+        <w:t xml:space="preserve"> (</w:t>
+      </w:r>
+      <w:r>
+        <w:rPr>
+          <w:rFonts w:ascii="Consolas" w:cs="Consolas" w:eastAsia="Consolas" w:hAnsi="Consolas"/>
+          <w:sz w:val="19"/>
+          <w:szCs w:val="19"/>
+        </w:rPr>
+        <w:t xml:space="preserve">num_predict = 500</w:t>
+      </w:r>
+      <w:r>
+        <w:t xml:space="preserve"> jetons, la réponse JSON contenant aussi les extraits) : le temps de génération croît avec la longueur de la réponse ; une borne évite les réponses inutilement longues.</w:t>
       </w:r>
     </w:p>
     <w:p>
@@ -3613,10 +5715,21 @@
           <w:b/>
           <w:bCs/>
         </w:rPr>
-        <w:t xml:space="preserve">Révision</w:t>
-      </w:r>
-      <w:r>
-        <w:t xml:space="preserve"> : si aucune citation valide n’est trouvée, ou si un identifiant est inventé, un second appel reprend la question, les sources et la réponse fautive avec la liste des identifiants autorisés.</w:t>
+        <w:t xml:space="preserve">Modèle maintenu en mémoire</w:t>
+      </w:r>
+      <w:r>
+        <w:t xml:space="preserve"> (</w:t>
+      </w:r>
+      <w:r>
+        <w:rPr>
+          <w:rFonts w:ascii="Consolas" w:cs="Consolas" w:eastAsia="Consolas" w:hAnsi="Consolas"/>
+          <w:sz w:val="19"/>
+          <w:szCs w:val="19"/>
+        </w:rPr>
+        <w:t xml:space="preserve">keep_alive = 30 min</w:t>
+      </w:r>
+      <w:r>
+        <w:t xml:space="preserve">) : sans ce réglage, Ollama peut décharger le modèle entre deux questions et le recharger coûte plusieurs secondes.</w:t>
       </w:r>
     </w:p>
     <w:p>
@@ -3633,46 +5746,10 @@
           <w:b/>
           <w:bCs/>
         </w:rPr>
-        <w:t xml:space="preserve">Repli prudent</w:t>
-      </w:r>
-      <w:r>
-        <w:t xml:space="preserve"> : si la révision échoue encore, l’application n’affiche pas le texte non traçable. Elle présente les extraits des trois premières sources avec leurs identifiants, pour que l’utilisateur vérifie lui-même.</w:t>
-      </w:r>
-    </w:p>
-    <w:p>
-      <w:pPr>
-        <w:spacing w:after="120" w:line="288"/>
-        <w:jc w:val="both"/>
-      </w:pPr>
-      <w:r>
-        <w:t xml:space="preserve">Ce contrôle est </w:t>
-      </w:r>
-      <w:r>
-        <w:rPr>
-          <w:b/>
-          <w:bCs/>
-        </w:rPr>
-        <w:t xml:space="preserve">formel</w:t>
-      </w:r>
-      <w:r>
-        <w:t xml:space="preserve"> : il vérifie les identifiants, pas la fidélité du contenu. Une citation reconnue ne prouve pas que la source justifie l’affirmation ; la lecture des extraits, affichés sous chaque réponse, reste nécessaire.</w:t>
-      </w:r>
-    </w:p>
-    <w:p>
-      <w:pPr>
-        <w:pStyle w:val="Heading2"/>
-      </w:pPr>
-      <w:r>
-        <w:t xml:space="preserve">4.6 Rapidité des réponses</w:t>
-      </w:r>
-    </w:p>
-    <w:p>
-      <w:pPr>
-        <w:spacing w:after="120" w:line="288"/>
-        <w:jc w:val="both"/>
-      </w:pPr>
-      <w:r>
-        <w:t xml:space="preserve">Les mesures des versions précédentes montrent que la génération représente l’essentiel du temps de réponse (environ 96 % sur un essai de la version 7.2, où la génération prenait 91 secondes sur la machine de développement). La version 19 agit donc sur la génération :</w:t>
+        <w:t xml:space="preserve">Préchargement au démarrage</w:t>
+      </w:r>
+      <w:r>
+        <w:t xml:space="preserve"> : le conteneur charge le modèle dès qu’il est téléchargé, si bien que la première question ne subit pas ce temps de chargement.</w:t>
       </w:r>
     </w:p>
     <w:p>
@@ -3680,89 +5757,7 @@
         <w:pStyle w:val="ListParagraph"/>
         <w:numPr>
           <w:ilvl w:val="0"/>
-          <w:numId w:val="4"/>
-        </w:numPr>
-        <w:spacing w:after="60" w:line="276"/>
-      </w:pPr>
-      <w:r>
-        <w:rPr>
-          <w:b/>
-          <w:bCs/>
-        </w:rPr>
-        <w:t xml:space="preserve">Longueur bornée</w:t>
-      </w:r>
-      <w:r>
-        <w:t xml:space="preserve"> (</w:t>
-      </w:r>
-      <w:r>
-        <w:rPr>
-          <w:rFonts w:ascii="Consolas" w:cs="Consolas" w:eastAsia="Consolas" w:hAnsi="Consolas"/>
-          <w:sz w:val="19"/>
-          <w:szCs w:val="19"/>
-        </w:rPr>
-        <w:t xml:space="preserve">num_predict = 400</w:t>
-      </w:r>
-      <w:r>
-        <w:t xml:space="preserve"> jetons) : le temps de génération croît avec la longueur de la réponse ; une borne évite les réponses inutilement longues.</w:t>
-      </w:r>
-    </w:p>
-    <w:p>
-      <w:pPr>
-        <w:pStyle w:val="ListParagraph"/>
-        <w:numPr>
-          <w:ilvl w:val="0"/>
-          <w:numId w:val="4"/>
-        </w:numPr>
-        <w:spacing w:after="60" w:line="276"/>
-      </w:pPr>
-      <w:r>
-        <w:rPr>
-          <w:b/>
-          <w:bCs/>
-        </w:rPr>
-        <w:t xml:space="preserve">Modèle maintenu en mémoire</w:t>
-      </w:r>
-      <w:r>
-        <w:t xml:space="preserve"> (</w:t>
-      </w:r>
-      <w:r>
-        <w:rPr>
-          <w:rFonts w:ascii="Consolas" w:cs="Consolas" w:eastAsia="Consolas" w:hAnsi="Consolas"/>
-          <w:sz w:val="19"/>
-          <w:szCs w:val="19"/>
-        </w:rPr>
-        <w:t xml:space="preserve">keep_alive = 30 min</w:t>
-      </w:r>
-      <w:r>
-        <w:t xml:space="preserve">) : sans ce réglage, Ollama peut décharger le modèle entre deux questions et le recharger coûte plusieurs secondes.</w:t>
-      </w:r>
-    </w:p>
-    <w:p>
-      <w:pPr>
-        <w:pStyle w:val="ListParagraph"/>
-        <w:numPr>
-          <w:ilvl w:val="0"/>
-          <w:numId w:val="4"/>
-        </w:numPr>
-        <w:spacing w:after="60" w:line="276"/>
-      </w:pPr>
-      <w:r>
-        <w:rPr>
-          <w:b/>
-          <w:bCs/>
-        </w:rPr>
-        <w:t xml:space="preserve">Préchargement au démarrage</w:t>
-      </w:r>
-      <w:r>
-        <w:t xml:space="preserve"> : le conteneur charge le modèle dès qu’il est téléchargé, si bien que la première question ne subit pas ce temps de chargement.</w:t>
-      </w:r>
-    </w:p>
-    <w:p>
-      <w:pPr>
-        <w:pStyle w:val="ListParagraph"/>
-        <w:numPr>
-          <w:ilvl w:val="0"/>
-          <w:numId w:val="4"/>
+          <w:numId w:val="3"/>
         </w:numPr>
         <w:spacing w:after="60" w:line="276"/>
       </w:pPr>
@@ -6973,6 +8968,126 @@
           </w:p>
         </w:tc>
       </w:tr>
+      <w:tr>
+        <w:tc>
+          <w:tcPr>
+            <w:tcW w:type="dxa" w:w="992"/>
+            <w:tcBorders>
+              <w:top w:val="single" w:color="BFBFBF" w:sz="4"/>
+              <w:left w:val="single" w:color="BFBFBF" w:sz="4"/>
+              <w:bottom w:val="single" w:color="BFBFBF" w:sz="4"/>
+              <w:right w:val="single" w:color="BFBFBF" w:sz="4"/>
+            </w:tcBorders>
+            <w:tcMar>
+              <w:top w:type="dxa" w:w="60"/>
+              <w:left w:type="dxa" w:w="100"/>
+              <w:bottom w:type="dxa" w:w="60"/>
+              <w:right w:type="dxa" w:w="100"/>
+            </w:tcMar>
+          </w:tcPr>
+          <w:p>
+            <w:pPr>
+              <w:spacing w:after="0" w:line="260"/>
+            </w:pPr>
+            <w:r>
+              <w:rPr>
+                <w:b/>
+                <w:bCs/>
+                <w:sz w:val="19"/>
+                <w:szCs w:val="19"/>
+              </w:rPr>
+              <w:t xml:space="preserve">19.0.0 (suite)</w:t>
+            </w:r>
+          </w:p>
+        </w:tc>
+        <w:tc>
+          <w:tcPr>
+            <w:tcW w:type="dxa" w:w="2707"/>
+            <w:tcBorders>
+              <w:top w:val="single" w:color="BFBFBF" w:sz="4"/>
+              <w:left w:val="single" w:color="BFBFBF" w:sz="4"/>
+              <w:bottom w:val="single" w:color="BFBFBF" w:sz="4"/>
+              <w:right w:val="single" w:color="BFBFBF" w:sz="4"/>
+            </w:tcBorders>
+            <w:tcMar>
+              <w:top w:type="dxa" w:w="60"/>
+              <w:left w:type="dxa" w:w="100"/>
+              <w:bottom w:type="dxa" w:w="60"/>
+              <w:right w:type="dxa" w:w="100"/>
+            </w:tcMar>
+          </w:tcPr>
+          <w:p>
+            <w:pPr>
+              <w:spacing w:after="0" w:line="260"/>
+            </w:pPr>
+            <w:r>
+              <w:rPr>
+                <w:sz w:val="19"/>
+                <w:szCs w:val="19"/>
+              </w:rPr>
+              <w:t xml:space="preserve">40 % de Recall@5 sur les reformulations ; réponses non typées</w:t>
+            </w:r>
+          </w:p>
+        </w:tc>
+        <w:tc>
+          <w:tcPr>
+            <w:tcW w:type="dxa" w:w="2978"/>
+            <w:tcBorders>
+              <w:top w:val="single" w:color="BFBFBF" w:sz="4"/>
+              <w:left w:val="single" w:color="BFBFBF" w:sz="4"/>
+              <w:bottom w:val="single" w:color="BFBFBF" w:sz="4"/>
+              <w:right w:val="single" w:color="BFBFBF" w:sz="4"/>
+            </w:tcBorders>
+            <w:tcMar>
+              <w:top w:type="dxa" w:w="60"/>
+              <w:left w:type="dxa" w:w="100"/>
+              <w:bottom w:type="dxa" w:w="60"/>
+              <w:right w:type="dxa" w:w="100"/>
+            </w:tcMar>
+          </w:tcPr>
+          <w:p>
+            <w:pPr>
+              <w:spacing w:after="0" w:line="260"/>
+            </w:pPr>
+            <w:r>
+              <w:rPr>
+                <w:sz w:val="19"/>
+                <w:szCs w:val="19"/>
+              </w:rPr>
+              <w:t xml:space="preserve">synonymes métier, réponse typée et vérifiée</w:t>
+            </w:r>
+          </w:p>
+        </w:tc>
+        <w:tc>
+          <w:tcPr>
+            <w:tcW w:type="dxa" w:w="2349"/>
+            <w:tcBorders>
+              <w:top w:val="single" w:color="BFBFBF" w:sz="4"/>
+              <w:left w:val="single" w:color="BFBFBF" w:sz="4"/>
+              <w:bottom w:val="single" w:color="BFBFBF" w:sz="4"/>
+              <w:right w:val="single" w:color="BFBFBF" w:sz="4"/>
+            </w:tcBorders>
+            <w:tcMar>
+              <w:top w:type="dxa" w:w="60"/>
+              <w:left w:type="dxa" w:w="100"/>
+              <w:bottom w:type="dxa" w:w="60"/>
+              <w:right w:type="dxa" w:w="100"/>
+            </w:tcMar>
+          </w:tcPr>
+          <w:p>
+            <w:pPr>
+              <w:spacing w:after="0" w:line="260"/>
+            </w:pPr>
+            <w:r>
+              <w:rPr>
+                <w:sz w:val="19"/>
+                <w:szCs w:val="19"/>
+              </w:rPr>
+              <w:t xml:space="preserve">101 tests ; jeu tenu à part : 36,7 % → 46,7 %</w:t>
+            </w:r>
+          </w:p>
+        </w:tc>
+      </w:tr>
     </w:tbl>
     <w:p>
       <w:pPr>
@@ -7905,7 +10020,7 @@
         <w:pStyle w:val="ListParagraph"/>
         <w:numPr>
           <w:ilvl w:val="0"/>
-          <w:numId w:val="4"/>
+          <w:numId w:val="3"/>
         </w:numPr>
         <w:spacing w:after="60" w:line="276"/>
       </w:pPr>
@@ -7925,7 +10040,7 @@
         <w:pStyle w:val="ListParagraph"/>
         <w:numPr>
           <w:ilvl w:val="0"/>
-          <w:numId w:val="4"/>
+          <w:numId w:val="3"/>
         </w:numPr>
         <w:spacing w:after="60" w:line="276"/>
       </w:pPr>
@@ -7960,7 +10075,7 @@
         <w:jc w:val="both"/>
       </w:pPr>
       <w:r>
-        <w:t xml:space="preserve">Deux jeux de questions sont utilisés :</w:t>
+        <w:t xml:space="preserve">Trois jeux de questions sont utilisés :</w:t>
       </w:r>
     </w:p>
     <w:p>
@@ -7968,7 +10083,7 @@
         <w:pStyle w:val="ListParagraph"/>
         <w:numPr>
           <w:ilvl w:val="0"/>
-          <w:numId w:val="4"/>
+          <w:numId w:val="3"/>
         </w:numPr>
         <w:spacing w:after="60" w:line="276"/>
       </w:pPr>
@@ -7988,7 +10103,7 @@
         <w:pStyle w:val="ListParagraph"/>
         <w:numPr>
           <w:ilvl w:val="0"/>
-          <w:numId w:val="4"/>
+          <w:numId w:val="3"/>
         </w:numPr>
         <w:spacing w:after="60" w:line="276"/>
       </w:pPr>
@@ -8000,7 +10115,56 @@
         <w:t xml:space="preserve">Reformulations (40 questions)</w:t>
       </w:r>
       <w:r>
-        <w:t xml:space="preserve"> : questions réécrites avec un vocabulaire différent, par exemple « Mon bac à poissons s’est fendu, est-ce pris en charge ? » pour la fiche « Mon aquarium s’est cassé. Suis-je couvert ? ». Ce jeu a été constitué pour la version 19 ; il n’a pas été validé par un expert métier.</w:t>
+        <w:t xml:space="preserve"> : questions réécrites avec un vocabulaire différent, par exemple « Mon bac à poissons s’est fendu, est-ce pris en charge ? » pour la fiche « Mon aquarium s’est cassé. Suis-je couvert ? ». Ce jeu a servi de </w:t>
+      </w:r>
+      <w:r>
+        <w:rPr>
+          <w:b/>
+          <w:bCs/>
+        </w:rPr>
+        <w:t xml:space="preserve">jeu de développement</w:t>
+      </w:r>
+      <w:r>
+        <w:t xml:space="preserve"> pendant la rédaction du dictionnaire de synonymes.</w:t>
+      </w:r>
+    </w:p>
+    <w:p>
+      <w:pPr>
+        <w:pStyle w:val="ListParagraph"/>
+        <w:numPr>
+          <w:ilvl w:val="0"/>
+          <w:numId w:val="3"/>
+        </w:numPr>
+        <w:spacing w:after="60" w:line="276"/>
+      </w:pPr>
+      <w:r>
+        <w:rPr>
+          <w:b/>
+          <w:bCs/>
+        </w:rPr>
+        <w:t xml:space="preserve">Tenu à part (30 questions)</w:t>
+      </w:r>
+      <w:r>
+        <w:t xml:space="preserve"> : d’autres reformulations portant sur 30 autres fiches, </w:t>
+      </w:r>
+      <w:r>
+        <w:rPr>
+          <w:b/>
+          <w:bCs/>
+        </w:rPr>
+        <w:t xml:space="preserve">figées avant</w:t>
+      </w:r>
+      <w:r>
+        <w:t xml:space="preserve"> la rédaction du dictionnaire et jamais utilisées pour l’ajuster. Les formulations propres à ce jeu ont été exclues du dictionnaire. C’est la mesure la plus honnête de l’apport des synonymes.</w:t>
+      </w:r>
+    </w:p>
+    <w:p>
+      <w:pPr>
+        <w:spacing w:after="120" w:line="288"/>
+        <w:jc w:val="both"/>
+      </w:pPr>
+      <w:r>
+        <w:t xml:space="preserve">Les deux jeux de reformulations ont été rédigés pour ce projet et n’ont pas été validés par un expert métier ; chaque question n’a qu’une fiche cible.</w:t>
       </w:r>
     </w:p>
     <w:p>
@@ -8641,7 +10805,7 @@
                 <w:sz w:val="19"/>
                 <w:szCs w:val="19"/>
               </w:rPr>
-              <w:t xml:space="preserve">Pipeline hybride (production)</w:t>
+              <w:t xml:space="preserve">Hybride sans synonymes (7.6)</w:t>
             </w:r>
           </w:p>
         </w:tc>
@@ -8785,12 +10949,159 @@
             </w:pPr>
             <w:r>
               <w:rPr>
+                <w:sz w:val="19"/>
+                <w:szCs w:val="19"/>
+              </w:rPr>
+              <w:t xml:space="preserve">Hybride avec synonymes (production)</w:t>
+            </w:r>
+          </w:p>
+        </w:tc>
+        <w:tc>
+          <w:tcPr>
+            <w:tcW w:type="dxa" w:w="1263"/>
+            <w:tcBorders>
+              <w:top w:val="single" w:color="BFBFBF" w:sz="4"/>
+              <w:left w:val="single" w:color="BFBFBF" w:sz="4"/>
+              <w:bottom w:val="single" w:color="BFBFBF" w:sz="4"/>
+              <w:right w:val="single" w:color="BFBFBF" w:sz="4"/>
+            </w:tcBorders>
+            <w:tcMar>
+              <w:top w:type="dxa" w:w="60"/>
+              <w:left w:type="dxa" w:w="100"/>
+              <w:bottom w:type="dxa" w:w="60"/>
+              <w:right w:type="dxa" w:w="100"/>
+            </w:tcMar>
+          </w:tcPr>
+          <w:p>
+            <w:pPr>
+              <w:spacing w:after="0" w:line="260"/>
+            </w:pPr>
+            <w:r>
+              <w:rPr>
+                <w:sz w:val="19"/>
+                <w:szCs w:val="19"/>
+              </w:rPr>
+              <w:t xml:space="preserve">53,2 %</w:t>
+            </w:r>
+          </w:p>
+        </w:tc>
+        <w:tc>
+          <w:tcPr>
+            <w:tcW w:type="dxa" w:w="1263"/>
+            <w:tcBorders>
+              <w:top w:val="single" w:color="BFBFBF" w:sz="4"/>
+              <w:left w:val="single" w:color="BFBFBF" w:sz="4"/>
+              <w:bottom w:val="single" w:color="BFBFBF" w:sz="4"/>
+              <w:right w:val="single" w:color="BFBFBF" w:sz="4"/>
+            </w:tcBorders>
+            <w:tcMar>
+              <w:top w:type="dxa" w:w="60"/>
+              <w:left w:type="dxa" w:w="100"/>
+              <w:bottom w:type="dxa" w:w="60"/>
+              <w:right w:type="dxa" w:w="100"/>
+            </w:tcMar>
+          </w:tcPr>
+          <w:p>
+            <w:pPr>
+              <w:spacing w:after="0" w:line="260"/>
+            </w:pPr>
+            <w:r>
+              <w:rPr>
+                <w:sz w:val="19"/>
+                <w:szCs w:val="19"/>
+              </w:rPr>
+              <w:t xml:space="preserve">80,1 %</w:t>
+            </w:r>
+          </w:p>
+        </w:tc>
+        <w:tc>
+          <w:tcPr>
+            <w:tcW w:type="dxa" w:w="1263"/>
+            <w:tcBorders>
+              <w:top w:val="single" w:color="BFBFBF" w:sz="4"/>
+              <w:left w:val="single" w:color="BFBFBF" w:sz="4"/>
+              <w:bottom w:val="single" w:color="BFBFBF" w:sz="4"/>
+              <w:right w:val="single" w:color="BFBFBF" w:sz="4"/>
+            </w:tcBorders>
+            <w:tcMar>
+              <w:top w:type="dxa" w:w="60"/>
+              <w:left w:type="dxa" w:w="100"/>
+              <w:bottom w:type="dxa" w:w="60"/>
+              <w:right w:type="dxa" w:w="100"/>
+            </w:tcMar>
+          </w:tcPr>
+          <w:p>
+            <w:pPr>
+              <w:spacing w:after="0" w:line="260"/>
+            </w:pPr>
+            <w:r>
+              <w:rPr>
+                <w:sz w:val="19"/>
+                <w:szCs w:val="19"/>
+              </w:rPr>
+              <w:t xml:space="preserve">89,6 %</w:t>
+            </w:r>
+          </w:p>
+        </w:tc>
+        <w:tc>
+          <w:tcPr>
+            <w:tcW w:type="dxa" w:w="1627"/>
+            <w:tcBorders>
+              <w:top w:val="single" w:color="BFBFBF" w:sz="4"/>
+              <w:left w:val="single" w:color="BFBFBF" w:sz="4"/>
+              <w:bottom w:val="single" w:color="BFBFBF" w:sz="4"/>
+              <w:right w:val="single" w:color="BFBFBF" w:sz="4"/>
+            </w:tcBorders>
+            <w:tcMar>
+              <w:top w:type="dxa" w:w="60"/>
+              <w:left w:type="dxa" w:w="100"/>
+              <w:bottom w:type="dxa" w:w="60"/>
+              <w:right w:type="dxa" w:w="100"/>
+            </w:tcMar>
+          </w:tcPr>
+          <w:p>
+            <w:pPr>
+              <w:spacing w:after="0" w:line="260"/>
+            </w:pPr>
+            <w:r>
+              <w:rPr>
+                <w:sz w:val="19"/>
+                <w:szCs w:val="19"/>
+              </w:rPr>
+              <w:t xml:space="preserve">0,672</w:t>
+            </w:r>
+          </w:p>
+        </w:tc>
+      </w:tr>
+      <w:tr>
+        <w:tc>
+          <w:tcPr>
+            <w:tcW w:type="dxa" w:w="3610"/>
+            <w:tcBorders>
+              <w:top w:val="single" w:color="BFBFBF" w:sz="4"/>
+              <w:left w:val="single" w:color="BFBFBF" w:sz="4"/>
+              <w:bottom w:val="single" w:color="BFBFBF" w:sz="4"/>
+              <w:right w:val="single" w:color="BFBFBF" w:sz="4"/>
+            </w:tcBorders>
+            <w:tcMar>
+              <w:top w:type="dxa" w:w="60"/>
+              <w:left w:type="dxa" w:w="100"/>
+              <w:bottom w:type="dxa" w:w="60"/>
+              <w:right w:type="dxa" w:w="100"/>
+            </w:tcMar>
+          </w:tcPr>
+          <w:p>
+            <w:pPr>
+              <w:spacing w:after="0" w:line="260"/>
+            </w:pPr>
+            <w:r>
+              <w:rPr>
                 <w:b/>
                 <w:bCs/>
                 <w:sz w:val="19"/>
                 <w:szCs w:val="19"/>
               </w:rPr>
-              <w:t xml:space="preserve">Reformulations (40)</w:t>
+              <w:t xml:space="preserve">Reformulations — développement (40)</w:t>
             </w:r>
           </w:p>
         </w:tc>
@@ -9203,7 +11514,7 @@
                 <w:sz w:val="19"/>
                 <w:szCs w:val="19"/>
               </w:rPr>
-              <w:t xml:space="preserve">Pipeline hybride (production)</w:t>
+              <w:t xml:space="preserve">Hybride sans synonymes (7.6)</w:t>
             </w:r>
           </w:p>
         </w:tc>
@@ -9320,6 +11631,862 @@
                 <w:szCs w:val="19"/>
               </w:rPr>
               <w:t xml:space="preserve">0,256</w:t>
+            </w:r>
+          </w:p>
+        </w:tc>
+      </w:tr>
+      <w:tr>
+        <w:tc>
+          <w:tcPr>
+            <w:tcW w:type="dxa" w:w="3610"/>
+            <w:tcBorders>
+              <w:top w:val="single" w:color="BFBFBF" w:sz="4"/>
+              <w:left w:val="single" w:color="BFBFBF" w:sz="4"/>
+              <w:bottom w:val="single" w:color="BFBFBF" w:sz="4"/>
+              <w:right w:val="single" w:color="BFBFBF" w:sz="4"/>
+            </w:tcBorders>
+            <w:tcMar>
+              <w:top w:type="dxa" w:w="60"/>
+              <w:left w:type="dxa" w:w="100"/>
+              <w:bottom w:type="dxa" w:w="60"/>
+              <w:right w:type="dxa" w:w="100"/>
+            </w:tcMar>
+          </w:tcPr>
+          <w:p>
+            <w:pPr>
+              <w:spacing w:after="0" w:line="260"/>
+            </w:pPr>
+            <w:r>
+              <w:rPr>
+                <w:sz w:val="19"/>
+                <w:szCs w:val="19"/>
+              </w:rPr>
+              <w:t xml:space="preserve">Hybride avec synonymes (production)</w:t>
+            </w:r>
+          </w:p>
+        </w:tc>
+        <w:tc>
+          <w:tcPr>
+            <w:tcW w:type="dxa" w:w="1263"/>
+            <w:tcBorders>
+              <w:top w:val="single" w:color="BFBFBF" w:sz="4"/>
+              <w:left w:val="single" w:color="BFBFBF" w:sz="4"/>
+              <w:bottom w:val="single" w:color="BFBFBF" w:sz="4"/>
+              <w:right w:val="single" w:color="BFBFBF" w:sz="4"/>
+            </w:tcBorders>
+            <w:tcMar>
+              <w:top w:type="dxa" w:w="60"/>
+              <w:left w:type="dxa" w:w="100"/>
+              <w:bottom w:type="dxa" w:w="60"/>
+              <w:right w:type="dxa" w:w="100"/>
+            </w:tcMar>
+          </w:tcPr>
+          <w:p>
+            <w:pPr>
+              <w:spacing w:after="0" w:line="260"/>
+            </w:pPr>
+            <w:r>
+              <w:rPr>
+                <w:sz w:val="19"/>
+                <w:szCs w:val="19"/>
+              </w:rPr>
+              <w:t xml:space="preserve">27,5 %</w:t>
+            </w:r>
+          </w:p>
+        </w:tc>
+        <w:tc>
+          <w:tcPr>
+            <w:tcW w:type="dxa" w:w="1263"/>
+            <w:tcBorders>
+              <w:top w:val="single" w:color="BFBFBF" w:sz="4"/>
+              <w:left w:val="single" w:color="BFBFBF" w:sz="4"/>
+              <w:bottom w:val="single" w:color="BFBFBF" w:sz="4"/>
+              <w:right w:val="single" w:color="BFBFBF" w:sz="4"/>
+            </w:tcBorders>
+            <w:tcMar>
+              <w:top w:type="dxa" w:w="60"/>
+              <w:left w:type="dxa" w:w="100"/>
+              <w:bottom w:type="dxa" w:w="60"/>
+              <w:right w:type="dxa" w:w="100"/>
+            </w:tcMar>
+          </w:tcPr>
+          <w:p>
+            <w:pPr>
+              <w:spacing w:after="0" w:line="260"/>
+            </w:pPr>
+            <w:r>
+              <w:rPr>
+                <w:sz w:val="19"/>
+                <w:szCs w:val="19"/>
+              </w:rPr>
+              <w:t xml:space="preserve">55,0 %</w:t>
+            </w:r>
+          </w:p>
+        </w:tc>
+        <w:tc>
+          <w:tcPr>
+            <w:tcW w:type="dxa" w:w="1263"/>
+            <w:tcBorders>
+              <w:top w:val="single" w:color="BFBFBF" w:sz="4"/>
+              <w:left w:val="single" w:color="BFBFBF" w:sz="4"/>
+              <w:bottom w:val="single" w:color="BFBFBF" w:sz="4"/>
+              <w:right w:val="single" w:color="BFBFBF" w:sz="4"/>
+            </w:tcBorders>
+            <w:tcMar>
+              <w:top w:type="dxa" w:w="60"/>
+              <w:left w:type="dxa" w:w="100"/>
+              <w:bottom w:type="dxa" w:w="60"/>
+              <w:right w:type="dxa" w:w="100"/>
+            </w:tcMar>
+          </w:tcPr>
+          <w:p>
+            <w:pPr>
+              <w:spacing w:after="0" w:line="260"/>
+            </w:pPr>
+            <w:r>
+              <w:rPr>
+                <w:sz w:val="19"/>
+                <w:szCs w:val="19"/>
+              </w:rPr>
+              <w:t xml:space="preserve">67,5 %</w:t>
+            </w:r>
+          </w:p>
+        </w:tc>
+        <w:tc>
+          <w:tcPr>
+            <w:tcW w:type="dxa" w:w="1627"/>
+            <w:tcBorders>
+              <w:top w:val="single" w:color="BFBFBF" w:sz="4"/>
+              <w:left w:val="single" w:color="BFBFBF" w:sz="4"/>
+              <w:bottom w:val="single" w:color="BFBFBF" w:sz="4"/>
+              <w:right w:val="single" w:color="BFBFBF" w:sz="4"/>
+            </w:tcBorders>
+            <w:tcMar>
+              <w:top w:type="dxa" w:w="60"/>
+              <w:left w:type="dxa" w:w="100"/>
+              <w:bottom w:type="dxa" w:w="60"/>
+              <w:right w:type="dxa" w:w="100"/>
+            </w:tcMar>
+          </w:tcPr>
+          <w:p>
+            <w:pPr>
+              <w:spacing w:after="0" w:line="260"/>
+            </w:pPr>
+            <w:r>
+              <w:rPr>
+                <w:sz w:val="19"/>
+                <w:szCs w:val="19"/>
+              </w:rPr>
+              <w:t xml:space="preserve">0,425</w:t>
+            </w:r>
+          </w:p>
+        </w:tc>
+      </w:tr>
+      <w:tr>
+        <w:tc>
+          <w:tcPr>
+            <w:tcW w:type="dxa" w:w="3610"/>
+            <w:tcBorders>
+              <w:top w:val="single" w:color="BFBFBF" w:sz="4"/>
+              <w:left w:val="single" w:color="BFBFBF" w:sz="4"/>
+              <w:bottom w:val="single" w:color="BFBFBF" w:sz="4"/>
+              <w:right w:val="single" w:color="BFBFBF" w:sz="4"/>
+            </w:tcBorders>
+            <w:tcMar>
+              <w:top w:type="dxa" w:w="60"/>
+              <w:left w:type="dxa" w:w="100"/>
+              <w:bottom w:type="dxa" w:w="60"/>
+              <w:right w:type="dxa" w:w="100"/>
+            </w:tcMar>
+          </w:tcPr>
+          <w:p>
+            <w:pPr>
+              <w:spacing w:after="0" w:line="260"/>
+            </w:pPr>
+            <w:r>
+              <w:rPr>
+                <w:b/>
+                <w:bCs/>
+                <w:sz w:val="19"/>
+                <w:szCs w:val="19"/>
+              </w:rPr>
+              <w:t xml:space="preserve">Reformulations — tenu à part (30)</w:t>
+            </w:r>
+          </w:p>
+        </w:tc>
+        <w:tc>
+          <w:tcPr>
+            <w:tcW w:type="dxa" w:w="1263"/>
+            <w:tcBorders>
+              <w:top w:val="single" w:color="BFBFBF" w:sz="4"/>
+              <w:left w:val="single" w:color="BFBFBF" w:sz="4"/>
+              <w:bottom w:val="single" w:color="BFBFBF" w:sz="4"/>
+              <w:right w:val="single" w:color="BFBFBF" w:sz="4"/>
+            </w:tcBorders>
+            <w:tcMar>
+              <w:top w:type="dxa" w:w="60"/>
+              <w:left w:type="dxa" w:w="100"/>
+              <w:bottom w:type="dxa" w:w="60"/>
+              <w:right w:type="dxa" w:w="100"/>
+            </w:tcMar>
+          </w:tcPr>
+          <w:p>
+            <w:pPr>
+              <w:spacing w:after="0" w:line="260"/>
+            </w:pPr>
+          </w:p>
+        </w:tc>
+        <w:tc>
+          <w:tcPr>
+            <w:tcW w:type="dxa" w:w="1263"/>
+            <w:tcBorders>
+              <w:top w:val="single" w:color="BFBFBF" w:sz="4"/>
+              <w:left w:val="single" w:color="BFBFBF" w:sz="4"/>
+              <w:bottom w:val="single" w:color="BFBFBF" w:sz="4"/>
+              <w:right w:val="single" w:color="BFBFBF" w:sz="4"/>
+            </w:tcBorders>
+            <w:tcMar>
+              <w:top w:type="dxa" w:w="60"/>
+              <w:left w:type="dxa" w:w="100"/>
+              <w:bottom w:type="dxa" w:w="60"/>
+              <w:right w:type="dxa" w:w="100"/>
+            </w:tcMar>
+          </w:tcPr>
+          <w:p>
+            <w:pPr>
+              <w:spacing w:after="0" w:line="260"/>
+            </w:pPr>
+          </w:p>
+        </w:tc>
+        <w:tc>
+          <w:tcPr>
+            <w:tcW w:type="dxa" w:w="1263"/>
+            <w:tcBorders>
+              <w:top w:val="single" w:color="BFBFBF" w:sz="4"/>
+              <w:left w:val="single" w:color="BFBFBF" w:sz="4"/>
+              <w:bottom w:val="single" w:color="BFBFBF" w:sz="4"/>
+              <w:right w:val="single" w:color="BFBFBF" w:sz="4"/>
+            </w:tcBorders>
+            <w:tcMar>
+              <w:top w:type="dxa" w:w="60"/>
+              <w:left w:type="dxa" w:w="100"/>
+              <w:bottom w:type="dxa" w:w="60"/>
+              <w:right w:type="dxa" w:w="100"/>
+            </w:tcMar>
+          </w:tcPr>
+          <w:p>
+            <w:pPr>
+              <w:spacing w:after="0" w:line="260"/>
+            </w:pPr>
+          </w:p>
+        </w:tc>
+        <w:tc>
+          <w:tcPr>
+            <w:tcW w:type="dxa" w:w="1627"/>
+            <w:tcBorders>
+              <w:top w:val="single" w:color="BFBFBF" w:sz="4"/>
+              <w:left w:val="single" w:color="BFBFBF" w:sz="4"/>
+              <w:bottom w:val="single" w:color="BFBFBF" w:sz="4"/>
+              <w:right w:val="single" w:color="BFBFBF" w:sz="4"/>
+            </w:tcBorders>
+            <w:tcMar>
+              <w:top w:type="dxa" w:w="60"/>
+              <w:left w:type="dxa" w:w="100"/>
+              <w:bottom w:type="dxa" w:w="60"/>
+              <w:right w:type="dxa" w:w="100"/>
+            </w:tcMar>
+          </w:tcPr>
+          <w:p>
+            <w:pPr>
+              <w:spacing w:after="0" w:line="260"/>
+            </w:pPr>
+          </w:p>
+        </w:tc>
+      </w:tr>
+      <w:tr>
+        <w:tc>
+          <w:tcPr>
+            <w:tcW w:type="dxa" w:w="3610"/>
+            <w:tcBorders>
+              <w:top w:val="single" w:color="BFBFBF" w:sz="4"/>
+              <w:left w:val="single" w:color="BFBFBF" w:sz="4"/>
+              <w:bottom w:val="single" w:color="BFBFBF" w:sz="4"/>
+              <w:right w:val="single" w:color="BFBFBF" w:sz="4"/>
+            </w:tcBorders>
+            <w:tcMar>
+              <w:top w:type="dxa" w:w="60"/>
+              <w:left w:type="dxa" w:w="100"/>
+              <w:bottom w:type="dxa" w:w="60"/>
+              <w:right w:type="dxa" w:w="100"/>
+            </w:tcMar>
+          </w:tcPr>
+          <w:p>
+            <w:pPr>
+              <w:spacing w:after="0" w:line="260"/>
+            </w:pPr>
+            <w:r>
+              <w:rPr>
+                <w:sz w:val="19"/>
+                <w:szCs w:val="19"/>
+              </w:rPr>
+              <w:t xml:space="preserve">Similarité cosinus TF-IDF seule</w:t>
+            </w:r>
+          </w:p>
+        </w:tc>
+        <w:tc>
+          <w:tcPr>
+            <w:tcW w:type="dxa" w:w="1263"/>
+            <w:tcBorders>
+              <w:top w:val="single" w:color="BFBFBF" w:sz="4"/>
+              <w:left w:val="single" w:color="BFBFBF" w:sz="4"/>
+              <w:bottom w:val="single" w:color="BFBFBF" w:sz="4"/>
+              <w:right w:val="single" w:color="BFBFBF" w:sz="4"/>
+            </w:tcBorders>
+            <w:tcMar>
+              <w:top w:type="dxa" w:w="60"/>
+              <w:left w:type="dxa" w:w="100"/>
+              <w:bottom w:type="dxa" w:w="60"/>
+              <w:right w:type="dxa" w:w="100"/>
+            </w:tcMar>
+          </w:tcPr>
+          <w:p>
+            <w:pPr>
+              <w:spacing w:after="0" w:line="260"/>
+            </w:pPr>
+            <w:r>
+              <w:rPr>
+                <w:sz w:val="19"/>
+                <w:szCs w:val="19"/>
+              </w:rPr>
+              <w:t xml:space="preserve">13,3 %</w:t>
+            </w:r>
+          </w:p>
+        </w:tc>
+        <w:tc>
+          <w:tcPr>
+            <w:tcW w:type="dxa" w:w="1263"/>
+            <w:tcBorders>
+              <w:top w:val="single" w:color="BFBFBF" w:sz="4"/>
+              <w:left w:val="single" w:color="BFBFBF" w:sz="4"/>
+              <w:bottom w:val="single" w:color="BFBFBF" w:sz="4"/>
+              <w:right w:val="single" w:color="BFBFBF" w:sz="4"/>
+            </w:tcBorders>
+            <w:tcMar>
+              <w:top w:type="dxa" w:w="60"/>
+              <w:left w:type="dxa" w:w="100"/>
+              <w:bottom w:type="dxa" w:w="60"/>
+              <w:right w:type="dxa" w:w="100"/>
+            </w:tcMar>
+          </w:tcPr>
+          <w:p>
+            <w:pPr>
+              <w:spacing w:after="0" w:line="260"/>
+            </w:pPr>
+            <w:r>
+              <w:rPr>
+                <w:sz w:val="19"/>
+                <w:szCs w:val="19"/>
+              </w:rPr>
+              <w:t xml:space="preserve">23,3 %</w:t>
+            </w:r>
+          </w:p>
+        </w:tc>
+        <w:tc>
+          <w:tcPr>
+            <w:tcW w:type="dxa" w:w="1263"/>
+            <w:tcBorders>
+              <w:top w:val="single" w:color="BFBFBF" w:sz="4"/>
+              <w:left w:val="single" w:color="BFBFBF" w:sz="4"/>
+              <w:bottom w:val="single" w:color="BFBFBF" w:sz="4"/>
+              <w:right w:val="single" w:color="BFBFBF" w:sz="4"/>
+            </w:tcBorders>
+            <w:tcMar>
+              <w:top w:type="dxa" w:w="60"/>
+              <w:left w:type="dxa" w:w="100"/>
+              <w:bottom w:type="dxa" w:w="60"/>
+              <w:right w:type="dxa" w:w="100"/>
+            </w:tcMar>
+          </w:tcPr>
+          <w:p>
+            <w:pPr>
+              <w:spacing w:after="0" w:line="260"/>
+            </w:pPr>
+            <w:r>
+              <w:rPr>
+                <w:sz w:val="19"/>
+                <w:szCs w:val="19"/>
+              </w:rPr>
+              <w:t xml:space="preserve">23,3 %</w:t>
+            </w:r>
+          </w:p>
+        </w:tc>
+        <w:tc>
+          <w:tcPr>
+            <w:tcW w:type="dxa" w:w="1627"/>
+            <w:tcBorders>
+              <w:top w:val="single" w:color="BFBFBF" w:sz="4"/>
+              <w:left w:val="single" w:color="BFBFBF" w:sz="4"/>
+              <w:bottom w:val="single" w:color="BFBFBF" w:sz="4"/>
+              <w:right w:val="single" w:color="BFBFBF" w:sz="4"/>
+            </w:tcBorders>
+            <w:tcMar>
+              <w:top w:type="dxa" w:w="60"/>
+              <w:left w:type="dxa" w:w="100"/>
+              <w:bottom w:type="dxa" w:w="60"/>
+              <w:right w:type="dxa" w:w="100"/>
+            </w:tcMar>
+          </w:tcPr>
+          <w:p>
+            <w:pPr>
+              <w:spacing w:after="0" w:line="260"/>
+            </w:pPr>
+            <w:r>
+              <w:rPr>
+                <w:sz w:val="19"/>
+                <w:szCs w:val="19"/>
+              </w:rPr>
+              <w:t xml:space="preserve">0,178</w:t>
+            </w:r>
+          </w:p>
+        </w:tc>
+      </w:tr>
+      <w:tr>
+        <w:tc>
+          <w:tcPr>
+            <w:tcW w:type="dxa" w:w="3610"/>
+            <w:tcBorders>
+              <w:top w:val="single" w:color="BFBFBF" w:sz="4"/>
+              <w:left w:val="single" w:color="BFBFBF" w:sz="4"/>
+              <w:bottom w:val="single" w:color="BFBFBF" w:sz="4"/>
+              <w:right w:val="single" w:color="BFBFBF" w:sz="4"/>
+            </w:tcBorders>
+            <w:tcMar>
+              <w:top w:type="dxa" w:w="60"/>
+              <w:left w:type="dxa" w:w="100"/>
+              <w:bottom w:type="dxa" w:w="60"/>
+              <w:right w:type="dxa" w:w="100"/>
+            </w:tcMar>
+          </w:tcPr>
+          <w:p>
+            <w:pPr>
+              <w:spacing w:after="0" w:line="260"/>
+            </w:pPr>
+            <w:r>
+              <w:rPr>
+                <w:sz w:val="19"/>
+                <w:szCs w:val="19"/>
+              </w:rPr>
+              <w:t xml:space="preserve">Score lexical seul</w:t>
+            </w:r>
+          </w:p>
+        </w:tc>
+        <w:tc>
+          <w:tcPr>
+            <w:tcW w:type="dxa" w:w="1263"/>
+            <w:tcBorders>
+              <w:top w:val="single" w:color="BFBFBF" w:sz="4"/>
+              <w:left w:val="single" w:color="BFBFBF" w:sz="4"/>
+              <w:bottom w:val="single" w:color="BFBFBF" w:sz="4"/>
+              <w:right w:val="single" w:color="BFBFBF" w:sz="4"/>
+            </w:tcBorders>
+            <w:tcMar>
+              <w:top w:type="dxa" w:w="60"/>
+              <w:left w:type="dxa" w:w="100"/>
+              <w:bottom w:type="dxa" w:w="60"/>
+              <w:right w:type="dxa" w:w="100"/>
+            </w:tcMar>
+          </w:tcPr>
+          <w:p>
+            <w:pPr>
+              <w:spacing w:after="0" w:line="260"/>
+            </w:pPr>
+            <w:r>
+              <w:rPr>
+                <w:sz w:val="19"/>
+                <w:szCs w:val="19"/>
+              </w:rPr>
+              <w:t xml:space="preserve">30,0 %</w:t>
+            </w:r>
+          </w:p>
+        </w:tc>
+        <w:tc>
+          <w:tcPr>
+            <w:tcW w:type="dxa" w:w="1263"/>
+            <w:tcBorders>
+              <w:top w:val="single" w:color="BFBFBF" w:sz="4"/>
+              <w:left w:val="single" w:color="BFBFBF" w:sz="4"/>
+              <w:bottom w:val="single" w:color="BFBFBF" w:sz="4"/>
+              <w:right w:val="single" w:color="BFBFBF" w:sz="4"/>
+            </w:tcBorders>
+            <w:tcMar>
+              <w:top w:type="dxa" w:w="60"/>
+              <w:left w:type="dxa" w:w="100"/>
+              <w:bottom w:type="dxa" w:w="60"/>
+              <w:right w:type="dxa" w:w="100"/>
+            </w:tcMar>
+          </w:tcPr>
+          <w:p>
+            <w:pPr>
+              <w:spacing w:after="0" w:line="260"/>
+            </w:pPr>
+            <w:r>
+              <w:rPr>
+                <w:sz w:val="19"/>
+                <w:szCs w:val="19"/>
+              </w:rPr>
+              <w:t xml:space="preserve">43,3 %</w:t>
+            </w:r>
+          </w:p>
+        </w:tc>
+        <w:tc>
+          <w:tcPr>
+            <w:tcW w:type="dxa" w:w="1263"/>
+            <w:tcBorders>
+              <w:top w:val="single" w:color="BFBFBF" w:sz="4"/>
+              <w:left w:val="single" w:color="BFBFBF" w:sz="4"/>
+              <w:bottom w:val="single" w:color="BFBFBF" w:sz="4"/>
+              <w:right w:val="single" w:color="BFBFBF" w:sz="4"/>
+            </w:tcBorders>
+            <w:tcMar>
+              <w:top w:type="dxa" w:w="60"/>
+              <w:left w:type="dxa" w:w="100"/>
+              <w:bottom w:type="dxa" w:w="60"/>
+              <w:right w:type="dxa" w:w="100"/>
+            </w:tcMar>
+          </w:tcPr>
+          <w:p>
+            <w:pPr>
+              <w:spacing w:after="0" w:line="260"/>
+            </w:pPr>
+            <w:r>
+              <w:rPr>
+                <w:sz w:val="19"/>
+                <w:szCs w:val="19"/>
+              </w:rPr>
+              <w:t xml:space="preserve">50,0 %</w:t>
+            </w:r>
+          </w:p>
+        </w:tc>
+        <w:tc>
+          <w:tcPr>
+            <w:tcW w:type="dxa" w:w="1627"/>
+            <w:tcBorders>
+              <w:top w:val="single" w:color="BFBFBF" w:sz="4"/>
+              <w:left w:val="single" w:color="BFBFBF" w:sz="4"/>
+              <w:bottom w:val="single" w:color="BFBFBF" w:sz="4"/>
+              <w:right w:val="single" w:color="BFBFBF" w:sz="4"/>
+            </w:tcBorders>
+            <w:tcMar>
+              <w:top w:type="dxa" w:w="60"/>
+              <w:left w:type="dxa" w:w="100"/>
+              <w:bottom w:type="dxa" w:w="60"/>
+              <w:right w:type="dxa" w:w="100"/>
+            </w:tcMar>
+          </w:tcPr>
+          <w:p>
+            <w:pPr>
+              <w:spacing w:after="0" w:line="260"/>
+            </w:pPr>
+            <w:r>
+              <w:rPr>
+                <w:sz w:val="19"/>
+                <w:szCs w:val="19"/>
+              </w:rPr>
+              <w:t xml:space="preserve">0,369</w:t>
+            </w:r>
+          </w:p>
+        </w:tc>
+      </w:tr>
+      <w:tr>
+        <w:tc>
+          <w:tcPr>
+            <w:tcW w:type="dxa" w:w="3610"/>
+            <w:tcBorders>
+              <w:top w:val="single" w:color="BFBFBF" w:sz="4"/>
+              <w:left w:val="single" w:color="BFBFBF" w:sz="4"/>
+              <w:bottom w:val="single" w:color="BFBFBF" w:sz="4"/>
+              <w:right w:val="single" w:color="BFBFBF" w:sz="4"/>
+            </w:tcBorders>
+            <w:tcMar>
+              <w:top w:type="dxa" w:w="60"/>
+              <w:left w:type="dxa" w:w="100"/>
+              <w:bottom w:type="dxa" w:w="60"/>
+              <w:right w:type="dxa" w:w="100"/>
+            </w:tcMar>
+          </w:tcPr>
+          <w:p>
+            <w:pPr>
+              <w:spacing w:after="0" w:line="260"/>
+            </w:pPr>
+            <w:r>
+              <w:rPr>
+                <w:sz w:val="19"/>
+                <w:szCs w:val="19"/>
+              </w:rPr>
+              <w:t xml:space="preserve">Hybride sans synonymes (7.6)</w:t>
+            </w:r>
+          </w:p>
+        </w:tc>
+        <w:tc>
+          <w:tcPr>
+            <w:tcW w:type="dxa" w:w="1263"/>
+            <w:tcBorders>
+              <w:top w:val="single" w:color="BFBFBF" w:sz="4"/>
+              <w:left w:val="single" w:color="BFBFBF" w:sz="4"/>
+              <w:bottom w:val="single" w:color="BFBFBF" w:sz="4"/>
+              <w:right w:val="single" w:color="BFBFBF" w:sz="4"/>
+            </w:tcBorders>
+            <w:tcMar>
+              <w:top w:type="dxa" w:w="60"/>
+              <w:left w:type="dxa" w:w="100"/>
+              <w:bottom w:type="dxa" w:w="60"/>
+              <w:right w:type="dxa" w:w="100"/>
+            </w:tcMar>
+          </w:tcPr>
+          <w:p>
+            <w:pPr>
+              <w:spacing w:after="0" w:line="260"/>
+            </w:pPr>
+            <w:r>
+              <w:rPr>
+                <w:sz w:val="19"/>
+                <w:szCs w:val="19"/>
+              </w:rPr>
+              <w:t xml:space="preserve">23,3 %</w:t>
+            </w:r>
+          </w:p>
+        </w:tc>
+        <w:tc>
+          <w:tcPr>
+            <w:tcW w:type="dxa" w:w="1263"/>
+            <w:tcBorders>
+              <w:top w:val="single" w:color="BFBFBF" w:sz="4"/>
+              <w:left w:val="single" w:color="BFBFBF" w:sz="4"/>
+              <w:bottom w:val="single" w:color="BFBFBF" w:sz="4"/>
+              <w:right w:val="single" w:color="BFBFBF" w:sz="4"/>
+            </w:tcBorders>
+            <w:tcMar>
+              <w:top w:type="dxa" w:w="60"/>
+              <w:left w:type="dxa" w:w="100"/>
+              <w:bottom w:type="dxa" w:w="60"/>
+              <w:right w:type="dxa" w:w="100"/>
+            </w:tcMar>
+          </w:tcPr>
+          <w:p>
+            <w:pPr>
+              <w:spacing w:after="0" w:line="260"/>
+            </w:pPr>
+            <w:r>
+              <w:rPr>
+                <w:sz w:val="19"/>
+                <w:szCs w:val="19"/>
+              </w:rPr>
+              <w:t xml:space="preserve">30,0 %</w:t>
+            </w:r>
+          </w:p>
+        </w:tc>
+        <w:tc>
+          <w:tcPr>
+            <w:tcW w:type="dxa" w:w="1263"/>
+            <w:tcBorders>
+              <w:top w:val="single" w:color="BFBFBF" w:sz="4"/>
+              <w:left w:val="single" w:color="BFBFBF" w:sz="4"/>
+              <w:bottom w:val="single" w:color="BFBFBF" w:sz="4"/>
+              <w:right w:val="single" w:color="BFBFBF" w:sz="4"/>
+            </w:tcBorders>
+            <w:tcMar>
+              <w:top w:type="dxa" w:w="60"/>
+              <w:left w:type="dxa" w:w="100"/>
+              <w:bottom w:type="dxa" w:w="60"/>
+              <w:right w:type="dxa" w:w="100"/>
+            </w:tcMar>
+          </w:tcPr>
+          <w:p>
+            <w:pPr>
+              <w:spacing w:after="0" w:line="260"/>
+            </w:pPr>
+            <w:r>
+              <w:rPr>
+                <w:sz w:val="19"/>
+                <w:szCs w:val="19"/>
+              </w:rPr>
+              <w:t xml:space="preserve">36,7 %</w:t>
+            </w:r>
+          </w:p>
+        </w:tc>
+        <w:tc>
+          <w:tcPr>
+            <w:tcW w:type="dxa" w:w="1627"/>
+            <w:tcBorders>
+              <w:top w:val="single" w:color="BFBFBF" w:sz="4"/>
+              <w:left w:val="single" w:color="BFBFBF" w:sz="4"/>
+              <w:bottom w:val="single" w:color="BFBFBF" w:sz="4"/>
+              <w:right w:val="single" w:color="BFBFBF" w:sz="4"/>
+            </w:tcBorders>
+            <w:tcMar>
+              <w:top w:type="dxa" w:w="60"/>
+              <w:left w:type="dxa" w:w="100"/>
+              <w:bottom w:type="dxa" w:w="60"/>
+              <w:right w:type="dxa" w:w="100"/>
+            </w:tcMar>
+          </w:tcPr>
+          <w:p>
+            <w:pPr>
+              <w:spacing w:after="0" w:line="260"/>
+            </w:pPr>
+            <w:r>
+              <w:rPr>
+                <w:sz w:val="19"/>
+                <w:szCs w:val="19"/>
+              </w:rPr>
+              <w:t xml:space="preserve">0,274</w:t>
+            </w:r>
+          </w:p>
+        </w:tc>
+      </w:tr>
+      <w:tr>
+        <w:tc>
+          <w:tcPr>
+            <w:tcW w:type="dxa" w:w="3610"/>
+            <w:tcBorders>
+              <w:top w:val="single" w:color="BFBFBF" w:sz="4"/>
+              <w:left w:val="single" w:color="BFBFBF" w:sz="4"/>
+              <w:bottom w:val="single" w:color="BFBFBF" w:sz="4"/>
+              <w:right w:val="single" w:color="BFBFBF" w:sz="4"/>
+            </w:tcBorders>
+            <w:tcMar>
+              <w:top w:type="dxa" w:w="60"/>
+              <w:left w:type="dxa" w:w="100"/>
+              <w:bottom w:type="dxa" w:w="60"/>
+              <w:right w:type="dxa" w:w="100"/>
+            </w:tcMar>
+          </w:tcPr>
+          <w:p>
+            <w:pPr>
+              <w:spacing w:after="0" w:line="260"/>
+            </w:pPr>
+            <w:r>
+              <w:rPr>
+                <w:sz w:val="19"/>
+                <w:szCs w:val="19"/>
+              </w:rPr>
+              <w:t xml:space="preserve">Hybride avec synonymes (production)</w:t>
+            </w:r>
+          </w:p>
+        </w:tc>
+        <w:tc>
+          <w:tcPr>
+            <w:tcW w:type="dxa" w:w="1263"/>
+            <w:tcBorders>
+              <w:top w:val="single" w:color="BFBFBF" w:sz="4"/>
+              <w:left w:val="single" w:color="BFBFBF" w:sz="4"/>
+              <w:bottom w:val="single" w:color="BFBFBF" w:sz="4"/>
+              <w:right w:val="single" w:color="BFBFBF" w:sz="4"/>
+            </w:tcBorders>
+            <w:tcMar>
+              <w:top w:type="dxa" w:w="60"/>
+              <w:left w:type="dxa" w:w="100"/>
+              <w:bottom w:type="dxa" w:w="60"/>
+              <w:right w:type="dxa" w:w="100"/>
+            </w:tcMar>
+          </w:tcPr>
+          <w:p>
+            <w:pPr>
+              <w:spacing w:after="0" w:line="260"/>
+            </w:pPr>
+            <w:r>
+              <w:rPr>
+                <w:sz w:val="19"/>
+                <w:szCs w:val="19"/>
+              </w:rPr>
+              <w:t xml:space="preserve">33,3 %</w:t>
+            </w:r>
+          </w:p>
+        </w:tc>
+        <w:tc>
+          <w:tcPr>
+            <w:tcW w:type="dxa" w:w="1263"/>
+            <w:tcBorders>
+              <w:top w:val="single" w:color="BFBFBF" w:sz="4"/>
+              <w:left w:val="single" w:color="BFBFBF" w:sz="4"/>
+              <w:bottom w:val="single" w:color="BFBFBF" w:sz="4"/>
+              <w:right w:val="single" w:color="BFBFBF" w:sz="4"/>
+            </w:tcBorders>
+            <w:tcMar>
+              <w:top w:type="dxa" w:w="60"/>
+              <w:left w:type="dxa" w:w="100"/>
+              <w:bottom w:type="dxa" w:w="60"/>
+              <w:right w:type="dxa" w:w="100"/>
+            </w:tcMar>
+          </w:tcPr>
+          <w:p>
+            <w:pPr>
+              <w:spacing w:after="0" w:line="260"/>
+            </w:pPr>
+            <w:r>
+              <w:rPr>
+                <w:sz w:val="19"/>
+                <w:szCs w:val="19"/>
+              </w:rPr>
+              <w:t xml:space="preserve">40,0 %</w:t>
+            </w:r>
+          </w:p>
+        </w:tc>
+        <w:tc>
+          <w:tcPr>
+            <w:tcW w:type="dxa" w:w="1263"/>
+            <w:tcBorders>
+              <w:top w:val="single" w:color="BFBFBF" w:sz="4"/>
+              <w:left w:val="single" w:color="BFBFBF" w:sz="4"/>
+              <w:bottom w:val="single" w:color="BFBFBF" w:sz="4"/>
+              <w:right w:val="single" w:color="BFBFBF" w:sz="4"/>
+            </w:tcBorders>
+            <w:tcMar>
+              <w:top w:type="dxa" w:w="60"/>
+              <w:left w:type="dxa" w:w="100"/>
+              <w:bottom w:type="dxa" w:w="60"/>
+              <w:right w:type="dxa" w:w="100"/>
+            </w:tcMar>
+          </w:tcPr>
+          <w:p>
+            <w:pPr>
+              <w:spacing w:after="0" w:line="260"/>
+            </w:pPr>
+            <w:r>
+              <w:rPr>
+                <w:sz w:val="19"/>
+                <w:szCs w:val="19"/>
+              </w:rPr>
+              <w:t xml:space="preserve">46,7 %</w:t>
+            </w:r>
+          </w:p>
+        </w:tc>
+        <w:tc>
+          <w:tcPr>
+            <w:tcW w:type="dxa" w:w="1627"/>
+            <w:tcBorders>
+              <w:top w:val="single" w:color="BFBFBF" w:sz="4"/>
+              <w:left w:val="single" w:color="BFBFBF" w:sz="4"/>
+              <w:bottom w:val="single" w:color="BFBFBF" w:sz="4"/>
+              <w:right w:val="single" w:color="BFBFBF" w:sz="4"/>
+            </w:tcBorders>
+            <w:tcMar>
+              <w:top w:type="dxa" w:w="60"/>
+              <w:left w:type="dxa" w:w="100"/>
+              <w:bottom w:type="dxa" w:w="60"/>
+              <w:right w:type="dxa" w:w="100"/>
+            </w:tcMar>
+          </w:tcPr>
+          <w:p>
+            <w:pPr>
+              <w:spacing w:after="0" w:line="260"/>
+            </w:pPr>
+            <w:r>
+              <w:rPr>
+                <w:sz w:val="19"/>
+                <w:szCs w:val="19"/>
+              </w:rPr>
+              <w:t xml:space="preserve">0,371</w:t>
             </w:r>
           </w:p>
         </w:tc>
@@ -9375,10 +12542,30 @@
           <w:b/>
           <w:bCs/>
         </w:rPr>
-        <w:t xml:space="preserve">Les reformulations révèlent la vraie limite.</w:t>
-      </w:r>
-      <w:r>
-        <w:t xml:space="preserve"> Lorsque l’utilisateur emploie d’autres mots que la fiche, la bonne fiche n’apparaît dans les cinq premiers résultats que dans 40 % des cas. Le gain du pipeline hybride sur TF-IDF seul (+10 points) est réel mais porte sur 4 questions sur 40 : la différence avec le score lexical seul (1 question) n’est pas significative à cette taille d’échantillon.</w:t>
+        <w:t xml:space="preserve">Les reformulations révèlent la vraie limite, et les synonymes la réduisent.</w:t>
+      </w:r>
+      <w:r>
+        <w:t xml:space="preserve"> Sans synonymes, la bonne fiche n’apparaît dans les cinq premiers résultats que pour 40 % des reformulations de développement et 36,7 % des reformulations tenues à part. Avec le dictionnaire, ces taux passent à 67,5 % et </w:t>
+      </w:r>
+      <w:r>
+        <w:rPr>
+          <w:b/>
+          <w:bCs/>
+        </w:rPr>
+        <w:t xml:space="preserve">46,7 %</w:t>
+      </w:r>
+      <w:r>
+        <w:t xml:space="preserve">. L’écart entre les deux jeux (+27,5 points contre +10 points) est attendu : le premier a servi à rédiger le dictionnaire, le second non. Le chiffre à retenir est donc </w:t>
+      </w:r>
+      <w:r>
+        <w:rPr>
+          <w:b/>
+          <w:bCs/>
+        </w:rPr>
+        <w:t xml:space="preserve">+10 points sur le jeu tenu à part</w:t>
+      </w:r>
+      <w:r>
+        <w:t xml:space="preserve">, soit 3 questions sur 30 ; c’est un gain réel mais mesuré sur un petit échantillon. Le dictionnaire ne dégrade aucun jeu, y compris les titres. Le score lexical seul atteint 50 % sur le jeu tenu à part : la fusion avec TF-IDF ne l’améliore pas sur ces questions, un point à surveiller avec un jeu plus grand.</w:t>
       </w:r>
     </w:p>
     <w:p>
@@ -9404,7 +12591,7 @@
         <w:t xml:space="preserve">pas</w:t>
       </w:r>
       <w:r>
-        <w:t xml:space="preserve"> de conclure que TF-IDF est meilleur que les embeddings. Les embeddings sont justement conçus pour rapprocher des formulations différentes ; leur réintroduction, mesurée sur le jeu des reformulations, est la principale piste d’amélioration (section 11).</w:t>
+        <w:t xml:space="preserve"> de conclure que TF-IDF est meilleur que les embeddings. Les embeddings sont justement conçus pour rapprocher des formulations différentes ; leur réintroduction, mesurée sur le jeu tenu à part, reste la principale piste d’amélioration (section 11). Le dictionnaire de synonymes en est une version explicite et contrôlable : chaque rapprochement est lisible et peut être validé par un expert métier, ce qu’un modèle d’embeddings ne permet pas.</w:t>
       </w:r>
     </w:p>
     <w:p>
@@ -9417,7 +12604,18 @@
         <w:ind w:left="200" w:right="200"/>
       </w:pPr>
       <w:r>
-        <w:t xml:space="preserve">Conclusion de l’évaluation : la recherche actuelle est fiable lorsque la question reprend le vocabulaire des fiches, et fragile face aux reformulations. Le contrôle des citations et l’affichage des extraits limitent le risque, puisque l’utilisateur voit immédiatement si les sources ne correspondent pas à sa question.</w:t>
+        <w:t xml:space="preserve">Conclusion de l’évaluation : la recherche est fiable lorsque la question reprend le vocabulaire des fiches ; face aux reformulations, les synonymes métier font passer le Recall@5 de 36,7 % à 46,7 % sur des questions jamais vues, ce qui reste insuffisant pour un usage sans contrôle. C’est pourquoi la génération est conçue pour refuser (</w:t>
+      </w:r>
+      <w:r>
+        <w:rPr>
+          <w:rFonts w:ascii="Consolas" w:cs="Consolas" w:eastAsia="Consolas" w:hAnsi="Consolas"/>
+          <w:sz w:val="19"/>
+          <w:szCs w:val="19"/>
+        </w:rPr>
+        <w:t xml:space="preserve">not_found</w:t>
+      </w:r>
+      <w:r>
+        <w:t xml:space="preserve">) ou montrer ses extraits plutôt qu’inventer lorsque la bonne fiche manque.</w:t>
       </w:r>
     </w:p>
     <w:p>
@@ -9633,7 +12831,7 @@
                 <w:sz w:val="19"/>
                 <w:szCs w:val="19"/>
               </w:rPr>
-              <w:t xml:space="preserve">18</w:t>
+              <w:t xml:space="preserve">24</w:t>
             </w:r>
           </w:p>
         </w:tc>
@@ -9662,7 +12860,7 @@
                 <w:sz w:val="19"/>
                 <w:szCs w:val="19"/>
               </w:rPr>
-              <w:t xml:space="preserve">normalisation, score lexical (poids titre 3 / contenu 1), formule RRF, déterminisme, cas limites, cas « franchise », seuils minimaux de Recall@5</w:t>
+              <w:t xml:space="preserve">normalisation, score lexical, concepts et synonymes, formule RRF, déterminisme, cas limites, seuils minimaux de Recall@5 sur les trois jeux</w:t>
             </w:r>
           </w:p>
         </w:tc>
@@ -9723,7 +12921,7 @@
                 <w:sz w:val="19"/>
                 <w:szCs w:val="19"/>
               </w:rPr>
-              <w:t xml:space="preserve">23</w:t>
+              <w:t xml:space="preserve">34</w:t>
             </w:r>
           </w:p>
         </w:tc>
@@ -9752,7 +12950,7 @@
                 <w:sz w:val="19"/>
                 <w:szCs w:val="19"/>
               </w:rPr>
-              <w:t xml:space="preserve">contrôle des citations, consignes, révision si citation absente ou inventée, repli, erreurs Ollama → 502, mode diagnostic</w:t>
+              <w:t xml:space="preserve">vérification des extraits (exacts, approchés, inventés), JSON invalide, statuts, révision, repli, confiance non décisive, schéma, erreurs Ollama → 502, mode diagnostic</w:t>
             </w:r>
           </w:p>
         </w:tc>
@@ -10131,7 +13329,7 @@
                 <w:sz w:val="19"/>
                 <w:szCs w:val="19"/>
               </w:rPr>
-              <w:t xml:space="preserve">84</w:t>
+              <w:t xml:space="preserve">101</w:t>
             </w:r>
           </w:p>
         </w:tc>
@@ -10189,7 +13387,7 @@
         <w:jc w:val="both"/>
       </w:pPr>
       <w:r>
-        <w:t xml:space="preserve">Un test exécute l’évaluation complète et échoue si le Recall@5 du pipeline hybride descend sous 85 % sur les titres ou sous 35 % sur les reformulations, ou s’il cesse de dépasser TF-IDF seul. Ainsi, une modification qui dégraderait la recherche est détectée automatiquement, même si tout le code reste syntaxiquement correct.</w:t>
+        <w:t xml:space="preserve">Un test exécute l’évaluation complète et échoue si le Recall@5 de production descend sous 85 % sur les titres, 60 % sur les reformulations de développement ou 40 % sur le jeu tenu à part, s’il cesse de dépasser TF-IDF seul, ou si les synonymes dégradent un des jeux. Ainsi, une modification qui dégraderait la recherche est détectée automatiquement, même si tout le code reste syntaxiquement correct.</w:t>
       </w:r>
     </w:p>
     <w:p>
@@ -10213,7 +13411,7 @@
           <w:b/>
           <w:bCs/>
         </w:rPr>
-        <w:t xml:space="preserve">78 tests ont réussi et 6 ont été ignorés</w:t>
+        <w:t xml:space="preserve">95 tests ont réussi et 6 ont été ignorés</w:t>
       </w:r>
       <w:r>
         <w:t xml:space="preserve">. Les 6 tests ignorés sont les tests HTTP de bout en bout, qui nécessitent la bibliothèque </w:t>
@@ -10323,35 +13521,7 @@
         <w:jc w:val="both"/>
       </w:pPr>
       <w:r>
-        <w:t xml:space="preserve">Les tests automatisés ne remplacent pas trois vérifications humaines : la fidélité des réponses du modèle réel aux sources citées, la pertinence métier des fiches renvoyées pour des questions réelles, et la latence sur la machine de production. Ces points font l’objet de la campagne de recette (section 10).</w:t>
-      </w:r>
-    </w:p>
-    <w:p>
-      <w:pPr>
-        <w:pStyle w:val="Heading1"/>
-        <w:pageBreakBefore/>
-      </w:pPr>
-      <w:r>
-        <w:t xml:space="preserve">9. Déploiement</w:t>
-      </w:r>
-    </w:p>
-    <w:p>
-      <w:pPr>
-        <w:spacing w:after="120" w:line="288"/>
-        <w:jc w:val="both"/>
-      </w:pPr>
-      <w:r>
-        <w:t xml:space="preserve">L’application est déployée sur un </w:t>
-      </w:r>
-      <w:r>
-        <w:rPr>
-          <w:b/>
-          <w:bCs/>
-        </w:rPr>
-        <w:t xml:space="preserve">Space Hugging Face</w:t>
-      </w:r>
-      <w:r>
-        <w:t xml:space="preserve"> de type Docker, exposé sur le port 7860. Au démarrage, le script </w:t>
+        <w:t xml:space="preserve">Les tests automatisés ne remplacent pas quatre vérifications : le comportement du modèle réel avec la sortie structurée (proportion de réponses </w:t>
       </w:r>
       <w:r>
         <w:rPr>
@@ -10359,6 +13529,67 @@
           <w:sz w:val="19"/>
           <w:szCs w:val="19"/>
         </w:rPr>
+        <w:t xml:space="preserve">answered</w:t>
+      </w:r>
+      <w:r>
+        <w:t xml:space="preserve">, </w:t>
+      </w:r>
+      <w:r>
+        <w:rPr>
+          <w:rFonts w:ascii="Consolas" w:cs="Consolas" w:eastAsia="Consolas" w:hAnsi="Consolas"/>
+          <w:sz w:val="19"/>
+          <w:szCs w:val="19"/>
+        </w:rPr>
+        <w:t xml:space="preserve">not_found</w:t>
+      </w:r>
+      <w:r>
+        <w:t xml:space="preserve"> et </w:t>
+      </w:r>
+      <w:r>
+        <w:rPr>
+          <w:rFonts w:ascii="Consolas" w:cs="Consolas" w:eastAsia="Consolas" w:hAnsi="Consolas"/>
+          <w:sz w:val="19"/>
+          <w:szCs w:val="19"/>
+        </w:rPr>
+        <w:t xml:space="preserve">fallback</w:t>
+      </w:r>
+      <w:r>
+        <w:t xml:space="preserve">), la fidélité des réponses aux extraits, la pertinence métier des fiches pour des questions réelles, et la latence sur la machine de production. Les tests simulent Ollama : ils prouvent que l’application réagit correctement à chaque type de sortie, pas que le modèle produit de bonnes sorties. Ces points font l’objet de la campagne de recette (section 10).</w:t>
+      </w:r>
+    </w:p>
+    <w:p>
+      <w:pPr>
+        <w:pStyle w:val="Heading1"/>
+        <w:pageBreakBefore/>
+      </w:pPr>
+      <w:r>
+        <w:t xml:space="preserve">9. Déploiement</w:t>
+      </w:r>
+    </w:p>
+    <w:p>
+      <w:pPr>
+        <w:spacing w:after="120" w:line="288"/>
+        <w:jc w:val="both"/>
+      </w:pPr>
+      <w:r>
+        <w:t xml:space="preserve">L’application est déployée sur un </w:t>
+      </w:r>
+      <w:r>
+        <w:rPr>
+          <w:b/>
+          <w:bCs/>
+        </w:rPr>
+        <w:t xml:space="preserve">Space Hugging Face</w:t>
+      </w:r>
+      <w:r>
+        <w:t xml:space="preserve"> de type Docker, exposé sur le port 7860. Au démarrage, le script </w:t>
+      </w:r>
+      <w:r>
+        <w:rPr>
+          <w:rFonts w:ascii="Consolas" w:cs="Consolas" w:eastAsia="Consolas" w:hAnsi="Consolas"/>
+          <w:sz w:val="19"/>
+          <w:szCs w:val="19"/>
+        </w:rPr>
         <w:t xml:space="preserve">docker-entrypoint.sh</w:t>
       </w:r>
       <w:r>
@@ -10370,7 +13601,7 @@
         <w:pStyle w:val="ListParagraph"/>
         <w:numPr>
           <w:ilvl w:val="0"/>
-          <w:numId w:val="5"/>
+          <w:numId w:val="4"/>
         </w:numPr>
         <w:spacing w:after="60" w:line="276"/>
       </w:pPr>
@@ -10383,7 +13614,7 @@
         <w:pStyle w:val="ListParagraph"/>
         <w:numPr>
           <w:ilvl w:val="0"/>
-          <w:numId w:val="5"/>
+          <w:numId w:val="4"/>
         </w:numPr>
         <w:spacing w:after="60" w:line="276"/>
       </w:pPr>
@@ -10407,7 +13638,7 @@
         <w:pStyle w:val="ListParagraph"/>
         <w:numPr>
           <w:ilvl w:val="0"/>
-          <w:numId w:val="5"/>
+          <w:numId w:val="4"/>
         </w:numPr>
         <w:spacing w:after="60" w:line="276"/>
       </w:pPr>
@@ -10870,7 +14101,7 @@
                 <w:sz w:val="19"/>
                 <w:szCs w:val="19"/>
               </w:rPr>
-              <w:t xml:space="preserve">400</w:t>
+              <w:t xml:space="preserve">500</w:t>
             </w:r>
           </w:p>
         </w:tc>
@@ -11651,7 +14882,7 @@
                 <w:sz w:val="19"/>
                 <w:szCs w:val="19"/>
               </w:rPr>
-              <w:t xml:space="preserve">poser une question hors sujet (« Quel est le cours de l’action Apple ? »)</w:t>
+              <w:t xml:space="preserve">poser « Mes capteurs photovoltaïques sont-ils protégés ? »</w:t>
             </w:r>
           </w:p>
         </w:tc>
@@ -11680,7 +14911,7 @@
                 <w:sz w:val="19"/>
                 <w:szCs w:val="19"/>
               </w:rPr>
-              <w:t xml:space="preserve">le modèle indique que les documents ne permettent pas de répondre</w:t>
+              <w:t xml:space="preserve">« termes métier ajoutés : panneaux solaires » ; fiche des panneaux solaires en S1</w:t>
             </w:r>
           </w:p>
         </w:tc>
@@ -11740,7 +14971,7 @@
                 <w:sz w:val="19"/>
                 <w:szCs w:val="19"/>
               </w:rPr>
-              <w:t xml:space="preserve">lire le contrôle des références et les extraits</w:t>
+              <w:t xml:space="preserve">poser une question hors sujet (« Quel est le cours de l’action Apple ? »)</w:t>
             </w:r>
           </w:p>
         </w:tc>
@@ -11769,7 +15000,7 @@
                 <w:sz w:val="19"/>
                 <w:szCs w:val="19"/>
               </w:rPr>
-              <w:t xml:space="preserve">sources citées reconnues ; extraits cohérents avec la réponse</w:t>
+              <w:t xml:space="preserve">statut « réponse absente des documents »</w:t>
             </w:r>
           </w:p>
         </w:tc>
@@ -11829,15 +15060,7 @@
                 <w:sz w:val="19"/>
                 <w:szCs w:val="19"/>
               </w:rPr>
-              <w:t xml:space="preserve">ouvrir </w:t>
-            </w:r>
-            <w:r>
-              <w:rPr>
-                <w:rFonts w:ascii="Consolas" w:cs="Consolas" w:eastAsia="Consolas" w:hAnsi="Consolas"/>
-                <w:sz w:val="19"/>
-                <w:szCs w:val="19"/>
-              </w:rPr>
-              <w:t xml:space="preserve">/claims</w:t>
+              <w:t xml:space="preserve">lire le statut et les extraits justificatifs</w:t>
             </w:r>
           </w:p>
         </w:tc>
@@ -11866,7 +15089,7 @@
                 <w:sz w:val="19"/>
                 <w:szCs w:val="19"/>
               </w:rPr>
-              <w:t xml:space="preserve">120 dossiers fictifs, taux d’acceptation 72,73 %, métriques du modèle</w:t>
+              <w:t xml:space="preserve">extraits marqués ✔, cohérents avec la réponse</w:t>
             </w:r>
           </w:p>
         </w:tc>
@@ -11926,7 +15149,15 @@
                 <w:sz w:val="19"/>
                 <w:szCs w:val="19"/>
               </w:rPr>
-              <w:t xml:space="preserve">analyser le dossier C00001</w:t>
+              <w:t xml:space="preserve">ouvrir </w:t>
+            </w:r>
+            <w:r>
+              <w:rPr>
+                <w:rFonts w:ascii="Consolas" w:cs="Consolas" w:eastAsia="Consolas" w:hAnsi="Consolas"/>
+                <w:sz w:val="19"/>
+                <w:szCs w:val="19"/>
+              </w:rPr>
+              <w:t xml:space="preserve">/claims</w:t>
             </w:r>
           </w:p>
         </w:tc>
@@ -11955,7 +15186,7 @@
                 <w:sz w:val="19"/>
                 <w:szCs w:val="19"/>
               </w:rPr>
-              <w:t xml:space="preserve">probabilité ≈ 85 %, facteurs, mention de validation humaine</w:t>
+              <w:t xml:space="preserve">120 dossiers fictifs, taux d’acceptation 72,73 %, métriques du modèle</w:t>
             </w:r>
           </w:p>
         </w:tc>
@@ -11987,6 +15218,95 @@
                 <w:szCs w:val="19"/>
               </w:rPr>
               <w:t xml:space="preserve">8</w:t>
+            </w:r>
+          </w:p>
+        </w:tc>
+        <w:tc>
+          <w:tcPr>
+            <w:tcW w:type="dxa" w:w="4151"/>
+            <w:tcBorders>
+              <w:top w:val="single" w:color="BFBFBF" w:sz="4"/>
+              <w:left w:val="single" w:color="BFBFBF" w:sz="4"/>
+              <w:bottom w:val="single" w:color="BFBFBF" w:sz="4"/>
+              <w:right w:val="single" w:color="BFBFBF" w:sz="4"/>
+            </w:tcBorders>
+            <w:tcMar>
+              <w:top w:type="dxa" w:w="60"/>
+              <w:left w:type="dxa" w:w="100"/>
+              <w:bottom w:type="dxa" w:w="60"/>
+              <w:right w:type="dxa" w:w="100"/>
+            </w:tcMar>
+          </w:tcPr>
+          <w:p>
+            <w:pPr>
+              <w:spacing w:after="0" w:line="260"/>
+            </w:pPr>
+            <w:r>
+              <w:rPr>
+                <w:sz w:val="19"/>
+                <w:szCs w:val="19"/>
+              </w:rPr>
+              <w:t xml:space="preserve">analyser le dossier C00001</w:t>
+            </w:r>
+          </w:p>
+        </w:tc>
+        <w:tc>
+          <w:tcPr>
+            <w:tcW w:type="dxa" w:w="4063"/>
+            <w:tcBorders>
+              <w:top w:val="single" w:color="BFBFBF" w:sz="4"/>
+              <w:left w:val="single" w:color="BFBFBF" w:sz="4"/>
+              <w:bottom w:val="single" w:color="BFBFBF" w:sz="4"/>
+              <w:right w:val="single" w:color="BFBFBF" w:sz="4"/>
+            </w:tcBorders>
+            <w:tcMar>
+              <w:top w:type="dxa" w:w="60"/>
+              <w:left w:type="dxa" w:w="100"/>
+              <w:bottom w:type="dxa" w:w="60"/>
+              <w:right w:type="dxa" w:w="100"/>
+            </w:tcMar>
+          </w:tcPr>
+          <w:p>
+            <w:pPr>
+              <w:spacing w:after="0" w:line="260"/>
+            </w:pPr>
+            <w:r>
+              <w:rPr>
+                <w:sz w:val="19"/>
+                <w:szCs w:val="19"/>
+              </w:rPr>
+              <w:t xml:space="preserve">probabilité ≈ 85 %, facteurs, mention de validation humaine</w:t>
+            </w:r>
+          </w:p>
+        </w:tc>
+      </w:tr>
+      <w:tr>
+        <w:tc>
+          <w:tcPr>
+            <w:tcW w:type="dxa" w:w="812"/>
+            <w:tcBorders>
+              <w:top w:val="single" w:color="BFBFBF" w:sz="4"/>
+              <w:left w:val="single" w:color="BFBFBF" w:sz="4"/>
+              <w:bottom w:val="single" w:color="BFBFBF" w:sz="4"/>
+              <w:right w:val="single" w:color="BFBFBF" w:sz="4"/>
+            </w:tcBorders>
+            <w:tcMar>
+              <w:top w:type="dxa" w:w="60"/>
+              <w:left w:type="dxa" w:w="100"/>
+              <w:bottom w:type="dxa" w:w="60"/>
+              <w:right w:type="dxa" w:w="100"/>
+            </w:tcMar>
+          </w:tcPr>
+          <w:p>
+            <w:pPr>
+              <w:spacing w:after="0" w:line="260"/>
+            </w:pPr>
+            <w:r>
+              <w:rPr>
+                <w:sz w:val="19"/>
+                <w:szCs w:val="19"/>
+              </w:rPr>
+              <w:t xml:space="preserve">9</w:t>
             </w:r>
           </w:p>
         </w:tc>
@@ -12088,7 +15408,7 @@
         <w:jc w:val="both"/>
       </w:pPr>
       <w:r>
-        <w:t xml:space="preserve">Pour la recette, il est recommandé de consigner pour chaque question : la question, la fiche attendue, les sources obtenues, la réponse, l’exactitude jugée par l’examinateur et les durées affichées. Ces observations permettent de mesurer la latence réelle et la fidélité des réponses, que les tests automatisés ne couvrent pas.</w:t>
+        <w:t xml:space="preserve">Pour la recette, il est recommandé de consigner pour chaque question : la question, la fiche attendue, les sources obtenues, le statut, la réponse, l’exactitude jugée par l’examinateur et les durées affichées. Ces observations permettent de mesurer la latence réelle et la fidélité des réponses, que les tests automatisés ne couvrent pas.</w:t>
       </w:r>
     </w:p>
     <w:p>
@@ -12113,7 +15433,7 @@
         <w:pStyle w:val="ListParagraph"/>
         <w:numPr>
           <w:ilvl w:val="0"/>
-          <w:numId w:val="4"/>
+          <w:numId w:val="3"/>
         </w:numPr>
         <w:spacing w:after="60" w:line="276"/>
       </w:pPr>
@@ -12125,7 +15445,7 @@
         <w:t xml:space="preserve">Sensibilité au vocabulaire</w:t>
       </w:r>
       <w:r>
-        <w:t xml:space="preserve"> : 40 % de Recall@5 sur les reformulations. La recherche lexicale ne relie pas des synonymes (« nounou » et « baby-sitter »).</w:t>
+        <w:t xml:space="preserve"> : 46,7 % de Recall@5 sur les reformulations tenues à part, malgré le dictionnaire de synonymes, qui ne couvre que les rapprochements prévus.</w:t>
       </w:r>
     </w:p>
     <w:p>
@@ -12133,7 +15453,7 @@
         <w:pStyle w:val="ListParagraph"/>
         <w:numPr>
           <w:ilvl w:val="0"/>
-          <w:numId w:val="4"/>
+          <w:numId w:val="3"/>
         </w:numPr>
         <w:spacing w:after="60" w:line="276"/>
       </w:pPr>
@@ -12142,10 +15462,54 @@
           <w:b/>
           <w:bCs/>
         </w:rPr>
-        <w:t xml:space="preserve">Proxy d’évaluation</w:t>
-      </w:r>
-      <w:r>
-        <w:t xml:space="preserve"> : une seule fiche cible par question, alors que plusieurs fiches peuvent être pertinentes ; jeu de reformulations non validé par un expert.</w:t>
+        <w:t xml:space="preserve">Sortie structurée non mesurée en conditions réelles</w:t>
+      </w:r>
+      <w:r>
+        <w:t xml:space="preserve"> : la part de réponses </w:t>
+      </w:r>
+      <w:r>
+        <w:rPr>
+          <w:rFonts w:ascii="Consolas" w:cs="Consolas" w:eastAsia="Consolas" w:hAnsi="Consolas"/>
+          <w:sz w:val="19"/>
+          <w:szCs w:val="19"/>
+        </w:rPr>
+        <w:t xml:space="preserve">answered</w:t>
+      </w:r>
+      <w:r>
+        <w:t xml:space="preserve">, </w:t>
+      </w:r>
+      <w:r>
+        <w:rPr>
+          <w:rFonts w:ascii="Consolas" w:cs="Consolas" w:eastAsia="Consolas" w:hAnsi="Consolas"/>
+          <w:sz w:val="19"/>
+          <w:szCs w:val="19"/>
+        </w:rPr>
+        <w:t xml:space="preserve">not_found</w:t>
+      </w:r>
+      <w:r>
+        <w:t xml:space="preserve"> et </w:t>
+      </w:r>
+      <w:r>
+        <w:rPr>
+          <w:rFonts w:ascii="Consolas" w:cs="Consolas" w:eastAsia="Consolas" w:hAnsi="Consolas"/>
+          <w:sz w:val="19"/>
+          <w:szCs w:val="19"/>
+        </w:rPr>
+        <w:t xml:space="preserve">fallback</w:t>
+      </w:r>
+      <w:r>
+        <w:t xml:space="preserve"> avec </w:t>
+      </w:r>
+      <w:r>
+        <w:rPr>
+          <w:rFonts w:ascii="Consolas" w:cs="Consolas" w:eastAsia="Consolas" w:hAnsi="Consolas"/>
+          <w:sz w:val="19"/>
+          <w:szCs w:val="19"/>
+        </w:rPr>
+        <w:t xml:space="preserve">llama3.2:3b</w:t>
+      </w:r>
+      <w:r>
+        <w:t xml:space="preserve"> reste à relever sur le Space.</w:t>
       </w:r>
     </w:p>
     <w:p>
@@ -12153,7 +15517,7 @@
         <w:pStyle w:val="ListParagraph"/>
         <w:numPr>
           <w:ilvl w:val="0"/>
-          <w:numId w:val="4"/>
+          <w:numId w:val="3"/>
         </w:numPr>
         <w:spacing w:after="60" w:line="276"/>
       </w:pPr>
@@ -12162,10 +15526,10 @@
           <w:b/>
           <w:bCs/>
         </w:rPr>
-        <w:t xml:space="preserve">Contrôle des citations formel</w:t>
-      </w:r>
-      <w:r>
-        <w:t xml:space="preserve"> : un identifiant valide ne garantit pas que la source justifie l’affirmation.</w:t>
+        <w:t xml:space="preserve">Proxy d’évaluation</w:t>
+      </w:r>
+      <w:r>
+        <w:t xml:space="preserve"> : une seule fiche cible par question, alors que plusieurs fiches peuvent être pertinentes ; jeu de reformulations non validé par un expert.</w:t>
       </w:r>
     </w:p>
     <w:p>
@@ -12173,7 +15537,7 @@
         <w:pStyle w:val="ListParagraph"/>
         <w:numPr>
           <w:ilvl w:val="0"/>
-          <w:numId w:val="4"/>
+          <w:numId w:val="3"/>
         </w:numPr>
         <w:spacing w:after="60" w:line="276"/>
       </w:pPr>
@@ -12182,10 +15546,10 @@
           <w:b/>
           <w:bCs/>
         </w:rPr>
-        <w:t xml:space="preserve">Génération non évaluée automatiquement</w:t>
-      </w:r>
-      <w:r>
-        <w:t xml:space="preserve"> : l’exactitude et la complétude des réponses du modèle réel restent à mesurer.</w:t>
+        <w:t xml:space="preserve">Vérification des extraits partielle</w:t>
+      </w:r>
+      <w:r>
+        <w:t xml:space="preserve"> : un extrait retrouvé dans la source ne garantit pas qu’il justifie toute la réponse.</w:t>
       </w:r>
     </w:p>
     <w:p>
@@ -12193,7 +15557,7 @@
         <w:pStyle w:val="ListParagraph"/>
         <w:numPr>
           <w:ilvl w:val="0"/>
-          <w:numId w:val="4"/>
+          <w:numId w:val="3"/>
         </w:numPr>
         <w:spacing w:after="60" w:line="276"/>
       </w:pPr>
@@ -12202,10 +15566,10 @@
           <w:b/>
           <w:bCs/>
         </w:rPr>
-        <w:t xml:space="preserve">Données fictives</w:t>
-      </w:r>
-      <w:r>
-        <w:t xml:space="preserve"> pour le modèle des sinistres : aucune conclusion sur un portefeuille réel ; probabilités non calibrées.</w:t>
+        <w:t xml:space="preserve">Génération non évaluée automatiquement</w:t>
+      </w:r>
+      <w:r>
+        <w:t xml:space="preserve"> : l’exactitude et la complétude des réponses du modèle réel restent à mesurer.</w:t>
       </w:r>
     </w:p>
     <w:p>
@@ -12213,7 +15577,7 @@
         <w:pStyle w:val="ListParagraph"/>
         <w:numPr>
           <w:ilvl w:val="0"/>
-          <w:numId w:val="4"/>
+          <w:numId w:val="3"/>
         </w:numPr>
         <w:spacing w:after="60" w:line="276"/>
       </w:pPr>
@@ -12222,18 +15586,10 @@
           <w:b/>
           <w:bCs/>
         </w:rPr>
-        <w:t xml:space="preserve">k fixe</w:t>
-      </w:r>
-      <w:r>
-        <w:t xml:space="preserve"> : cinq fiches sont toujours transmises, même lorsqu’une seule suffit.</w:t>
-      </w:r>
-    </w:p>
-    <w:p>
-      <w:pPr>
-        <w:pStyle w:val="Heading2"/>
-      </w:pPr>
-      <w:r>
-        <w:t xml:space="preserve">11.2 Perspectives</w:t>
+        <w:t xml:space="preserve">Données fictives</w:t>
+      </w:r>
+      <w:r>
+        <w:t xml:space="preserve"> pour le modèle des sinistres : aucune conclusion sur un portefeuille réel ; probabilités non calibrées.</w:t>
       </w:r>
     </w:p>
     <w:p>
@@ -12241,7 +15597,7 @@
         <w:pStyle w:val="ListParagraph"/>
         <w:numPr>
           <w:ilvl w:val="0"/>
-          <w:numId w:val="6"/>
+          <w:numId w:val="3"/>
         </w:numPr>
         <w:spacing w:after="60" w:line="276"/>
       </w:pPr>
@@ -12250,10 +15606,18 @@
           <w:b/>
           <w:bCs/>
         </w:rPr>
-        <w:t xml:space="preserve">Réintroduire des embeddings multilingues</w:t>
-      </w:r>
-      <w:r>
-        <w:t xml:space="preserve"> légers en complément de TF-IDF, et ne les adopter que s’ils améliorent le Recall@5 sur le jeu des reformulations.</w:t>
+        <w:t xml:space="preserve">k fixe</w:t>
+      </w:r>
+      <w:r>
+        <w:t xml:space="preserve"> : cinq fiches sont toujours transmises, même lorsqu’une seule suffit.</w:t>
+      </w:r>
+    </w:p>
+    <w:p>
+      <w:pPr>
+        <w:pStyle w:val="Heading2"/>
+      </w:pPr>
+      <w:r>
+        <w:t xml:space="preserve">11.2 Perspectives</w:t>
       </w:r>
     </w:p>
     <w:p>
@@ -12261,7 +15625,7 @@
         <w:pStyle w:val="ListParagraph"/>
         <w:numPr>
           <w:ilvl w:val="0"/>
-          <w:numId w:val="6"/>
+          <w:numId w:val="5"/>
         </w:numPr>
         <w:spacing w:after="60" w:line="276"/>
       </w:pPr>
@@ -12270,10 +15634,21 @@
           <w:b/>
           <w:bCs/>
         </w:rPr>
-        <w:t xml:space="preserve">Constituer un jeu de questions annotées</w:t>
-      </w:r>
-      <w:r>
-        <w:t xml:space="preserve"> par des gestionnaires, avec plusieurs fiches pertinentes par question, pour mesurer aussi nDCG et la précision.</w:t>
+        <w:t xml:space="preserve">Boucle top-1 puis top-k</w:t>
+      </w:r>
+      <w:r>
+        <w:t xml:space="preserve"> (article 2) : donner d’abord la meilleure fiche seule et s’arrêter si </w:t>
+      </w:r>
+      <w:r>
+        <w:rPr>
+          <w:rFonts w:ascii="Consolas" w:cs="Consolas" w:eastAsia="Consolas" w:hAnsi="Consolas"/>
+          <w:sz w:val="19"/>
+          <w:szCs w:val="19"/>
+        </w:rPr>
+        <w:t xml:space="preserve">complete_answer_found</w:t>
+      </w:r>
+      <w:r>
+        <w:t xml:space="preserve"> est vrai, sinon ajouter la suivante. Les indicateurs typés existent déjà ; ce changement réduirait aussi le temps de génération des questions factuelles.</w:t>
       </w:r>
     </w:p>
     <w:p>
@@ -12281,7 +15656,7 @@
         <w:pStyle w:val="ListParagraph"/>
         <w:numPr>
           <w:ilvl w:val="0"/>
-          <w:numId w:val="6"/>
+          <w:numId w:val="5"/>
         </w:numPr>
         <w:spacing w:after="60" w:line="276"/>
       </w:pPr>
@@ -12290,10 +15665,10 @@
           <w:b/>
           <w:bCs/>
         </w:rPr>
-        <w:t xml:space="preserve">Évaluer la génération</w:t>
-      </w:r>
-      <w:r>
-        <w:t xml:space="preserve"> : fidélité de chaque affirmation à sa source, complétude, comportement hors corpus.</w:t>
+        <w:t xml:space="preserve">Faire valider et enrichir le dictionnaire</w:t>
+      </w:r>
+      <w:r>
+        <w:t xml:space="preserve"> par des gestionnaires, et ajouter des embeddings multilingues légers en vote parallèle, adoptés seulement s’ils améliorent le jeu tenu à part.</w:t>
       </w:r>
     </w:p>
     <w:p>
@@ -12301,7 +15676,7 @@
         <w:pStyle w:val="ListParagraph"/>
         <w:numPr>
           <w:ilvl w:val="0"/>
-          <w:numId w:val="6"/>
+          <w:numId w:val="5"/>
         </w:numPr>
         <w:spacing w:after="60" w:line="276"/>
       </w:pPr>
@@ -12310,10 +15685,10 @@
           <w:b/>
           <w:bCs/>
         </w:rPr>
-        <w:t xml:space="preserve">Recherche adaptative</w:t>
-      </w:r>
-      <w:r>
-        <w:t xml:space="preserve"> : arrêter la recherche lorsque les premières fiches suffisent, et en ajouter pour les questions de comparaison.</w:t>
+        <w:t xml:space="preserve">Constituer un jeu de questions annotées</w:t>
+      </w:r>
+      <w:r>
+        <w:t xml:space="preserve"> par des gestionnaires, avec plusieurs fiches pertinentes par question, pour mesurer aussi nDCG et la précision.</w:t>
       </w:r>
     </w:p>
     <w:p>
@@ -12321,7 +15696,7 @@
         <w:pStyle w:val="ListParagraph"/>
         <w:numPr>
           <w:ilvl w:val="0"/>
-          <w:numId w:val="6"/>
+          <w:numId w:val="5"/>
         </w:numPr>
         <w:spacing w:after="60" w:line="276"/>
       </w:pPr>
@@ -12330,10 +15705,10 @@
           <w:b/>
           <w:bCs/>
         </w:rPr>
-        <w:t xml:space="preserve">Réponse structurée</w:t>
-      </w:r>
-      <w:r>
-        <w:t xml:space="preserve"> (garantie, franchise, plafond, source) pour une exploitation directe dans le dossier.</w:t>
+        <w:t xml:space="preserve">Évaluer la génération</w:t>
+      </w:r>
+      <w:r>
+        <w:t xml:space="preserve"> : proportion de chaque statut, fidélité de chaque affirmation à ses extraits, comportement hors corpus.</w:t>
       </w:r>
     </w:p>
     <w:p>
@@ -12341,7 +15716,7 @@
         <w:pStyle w:val="ListParagraph"/>
         <w:numPr>
           <w:ilvl w:val="0"/>
-          <w:numId w:val="6"/>
+          <w:numId w:val="5"/>
         </w:numPr>
         <w:spacing w:after="60" w:line="276"/>
       </w:pPr>
@@ -12350,6 +15725,26 @@
           <w:b/>
           <w:bCs/>
         </w:rPr>
+        <w:t xml:space="preserve">Champs métier typés</w:t>
+      </w:r>
+      <w:r>
+        <w:t xml:space="preserve"> (garantie, franchise, plafond) pour une exploitation directe dans le dossier.</w:t>
+      </w:r>
+    </w:p>
+    <w:p>
+      <w:pPr>
+        <w:pStyle w:val="ListParagraph"/>
+        <w:numPr>
+          <w:ilvl w:val="0"/>
+          <w:numId w:val="5"/>
+        </w:numPr>
+        <w:spacing w:after="60" w:line="276"/>
+      </w:pPr>
+      <w:r>
+        <w:rPr>
+          <w:b/>
+          <w:bCs/>
+        </w:rPr>
         <w:t xml:space="preserve">Relier les deux briques</w:t>
       </w:r>
       <w:r>
@@ -12371,7 +15766,7 @@
         <w:jc w:val="both"/>
       </w:pPr>
       <w:r>
-        <w:t xml:space="preserve">Insurance Claims Assistance réunit trois compétences complémentaires : la recherche d’information, l’usage contrôlé d’un modèle de langage et l’apprentissage supervisé. L’application est en ligne, vérifiable par un examinateur en une dizaine de minutes, et protégée par 84 tests qui conditionnent son déploiement.</w:t>
+        <w:t xml:space="preserve">Insurance Claims Assistance réunit trois compétences complémentaires : la recherche d’information, l’usage contrôlé d’un modèle de langage et l’apprentissage supervisé. L’application est en ligne, vérifiable en une dizaine de minutes, et protégée par 101 tests qui conditionnent son déploiement. Ses réponses sont typées, et chaque extrait affiché a été retrouvé par l’application dans la source citée.</w:t>
       </w:r>
     </w:p>
     <w:p>
@@ -12380,7 +15775,7 @@
         <w:jc w:val="both"/>
       </w:pPr>
       <w:r>
-        <w:t xml:space="preserve">Le projet se distingue surtout par sa démarche : chaque amélioration part d’un constat, chaque résultat est mesuré, et les limites sont nommées plutôt que masquées. L’évaluation de la version 19 en donne un exemple : elle montre que l’indicateur historique surestimait la qualité de la recherche et identifie précisément la prochaine amélioration à mesurer, la robustesse aux reformulations. Le système n’a pas vocation à décider à la place du gestionnaire, mais à lui fournir une information fiable, structurée et traçable.</w:t>
+        <w:t xml:space="preserve">Le projet se distingue surtout par sa démarche : chaque amélioration part d’un constat, chaque résultat est mesuré, et les limites sont nommées plutôt que masquées. L’évaluation de la version 19 en donne un exemple : elle a montré que l’indicateur historique surestimait la qualité de la recherche, identifié la faiblesse face aux reformulations, puis mesuré honnêtement l’effet de la correction (+10 points sur des questions jamais vues, et non les +27,5 points du jeu de développement). Le système n’a pas vocation à décider à la place du gestionnaire, mais à lui fournir une information fiable, structurée et traçable.</w:t>
       </w:r>
     </w:p>
     <w:p>
@@ -12442,7 +15837,7 @@
           <w:sz w:val="18"/>
           <w:szCs w:val="18"/>
         </w:rPr>
-        <w:t xml:space="preserve">│   ├── app.py            API FastAPI, génération, contrôle des citations</w:t>
+        <w:t xml:space="preserve">│   ├── app.py            API FastAPI, appel à Ollama</w:t>
       </w:r>
     </w:p>
     <w:p>
@@ -12457,7 +15852,7 @@
           <w:sz w:val="18"/>
           <w:szCs w:val="18"/>
         </w:rPr>
-        <w:t xml:space="preserve">│   ├── retrieval.py      recherche hybride TF-IDF + lexicale (RRF)</w:t>
+        <w:t xml:space="preserve">│   ├── question_parsing.py   synonymes métier</w:t>
       </w:r>
     </w:p>
     <w:p>
@@ -12472,7 +15867,7 @@
           <w:sz w:val="18"/>
           <w:szCs w:val="18"/>
         </w:rPr>
-        <w:t xml:space="preserve">│   └── claims_analytics.py   modèle des sinistres</w:t>
+        <w:t xml:space="preserve">│   ├── retrieval.py      recherche hybride TF-IDF + lexicale (RRF)</w:t>
       </w:r>
     </w:p>
     <w:p>
@@ -12487,7 +15882,7 @@
           <w:sz w:val="18"/>
           <w:szCs w:val="18"/>
         </w:rPr>
-        <w:t xml:space="preserve">├── static/               interface web (index.html, claims.html)</w:t>
+        <w:t xml:space="preserve">│   ├── generation.py     réponse typée et vérifiée</w:t>
       </w:r>
     </w:p>
     <w:p>
@@ -12502,7 +15897,7 @@
           <w:sz w:val="18"/>
           <w:szCs w:val="18"/>
         </w:rPr>
-        <w:t xml:space="preserve">├── Data/                 corpus (201 fiches) et sinistres fictifs (120)</w:t>
+        <w:t xml:space="preserve">│   └── claims_analytics.py   modèle des sinistres</w:t>
       </w:r>
     </w:p>
     <w:p>
@@ -12517,7 +15912,37 @@
           <w:sz w:val="18"/>
           <w:szCs w:val="18"/>
         </w:rPr>
-        <w:t xml:space="preserve">├── tests/                84 tests pytest</w:t>
+        <w:t xml:space="preserve">├── static/               interface web (index.html, claims.html)</w:t>
+      </w:r>
+    </w:p>
+    <w:p>
+      <w:pPr>
+        <w:shd w:fill="F2F2F2" w:color="auto" w:val="clear"/>
+        <w:spacing w:after="0" w:line="240"/>
+        <w:ind w:left="240" w:right="240"/>
+      </w:pPr>
+      <w:r>
+        <w:rPr>
+          <w:rFonts w:ascii="Consolas" w:cs="Consolas" w:eastAsia="Consolas" w:hAnsi="Consolas"/>
+          <w:sz w:val="18"/>
+          <w:szCs w:val="18"/>
+        </w:rPr>
+        <w:t xml:space="preserve">├── Data/                 corpus (201 fiches) et sinistres fictifs (120)</w:t>
+      </w:r>
+    </w:p>
+    <w:p>
+      <w:pPr>
+        <w:shd w:fill="F2F2F2" w:color="auto" w:val="clear"/>
+        <w:spacing w:after="0" w:line="240"/>
+        <w:ind w:left="240" w:right="240"/>
+      </w:pPr>
+      <w:r>
+        <w:rPr>
+          <w:rFonts w:ascii="Consolas" w:cs="Consolas" w:eastAsia="Consolas" w:hAnsi="Consolas"/>
+          <w:sz w:val="18"/>
+          <w:szCs w:val="18"/>
+        </w:rPr>
+        <w:t xml:space="preserve">├── tests/                101 tests pytest</w:t>
       </w:r>
     </w:p>
     <w:p>
@@ -13273,7 +16698,7 @@
                 <w:sz w:val="19"/>
                 <w:szCs w:val="19"/>
               </w:rPr>
-              <w:t xml:space="preserve">question → réponse citée, 5 sources, audit des citations, durées, explication des scores</w:t>
+              <w:t xml:space="preserve">question → analyse, statut, réponse typée, extraits vérifiés, 5 sources, durées</w:t>
             </w:r>
           </w:p>
         </w:tc>
@@ -13923,24 +17348,18 @@
     </w:lvlOverride>
   </w:num>
   <w:num w:numId="3">
-    <w:abstractNumId w:val="4"/>
+    <w:abstractNumId w:val="2"/>
     <w:lvlOverride w:ilvl="0">
       <w:startOverride w:val="1"/>
     </w:lvlOverride>
   </w:num>
   <w:num w:numId="4">
-    <w:abstractNumId w:val="2"/>
+    <w:abstractNumId w:val="5"/>
     <w:lvlOverride w:ilvl="0">
       <w:startOverride w:val="1"/>
     </w:lvlOverride>
   </w:num>
   <w:num w:numId="5">
-    <w:abstractNumId w:val="5"/>
-    <w:lvlOverride w:ilvl="0">
-      <w:startOverride w:val="1"/>
-    </w:lvlOverride>
-  </w:num>
-  <w:num w:numId="6">
     <w:abstractNumId w:val="6"/>
     <w:lvlOverride w:ilvl="0">
       <w:startOverride w:val="1"/>

--- a/docs/rapport/Rapport_Insurance_Claims_Assistance_v19.docx
+++ b/docs/rapport/Rapport_Insurance_Claims_Assistance_v19.docx
@@ -303,14 +303,24 @@
         <w:t xml:space="preserve">réponses typées et vérifiées</w:t>
       </w:r>
       <w:r>
-        <w:t xml:space="preserve">, image Docker allégée, réponses plus rapides, suite de </w:t>
+        <w:t xml:space="preserve">, </w:t>
       </w:r>
       <w:r>
         <w:rPr>
           <w:b/>
           <w:bCs/>
         </w:rPr>
-        <w:t xml:space="preserve">101 tests automatisés</w:t>
+        <w:t xml:space="preserve">boucle top-1 puis top-3</w:t>
+      </w:r>
+      <w:r>
+        <w:t xml:space="preserve"> qui réduit de moitié à deux tiers le texte lu par le modèle, image Docker allégée, suite de </w:t>
+      </w:r>
+      <w:r>
+        <w:rPr>
+          <w:b/>
+          <w:bCs/>
+        </w:rPr>
+        <w:t xml:space="preserve">104 tests automatisés</w:t>
       </w:r>
       <w:r>
         <w:t xml:space="preserve">, évaluation reproductible et déploiement conditionné à la réussite des tests.</w:t>
@@ -848,7 +858,7 @@
                 <w:sz w:val="19"/>
                 <w:szCs w:val="19"/>
               </w:rPr>
-              <w:t xml:space="preserve">101</w:t>
+              <w:t xml:space="preserve">104</w:t>
             </w:r>
           </w:p>
         </w:tc>
@@ -877,7 +887,7 @@
                 <w:sz w:val="19"/>
                 <w:szCs w:val="19"/>
               </w:rPr>
-              <w:t xml:space="preserve">95 exécutés localement + 6 tests HTTP exécutés en intégration continue</w:t>
+              <w:t xml:space="preserve">98 exécutés localement + 6 tests HTTP exécutés en intégration continue</w:t>
             </w:r>
           </w:p>
         </w:tc>
@@ -1688,7 +1698,7 @@
                 <w:sz w:val="19"/>
                 <w:szCs w:val="19"/>
               </w:rPr>
-              <w:t xml:space="preserve">cinq sources toujours transmises</w:t>
+              <w:t xml:space="preserve">top-1 d’abord, top-3 seulement si la réponse est incomplète ou non vérifiée (§ 4.6)</w:t>
             </w:r>
           </w:p>
         </w:tc>
@@ -1717,7 +1727,7 @@
                 <w:sz w:val="19"/>
                 <w:szCs w:val="19"/>
               </w:rPr>
-              <w:t xml:space="preserve">perspective (§ 11)</w:t>
+              <w:t xml:space="preserve">fait</w:t>
             </w:r>
           </w:p>
         </w:tc>
@@ -3123,7 +3133,7 @@
                 <w:sz w:val="19"/>
                 <w:szCs w:val="19"/>
               </w:rPr>
-              <w:t xml:space="preserve">101 tests et évaluation de la recherche</w:t>
+              <w:t xml:space="preserve">104 tests et évaluation de la recherche</w:t>
             </w:r>
           </w:p>
         </w:tc>
@@ -5570,7 +5580,7 @@
                 <w:sz w:val="19"/>
                 <w:szCs w:val="19"/>
               </w:rPr>
-              <w:t xml:space="preserve">aucun extrait vérifiable après une révision</w:t>
+              <w:t xml:space="preserve">aucun extrait vérifiable après les deux étapes</w:t>
             </w:r>
           </w:p>
         </w:tc>
@@ -5627,17 +5637,17 @@
         <w:jc w:val="both"/>
       </w:pPr>
       <w:r>
-        <w:t xml:space="preserve">Si la première réponse n’est pas exploitable (JSON invalide ou aucun extrait retrouvé), une </w:t>
+        <w:t xml:space="preserve">La réponse est construite par une </w:t>
       </w:r>
       <w:r>
         <w:rPr>
           <w:b/>
           <w:bCs/>
         </w:rPr>
-        <w:t xml:space="preserve">révision</w:t>
-      </w:r>
-      <w:r>
-        <w:t xml:space="preserve"> est demandée en rappelant la question, les sources, la réponse fautive et les identifiants autorisés. Cette logique prolonge un constat des essais réels de la version 7 : le modèle omettait parfois les citations malgré la consigne. La température est fixée à 0,1.</w:t>
+        <w:t xml:space="preserve">boucle en deux étapes</w:t>
+      </w:r>
+      <w:r>
+        <w:t xml:space="preserve"> décrite au § 4.6 : la meilleure source seule, puis les trois meilleures si nécessaire. La seconde étape tient lieu de révision lorsque la première sortie n’est pas exploitable (JSON invalide ou aucun extrait retrouvé). La température est fixée à 0,1.</w:t>
       </w:r>
     </w:p>
     <w:p>
@@ -5658,7 +5668,7 @@
         <w:pStyle w:val="Heading2"/>
       </w:pPr>
       <w:r>
-        <w:t xml:space="preserve">4.6 Rapidité des réponses</w:t>
+        <w:t xml:space="preserve">4.6 Rapidité : boucle top-1 puis top-3</w:t>
       </w:r>
     </w:p>
     <w:p>
@@ -5667,7 +5677,36 @@
         <w:jc w:val="both"/>
       </w:pPr>
       <w:r>
-        <w:t xml:space="preserve">Les mesures des versions précédentes montrent que la génération représente l’essentiel du temps de réponse (environ 96 % sur un essai de la version 7.2, où la génération prenait 91 secondes sur la machine de développement). La version 19 agit donc sur la génération :</w:t>
+        <w:t xml:space="preserve">Un essai sur le Space en version 7.6 donne la mesure du problème : pour la question « assurance responsabilité civile », la génération a duré </w:t>
+      </w:r>
+      <w:r>
+        <w:rPr>
+          <w:b/>
+          <w:bCs/>
+        </w:rPr>
+        <w:t xml:space="preserve">228 secondes</w:t>
+      </w:r>
+      <w:r>
+        <w:t xml:space="preserve">, pour un résultat finalement rejeté faute de citations. Sur le processeur partagé de l’offre gratuite, le temps est dominé par la </w:t>
+      </w:r>
+      <w:r>
+        <w:rPr>
+          <w:b/>
+          <w:bCs/>
+        </w:rPr>
+        <w:t xml:space="preserve">lecture du contexte</w:t>
+      </w:r>
+      <w:r>
+        <w:t xml:space="preserve"> par le modèle : cinq sources de 1 500 caractères, relues intégralement lors de la seconde tentative.</w:t>
+      </w:r>
+    </w:p>
+    <w:p>
+      <w:pPr>
+        <w:spacing w:after="120" w:line="288"/>
+        <w:jc w:val="both"/>
+      </w:pPr>
+      <w:r>
+        <w:t xml:space="preserve">Suivant l’article 2 de la série, la version 19 ne transmet plus systématiquement cinq sources :</w:t>
       </w:r>
     </w:p>
     <w:p>
@@ -5684,21 +5723,10 @@
           <w:b/>
           <w:bCs/>
         </w:rPr>
-        <w:t xml:space="preserve">Longueur bornée</w:t>
-      </w:r>
-      <w:r>
-        <w:t xml:space="preserve"> (</w:t>
-      </w:r>
-      <w:r>
-        <w:rPr>
-          <w:rFonts w:ascii="Consolas" w:cs="Consolas" w:eastAsia="Consolas" w:hAnsi="Consolas"/>
-          <w:sz w:val="19"/>
-          <w:szCs w:val="19"/>
-        </w:rPr>
-        <w:t xml:space="preserve">num_predict = 500</w:t>
-      </w:r>
-      <w:r>
-        <w:t xml:space="preserve"> jetons, la réponse JSON contenant aussi les extraits) : le temps de génération croît avec la longueur de la réponse ; une borne évite les réponses inutilement longues.</w:t>
+        <w:t xml:space="preserve">Étape 1 — top-1</w:t>
+      </w:r>
+      <w:r>
+        <w:t xml:space="preserve"> : la meilleure source seule, limitée à 1 200 caractères. Si la réponse est complète et appuyée par un extrait vérifié, la boucle s’arrête.</w:t>
       </w:r>
     </w:p>
     <w:p>
@@ -5715,10 +5743,19 @@
           <w:b/>
           <w:bCs/>
         </w:rPr>
-        <w:t xml:space="preserve">Modèle maintenu en mémoire</w:t>
-      </w:r>
-      <w:r>
-        <w:t xml:space="preserve"> (</w:t>
+        <w:t xml:space="preserve">Étape 2 — top-3</w:t>
+      </w:r>
+      <w:r>
+        <w:t xml:space="preserve"> : sinon, les trois meilleures sources, limitées à 900 caractères chacune. Cette étape sert aussi de seconde chance si la sortie de l’étape 1 était inexploitable.</w:t>
+      </w:r>
+    </w:p>
+    <w:p>
+      <w:pPr>
+        <w:spacing w:after="120" w:line="288"/>
+        <w:jc w:val="both"/>
+      </w:pPr>
+      <w:r>
+        <w:t xml:space="preserve">Le critère d’arrêt repose sur les indicateurs typés </w:t>
       </w:r>
       <w:r>
         <w:rPr>
@@ -5726,59 +5763,584 @@
           <w:sz w:val="19"/>
           <w:szCs w:val="19"/>
         </w:rPr>
-        <w:t xml:space="preserve">keep_alive = 30 min</w:t>
-      </w:r>
-      <w:r>
-        <w:t xml:space="preserve">) : sans ce réglage, Ollama peut décharger le modèle entre deux questions et le recharger coûte plusieurs secondes.</w:t>
-      </w:r>
-    </w:p>
-    <w:p>
-      <w:pPr>
-        <w:pStyle w:val="ListParagraph"/>
-        <w:numPr>
-          <w:ilvl w:val="0"/>
-          <w:numId w:val="3"/>
-        </w:numPr>
-        <w:spacing w:after="60" w:line="276"/>
-      </w:pPr>
+        <w:t xml:space="preserve">answer_found</w:t>
+      </w:r>
+      <w:r>
+        <w:t xml:space="preserve"> et </w:t>
+      </w:r>
+      <w:r>
+        <w:rPr>
+          <w:rFonts w:ascii="Consolas" w:cs="Consolas" w:eastAsia="Consolas" w:hAnsi="Consolas"/>
+          <w:sz w:val="19"/>
+          <w:szCs w:val="19"/>
+        </w:rPr>
+        <w:t xml:space="preserve">complete_answer_found</w:t>
+      </w:r>
+      <w:r>
+        <w:t xml:space="preserve">, combinés à la vérification des extraits, et non sur la confiance déclarée. Une réponse « non trouvée » à l’étape 1 ne suffit pas à conclure : la bonne fiche peut être deuxième ou troisième.</w:t>
+      </w:r>
+    </w:p>
+    <w:tbl>
+      <w:tblPr>
+        <w:tblW w:type="dxa" w:w="9026"/>
+        <w:tblBorders>
+          <w:top w:val="single" w:color="auto" w:sz="4"/>
+          <w:left w:val="single" w:color="auto" w:sz="4"/>
+          <w:bottom w:val="single" w:color="auto" w:sz="4"/>
+          <w:right w:val="single" w:color="auto" w:sz="4"/>
+          <w:insideH w:val="single" w:color="auto" w:sz="4"/>
+          <w:insideV w:val="single" w:color="auto" w:sz="4"/>
+        </w:tblBorders>
+      </w:tblPr>
+      <w:tblGrid>
+        <w:gridCol w:w="5235"/>
+        <w:gridCol w:w="1444"/>
+        <w:gridCol w:w="2347"/>
+      </w:tblGrid>
+      <w:tr>
+        <w:trPr>
+          <w:tblHeader/>
+        </w:trPr>
+        <w:tc>
+          <w:tcPr>
+            <w:tcW w:type="dxa" w:w="5235"/>
+            <w:tcBorders>
+              <w:top w:val="single" w:color="BFBFBF" w:sz="4"/>
+              <w:left w:val="single" w:color="BFBFBF" w:sz="4"/>
+              <w:bottom w:val="single" w:color="BFBFBF" w:sz="4"/>
+              <w:right w:val="single" w:color="BFBFBF" w:sz="4"/>
+            </w:tcBorders>
+            <w:shd w:fill="1F3864" w:color="auto" w:val="clear"/>
+            <w:tcMar>
+              <w:top w:type="dxa" w:w="60"/>
+              <w:left w:type="dxa" w:w="100"/>
+              <w:bottom w:type="dxa" w:w="60"/>
+              <w:right w:type="dxa" w:w="100"/>
+            </w:tcMar>
+          </w:tcPr>
+          <w:p>
+            <w:pPr>
+              <w:spacing w:after="0" w:line="260"/>
+            </w:pPr>
+            <w:r>
+              <w:rPr>
+                <w:b/>
+                <w:bCs/>
+                <w:color w:val="FFFFFF"/>
+                <w:sz w:val="19"/>
+                <w:szCs w:val="19"/>
+              </w:rPr>
+              <w:t xml:space="preserve">Taille du texte lu par le modèle (moyenne sur 201 questions)</w:t>
+            </w:r>
+          </w:p>
+        </w:tc>
+        <w:tc>
+          <w:tcPr>
+            <w:tcW w:type="dxa" w:w="1444"/>
+            <w:tcBorders>
+              <w:top w:val="single" w:color="BFBFBF" w:sz="4"/>
+              <w:left w:val="single" w:color="BFBFBF" w:sz="4"/>
+              <w:bottom w:val="single" w:color="BFBFBF" w:sz="4"/>
+              <w:right w:val="single" w:color="BFBFBF" w:sz="4"/>
+            </w:tcBorders>
+            <w:shd w:fill="1F3864" w:color="auto" w:val="clear"/>
+            <w:tcMar>
+              <w:top w:type="dxa" w:w="60"/>
+              <w:left w:type="dxa" w:w="100"/>
+              <w:bottom w:type="dxa" w:w="60"/>
+              <w:right w:type="dxa" w:w="100"/>
+            </w:tcMar>
+          </w:tcPr>
+          <w:p>
+            <w:pPr>
+              <w:spacing w:after="0" w:line="260"/>
+            </w:pPr>
+            <w:r>
+              <w:rPr>
+                <w:b/>
+                <w:bCs/>
+                <w:color w:val="FFFFFF"/>
+                <w:sz w:val="19"/>
+                <w:szCs w:val="19"/>
+              </w:rPr>
+              <w:t xml:space="preserve">Caractères</w:t>
+            </w:r>
+          </w:p>
+        </w:tc>
+        <w:tc>
+          <w:tcPr>
+            <w:tcW w:type="dxa" w:w="2347"/>
+            <w:tcBorders>
+              <w:top w:val="single" w:color="BFBFBF" w:sz="4"/>
+              <w:left w:val="single" w:color="BFBFBF" w:sz="4"/>
+              <w:bottom w:val="single" w:color="BFBFBF" w:sz="4"/>
+              <w:right w:val="single" w:color="BFBFBF" w:sz="4"/>
+            </w:tcBorders>
+            <w:shd w:fill="1F3864" w:color="auto" w:val="clear"/>
+            <w:tcMar>
+              <w:top w:type="dxa" w:w="60"/>
+              <w:left w:type="dxa" w:w="100"/>
+              <w:bottom w:type="dxa" w:w="60"/>
+              <w:right w:type="dxa" w:w="100"/>
+            </w:tcMar>
+          </w:tcPr>
+          <w:p>
+            <w:pPr>
+              <w:spacing w:after="0" w:line="260"/>
+            </w:pPr>
+            <w:r>
+              <w:rPr>
+                <w:b/>
+                <w:bCs/>
+                <w:color w:val="FFFFFF"/>
+                <w:sz w:val="19"/>
+                <w:szCs w:val="19"/>
+              </w:rPr>
+              <w:t xml:space="preserve">Écart</w:t>
+            </w:r>
+          </w:p>
+        </w:tc>
+      </w:tr>
+      <w:tr>
+        <w:tc>
+          <w:tcPr>
+            <w:tcW w:type="dxa" w:w="5235"/>
+            <w:tcBorders>
+              <w:top w:val="single" w:color="BFBFBF" w:sz="4"/>
+              <w:left w:val="single" w:color="BFBFBF" w:sz="4"/>
+              <w:bottom w:val="single" w:color="BFBFBF" w:sz="4"/>
+              <w:right w:val="single" w:color="BFBFBF" w:sz="4"/>
+            </w:tcBorders>
+            <w:tcMar>
+              <w:top w:type="dxa" w:w="60"/>
+              <w:left w:type="dxa" w:w="100"/>
+              <w:bottom w:type="dxa" w:w="60"/>
+              <w:right w:type="dxa" w:w="100"/>
+            </w:tcMar>
+          </w:tcPr>
+          <w:p>
+            <w:pPr>
+              <w:spacing w:after="0" w:line="260"/>
+            </w:pPr>
+            <w:r>
+              <w:rPr>
+                <w:sz w:val="19"/>
+                <w:szCs w:val="19"/>
+              </w:rPr>
+              <w:t xml:space="preserve">Version 7.6 : un appel (5 sources)</w:t>
+            </w:r>
+          </w:p>
+        </w:tc>
+        <w:tc>
+          <w:tcPr>
+            <w:tcW w:type="dxa" w:w="1444"/>
+            <w:tcBorders>
+              <w:top w:val="single" w:color="BFBFBF" w:sz="4"/>
+              <w:left w:val="single" w:color="BFBFBF" w:sz="4"/>
+              <w:bottom w:val="single" w:color="BFBFBF" w:sz="4"/>
+              <w:right w:val="single" w:color="BFBFBF" w:sz="4"/>
+            </w:tcBorders>
+            <w:tcMar>
+              <w:top w:type="dxa" w:w="60"/>
+              <w:left w:type="dxa" w:w="100"/>
+              <w:bottom w:type="dxa" w:w="60"/>
+              <w:right w:type="dxa" w:w="100"/>
+            </w:tcMar>
+          </w:tcPr>
+          <w:p>
+            <w:pPr>
+              <w:spacing w:after="0" w:line="260"/>
+            </w:pPr>
+            <w:r>
+              <w:rPr>
+                <w:sz w:val="19"/>
+                <w:szCs w:val="19"/>
+              </w:rPr>
+              <w:t xml:space="preserve">4 703</w:t>
+            </w:r>
+          </w:p>
+        </w:tc>
+        <w:tc>
+          <w:tcPr>
+            <w:tcW w:type="dxa" w:w="2347"/>
+            <w:tcBorders>
+              <w:top w:val="single" w:color="BFBFBF" w:sz="4"/>
+              <w:left w:val="single" w:color="BFBFBF" w:sz="4"/>
+              <w:bottom w:val="single" w:color="BFBFBF" w:sz="4"/>
+              <w:right w:val="single" w:color="BFBFBF" w:sz="4"/>
+            </w:tcBorders>
+            <w:tcMar>
+              <w:top w:type="dxa" w:w="60"/>
+              <w:left w:type="dxa" w:w="100"/>
+              <w:bottom w:type="dxa" w:w="60"/>
+              <w:right w:type="dxa" w:w="100"/>
+            </w:tcMar>
+          </w:tcPr>
+          <w:p>
+            <w:pPr>
+              <w:spacing w:after="0" w:line="260"/>
+            </w:pPr>
+            <w:r>
+              <w:rPr>
+                <w:sz w:val="19"/>
+                <w:szCs w:val="19"/>
+              </w:rPr>
+              <w:t xml:space="preserve">référence</w:t>
+            </w:r>
+          </w:p>
+        </w:tc>
+      </w:tr>
+      <w:tr>
+        <w:tc>
+          <w:tcPr>
+            <w:tcW w:type="dxa" w:w="5235"/>
+            <w:tcBorders>
+              <w:top w:val="single" w:color="BFBFBF" w:sz="4"/>
+              <w:left w:val="single" w:color="BFBFBF" w:sz="4"/>
+              <w:bottom w:val="single" w:color="BFBFBF" w:sz="4"/>
+              <w:right w:val="single" w:color="BFBFBF" w:sz="4"/>
+            </w:tcBorders>
+            <w:tcMar>
+              <w:top w:type="dxa" w:w="60"/>
+              <w:left w:type="dxa" w:w="100"/>
+              <w:bottom w:type="dxa" w:w="60"/>
+              <w:right w:type="dxa" w:w="100"/>
+            </w:tcMar>
+          </w:tcPr>
+          <w:p>
+            <w:pPr>
+              <w:spacing w:after="0" w:line="260"/>
+            </w:pPr>
+            <w:r>
+              <w:rPr>
+                <w:sz w:val="19"/>
+                <w:szCs w:val="19"/>
+              </w:rPr>
+              <w:t xml:space="preserve">Version 7.6 : deux appels (cas de la mesure à 228 s)</w:t>
+            </w:r>
+          </w:p>
+        </w:tc>
+        <w:tc>
+          <w:tcPr>
+            <w:tcW w:type="dxa" w:w="1444"/>
+            <w:tcBorders>
+              <w:top w:val="single" w:color="BFBFBF" w:sz="4"/>
+              <w:left w:val="single" w:color="BFBFBF" w:sz="4"/>
+              <w:bottom w:val="single" w:color="BFBFBF" w:sz="4"/>
+              <w:right w:val="single" w:color="BFBFBF" w:sz="4"/>
+            </w:tcBorders>
+            <w:tcMar>
+              <w:top w:type="dxa" w:w="60"/>
+              <w:left w:type="dxa" w:w="100"/>
+              <w:bottom w:type="dxa" w:w="60"/>
+              <w:right w:type="dxa" w:w="100"/>
+            </w:tcMar>
+          </w:tcPr>
+          <w:p>
+            <w:pPr>
+              <w:spacing w:after="0" w:line="260"/>
+            </w:pPr>
+            <w:r>
+              <w:rPr>
+                <w:sz w:val="19"/>
+                <w:szCs w:val="19"/>
+              </w:rPr>
+              <w:t xml:space="preserve">≈ 9 400</w:t>
+            </w:r>
+          </w:p>
+        </w:tc>
+        <w:tc>
+          <w:tcPr>
+            <w:tcW w:type="dxa" w:w="2347"/>
+            <w:tcBorders>
+              <w:top w:val="single" w:color="BFBFBF" w:sz="4"/>
+              <w:left w:val="single" w:color="BFBFBF" w:sz="4"/>
+              <w:bottom w:val="single" w:color="BFBFBF" w:sz="4"/>
+              <w:right w:val="single" w:color="BFBFBF" w:sz="4"/>
+            </w:tcBorders>
+            <w:tcMar>
+              <w:top w:type="dxa" w:w="60"/>
+              <w:left w:type="dxa" w:w="100"/>
+              <w:bottom w:type="dxa" w:w="60"/>
+              <w:right w:type="dxa" w:w="100"/>
+            </w:tcMar>
+          </w:tcPr>
+          <w:p>
+            <w:pPr>
+              <w:spacing w:after="0" w:line="260"/>
+            </w:pPr>
+          </w:p>
+        </w:tc>
+      </w:tr>
+      <w:tr>
+        <w:tc>
+          <w:tcPr>
+            <w:tcW w:type="dxa" w:w="5235"/>
+            <w:tcBorders>
+              <w:top w:val="single" w:color="BFBFBF" w:sz="4"/>
+              <w:left w:val="single" w:color="BFBFBF" w:sz="4"/>
+              <w:bottom w:val="single" w:color="BFBFBF" w:sz="4"/>
+              <w:right w:val="single" w:color="BFBFBF" w:sz="4"/>
+            </w:tcBorders>
+            <w:tcMar>
+              <w:top w:type="dxa" w:w="60"/>
+              <w:left w:type="dxa" w:w="100"/>
+              <w:bottom w:type="dxa" w:w="60"/>
+              <w:right w:type="dxa" w:w="100"/>
+            </w:tcMar>
+          </w:tcPr>
+          <w:p>
+            <w:pPr>
+              <w:spacing w:after="0" w:line="260"/>
+            </w:pPr>
+            <w:r>
+              <w:rPr>
+                <w:sz w:val="19"/>
+                <w:szCs w:val="19"/>
+              </w:rPr>
+              <w:t xml:space="preserve">Version 19 : étape 1 seule (réponse trouvée en top-1)</w:t>
+            </w:r>
+          </w:p>
+        </w:tc>
+        <w:tc>
+          <w:tcPr>
+            <w:tcW w:type="dxa" w:w="1444"/>
+            <w:tcBorders>
+              <w:top w:val="single" w:color="BFBFBF" w:sz="4"/>
+              <w:left w:val="single" w:color="BFBFBF" w:sz="4"/>
+              <w:bottom w:val="single" w:color="BFBFBF" w:sz="4"/>
+              <w:right w:val="single" w:color="BFBFBF" w:sz="4"/>
+            </w:tcBorders>
+            <w:tcMar>
+              <w:top w:type="dxa" w:w="60"/>
+              <w:left w:type="dxa" w:w="100"/>
+              <w:bottom w:type="dxa" w:w="60"/>
+              <w:right w:type="dxa" w:w="100"/>
+            </w:tcMar>
+          </w:tcPr>
+          <w:p>
+            <w:pPr>
+              <w:spacing w:after="0" w:line="260"/>
+            </w:pPr>
+            <w:r>
+              <w:rPr>
+                <w:sz w:val="19"/>
+                <w:szCs w:val="19"/>
+              </w:rPr>
+              <w:t xml:space="preserve">1 672</w:t>
+            </w:r>
+          </w:p>
+        </w:tc>
+        <w:tc>
+          <w:tcPr>
+            <w:tcW w:type="dxa" w:w="2347"/>
+            <w:tcBorders>
+              <w:top w:val="single" w:color="BFBFBF" w:sz="4"/>
+              <w:left w:val="single" w:color="BFBFBF" w:sz="4"/>
+              <w:bottom w:val="single" w:color="BFBFBF" w:sz="4"/>
+              <w:right w:val="single" w:color="BFBFBF" w:sz="4"/>
+            </w:tcBorders>
+            <w:tcMar>
+              <w:top w:type="dxa" w:w="60"/>
+              <w:left w:type="dxa" w:w="100"/>
+              <w:bottom w:type="dxa" w:w="60"/>
+              <w:right w:type="dxa" w:w="100"/>
+            </w:tcMar>
+          </w:tcPr>
+          <w:p>
+            <w:pPr>
+              <w:spacing w:after="0" w:line="260"/>
+            </w:pPr>
+            <w:r>
+              <w:rPr>
+                <w:sz w:val="19"/>
+                <w:szCs w:val="19"/>
+              </w:rPr>
+              <w:t xml:space="preserve">− 64 % par rapport à un appel</w:t>
+            </w:r>
+          </w:p>
+        </w:tc>
+      </w:tr>
+      <w:tr>
+        <w:tc>
+          <w:tcPr>
+            <w:tcW w:type="dxa" w:w="5235"/>
+            <w:tcBorders>
+              <w:top w:val="single" w:color="BFBFBF" w:sz="4"/>
+              <w:left w:val="single" w:color="BFBFBF" w:sz="4"/>
+              <w:bottom w:val="single" w:color="BFBFBF" w:sz="4"/>
+              <w:right w:val="single" w:color="BFBFBF" w:sz="4"/>
+            </w:tcBorders>
+            <w:tcMar>
+              <w:top w:type="dxa" w:w="60"/>
+              <w:left w:type="dxa" w:w="100"/>
+              <w:bottom w:type="dxa" w:w="60"/>
+              <w:right w:type="dxa" w:w="100"/>
+            </w:tcMar>
+          </w:tcPr>
+          <w:p>
+            <w:pPr>
+              <w:spacing w:after="0" w:line="260"/>
+            </w:pPr>
+            <w:r>
+              <w:rPr>
+                <w:sz w:val="19"/>
+                <w:szCs w:val="19"/>
+              </w:rPr>
+              <w:t xml:space="preserve">Version 19 : étapes 1 et 2 (pire cas)</w:t>
+            </w:r>
+          </w:p>
+        </w:tc>
+        <w:tc>
+          <w:tcPr>
+            <w:tcW w:type="dxa" w:w="1444"/>
+            <w:tcBorders>
+              <w:top w:val="single" w:color="BFBFBF" w:sz="4"/>
+              <w:left w:val="single" w:color="BFBFBF" w:sz="4"/>
+              <w:bottom w:val="single" w:color="BFBFBF" w:sz="4"/>
+              <w:right w:val="single" w:color="BFBFBF" w:sz="4"/>
+            </w:tcBorders>
+            <w:tcMar>
+              <w:top w:type="dxa" w:w="60"/>
+              <w:left w:type="dxa" w:w="100"/>
+              <w:bottom w:type="dxa" w:w="60"/>
+              <w:right w:type="dxa" w:w="100"/>
+            </w:tcMar>
+          </w:tcPr>
+          <w:p>
+            <w:pPr>
+              <w:spacing w:after="0" w:line="260"/>
+            </w:pPr>
+            <w:r>
+              <w:rPr>
+                <w:sz w:val="19"/>
+                <w:szCs w:val="19"/>
+              </w:rPr>
+              <w:t xml:space="preserve">4 651</w:t>
+            </w:r>
+          </w:p>
+        </w:tc>
+        <w:tc>
+          <w:tcPr>
+            <w:tcW w:type="dxa" w:w="2347"/>
+            <w:tcBorders>
+              <w:top w:val="single" w:color="BFBFBF" w:sz="4"/>
+              <w:left w:val="single" w:color="BFBFBF" w:sz="4"/>
+              <w:bottom w:val="single" w:color="BFBFBF" w:sz="4"/>
+              <w:right w:val="single" w:color="BFBFBF" w:sz="4"/>
+            </w:tcBorders>
+            <w:tcMar>
+              <w:top w:type="dxa" w:w="60"/>
+              <w:left w:type="dxa" w:w="100"/>
+              <w:bottom w:type="dxa" w:w="60"/>
+              <w:right w:type="dxa" w:w="100"/>
+            </w:tcMar>
+          </w:tcPr>
+          <w:p>
+            <w:pPr>
+              <w:spacing w:after="0" w:line="260"/>
+            </w:pPr>
+            <w:r>
+              <w:rPr>
+                <w:sz w:val="19"/>
+                <w:szCs w:val="19"/>
+              </w:rPr>
+              <w:t xml:space="preserve">− 50 % par rapport à deux appels</w:t>
+            </w:r>
+          </w:p>
+        </w:tc>
+      </w:tr>
+    </w:tbl>
+    <w:p>
+      <w:pPr>
+        <w:spacing w:after="200" w:before="60"/>
+        <w:jc w:val="center"/>
+      </w:pPr>
+      <w:r>
+        <w:rPr>
+          <w:i/>
+          <w:iCs/>
+          <w:color w:val="595959"/>
+          <w:sz w:val="19"/>
+          <w:szCs w:val="19"/>
+        </w:rPr>
+        <w:t xml:space="preserve">Tableau 4c — Réduction du texte transmis au modèle</w:t>
+      </w:r>
+    </w:p>
+    <w:p>
+      <w:pPr>
+        <w:spacing w:after="120" w:line="288"/>
+        <w:jc w:val="both"/>
+      </w:pPr>
+      <w:r>
+        <w:t xml:space="preserve">D’autres réglages complètent la boucle : réponse bornée (</w:t>
+      </w:r>
+      <w:r>
+        <w:rPr>
+          <w:rFonts w:ascii="Consolas" w:cs="Consolas" w:eastAsia="Consolas" w:hAnsi="Consolas"/>
+          <w:sz w:val="19"/>
+          <w:szCs w:val="19"/>
+        </w:rPr>
+        <w:t xml:space="preserve">num_predict = 350</w:t>
+      </w:r>
+      <w:r>
+        <w:t xml:space="preserve"> jetons, réponse en trois phrases au plus), fenêtre de contexte réduite à 2 048 jetons (</w:t>
+      </w:r>
+      <w:r>
+        <w:rPr>
+          <w:rFonts w:ascii="Consolas" w:cs="Consolas" w:eastAsia="Consolas" w:hAnsi="Consolas"/>
+          <w:sz w:val="19"/>
+          <w:szCs w:val="19"/>
+        </w:rPr>
+        <w:t xml:space="preserve">num_ctx</w:t>
+      </w:r>
+      <w:r>
+        <w:t xml:space="preserve">), modèle maintenu en mémoire 30 minutes (</w:t>
+      </w:r>
+      <w:r>
+        <w:rPr>
+          <w:rFonts w:ascii="Consolas" w:cs="Consolas" w:eastAsia="Consolas" w:hAnsi="Consolas"/>
+          <w:sz w:val="19"/>
+          <w:szCs w:val="19"/>
+        </w:rPr>
+        <w:t xml:space="preserve">keep_alive</w:t>
+      </w:r>
+      <w:r>
+        <w:t xml:space="preserve">) et préchargé au démarrage du conteneur. Le passage à TF-IDF (version 7.6) avait déjà supprimé le CrossEncoder, qui coûtait environ 4 secondes par question.</w:t>
+      </w:r>
+    </w:p>
+    <w:p>
+      <w:pPr>
+        <w:pBdr>
+          <w:left w:val="single" w:color="2E75B6" w:sz="18" w:space="8"/>
+        </w:pBdr>
+        <w:shd w:fill="DEEAF6" w:color="auto" w:val="clear"/>
+        <w:spacing w:after="160" w:before="80" w:line="276"/>
+        <w:ind w:left="200" w:right="200"/>
+      </w:pPr>
+      <w:r>
+        <w:t xml:space="preserve">Ces gains sont </w:t>
+      </w:r>
       <w:r>
         <w:rPr>
           <w:b/>
           <w:bCs/>
         </w:rPr>
-        <w:t xml:space="preserve">Préchargement au démarrage</w:t>
-      </w:r>
-      <w:r>
-        <w:t xml:space="preserve"> : le conteneur charge le modèle dès qu’il est téléchargé, si bien que la première question ne subit pas ce temps de chargement.</w:t>
-      </w:r>
-    </w:p>
-    <w:p>
-      <w:pPr>
-        <w:pStyle w:val="ListParagraph"/>
-        <w:numPr>
-          <w:ilvl w:val="0"/>
-          <w:numId w:val="3"/>
-        </w:numPr>
-        <w:spacing w:after="60" w:line="276"/>
-      </w:pPr>
-      <w:r>
-        <w:rPr>
-          <w:b/>
-          <w:bCs/>
-        </w:rPr>
-        <w:t xml:space="preserve">Recherche légère</w:t>
-      </w:r>
-      <w:r>
-        <w:t xml:space="preserve"> : le passage à TF-IDF (version 7.6) a supprimé le CrossEncoder, dont le reclassement coûtait environ 4 secondes par question.</w:t>
-      </w:r>
-    </w:p>
-    <w:p>
-      <w:pPr>
-        <w:spacing w:after="120" w:line="288"/>
-        <w:jc w:val="both"/>
-      </w:pPr>
-      <w:r>
-        <w:t xml:space="preserve">Ces réglages sont configurables par variables d’environnement. Leur gain n’a pas encore été chronométré sur le Space : la mesure est prévue dans la campagne de recette (section 10). L’interface affiche les durées de chaque étape pour chaque question, ce qui permet de la réaliser simplement.</w:t>
+        <w:t xml:space="preserve">estimés</w:t>
+      </w:r>
+      <w:r>
+        <w:t xml:space="preserve"> à partir de la quantité de texte lue par le modèle ; ils n’ont pas encore été chronométrés sur le Space. L’interface affiche, pour chaque question, la durée de génération, le nombre d’appels et le nombre de sources lues, ce qui permet de les mesurer directement. Si le temps reste trop long, le modèle peut être remplacé par une version plus petite (</w:t>
+      </w:r>
+      <w:r>
+        <w:rPr>
+          <w:rFonts w:ascii="Consolas" w:cs="Consolas" w:eastAsia="Consolas" w:hAnsi="Consolas"/>
+          <w:sz w:val="19"/>
+          <w:szCs w:val="19"/>
+        </w:rPr>
+        <w:t xml:space="preserve">OLLAMA_MODEL=llama3.2:1b</w:t>
+      </w:r>
+      <w:r>
+        <w:t xml:space="preserve">) sans modifier le code, au prix d’une qualité de rédaction moindre.</w:t>
       </w:r>
     </w:p>
     <w:p>
@@ -9025,7 +9587,7 @@
                 <w:sz w:val="19"/>
                 <w:szCs w:val="19"/>
               </w:rPr>
-              <w:t xml:space="preserve">40 % de Recall@5 sur les reformulations ; réponses non typées</w:t>
+              <w:t xml:space="preserve">40 % de Recall@5 sur les reformulations ; réponses non typées ; 228 s de génération sur le Space</w:t>
             </w:r>
           </w:p>
         </w:tc>
@@ -9054,7 +9616,7 @@
                 <w:sz w:val="19"/>
                 <w:szCs w:val="19"/>
               </w:rPr>
-              <w:t xml:space="preserve">synonymes métier, réponse typée et vérifiée</w:t>
+              <w:t xml:space="preserve">synonymes métier, réponse typée et vérifiée, boucle top-1 puis top-3</w:t>
             </w:r>
           </w:p>
         </w:tc>
@@ -9083,7 +9645,7 @@
                 <w:sz w:val="19"/>
                 <w:szCs w:val="19"/>
               </w:rPr>
-              <w:t xml:space="preserve">101 tests ; jeu tenu à part : 36,7 % → 46,7 %</w:t>
+              <w:t xml:space="preserve">104 tests ; jeu tenu à part : 36,7 % → 46,7 % ; texte lu − 50 à − 64 %</w:t>
             </w:r>
           </w:p>
         </w:tc>
@@ -10020,7 +10582,7 @@
         <w:pStyle w:val="ListParagraph"/>
         <w:numPr>
           <w:ilvl w:val="0"/>
-          <w:numId w:val="3"/>
+          <w:numId w:val="4"/>
         </w:numPr>
         <w:spacing w:after="60" w:line="276"/>
       </w:pPr>
@@ -10040,7 +10602,7 @@
         <w:pStyle w:val="ListParagraph"/>
         <w:numPr>
           <w:ilvl w:val="0"/>
-          <w:numId w:val="3"/>
+          <w:numId w:val="4"/>
         </w:numPr>
         <w:spacing w:after="60" w:line="276"/>
       </w:pPr>
@@ -10083,7 +10645,7 @@
         <w:pStyle w:val="ListParagraph"/>
         <w:numPr>
           <w:ilvl w:val="0"/>
-          <w:numId w:val="3"/>
+          <w:numId w:val="4"/>
         </w:numPr>
         <w:spacing w:after="60" w:line="276"/>
       </w:pPr>
@@ -10103,7 +10665,7 @@
         <w:pStyle w:val="ListParagraph"/>
         <w:numPr>
           <w:ilvl w:val="0"/>
-          <w:numId w:val="3"/>
+          <w:numId w:val="4"/>
         </w:numPr>
         <w:spacing w:after="60" w:line="276"/>
       </w:pPr>
@@ -10133,7 +10695,7 @@
         <w:pStyle w:val="ListParagraph"/>
         <w:numPr>
           <w:ilvl w:val="0"/>
-          <w:numId w:val="3"/>
+          <w:numId w:val="4"/>
         </w:numPr>
         <w:spacing w:after="60" w:line="276"/>
       </w:pPr>
@@ -12921,7 +13483,7 @@
                 <w:sz w:val="19"/>
                 <w:szCs w:val="19"/>
               </w:rPr>
-              <w:t xml:space="preserve">34</w:t>
+              <w:t xml:space="preserve">37</w:t>
             </w:r>
           </w:p>
         </w:tc>
@@ -12950,7 +13512,7 @@
                 <w:sz w:val="19"/>
                 <w:szCs w:val="19"/>
               </w:rPr>
-              <w:t xml:space="preserve">vérification des extraits (exacts, approchés, inventés), JSON invalide, statuts, révision, repli, confiance non décisive, schéma, erreurs Ollama → 502, mode diagnostic</w:t>
+              <w:t xml:space="preserve">vérification des extraits (exacts, approchés, inventés), JSON invalide, statuts, boucle top-1 / top-3, troncature, repli, confiance non décisive, schéma, erreurs Ollama → 502, mode diagnostic</w:t>
             </w:r>
           </w:p>
         </w:tc>
@@ -13329,7 +13891,7 @@
                 <w:sz w:val="19"/>
                 <w:szCs w:val="19"/>
               </w:rPr>
-              <w:t xml:space="preserve">101</w:t>
+              <w:t xml:space="preserve">104</w:t>
             </w:r>
           </w:p>
         </w:tc>
@@ -13411,7 +13973,7 @@
           <w:b/>
           <w:bCs/>
         </w:rPr>
-        <w:t xml:space="preserve">95 tests ont réussi et 6 ont été ignorés</w:t>
+        <w:t xml:space="preserve">98 tests ont réussi et 6 ont été ignorés</w:t>
       </w:r>
       <w:r>
         <w:t xml:space="preserve">. Les 6 tests ignorés sont les tests HTTP de bout en bout, qui nécessitent la bibliothèque </w:t>
@@ -13554,7 +14116,7 @@
         <w:t xml:space="preserve">fallback</w:t>
       </w:r>
       <w:r>
-        <w:t xml:space="preserve">), la fidélité des réponses aux extraits, la pertinence métier des fiches pour des questions réelles, et la latence sur la machine de production. Les tests simulent Ollama : ils prouvent que l’application réagit correctement à chaque type de sortie, pas que le modèle produit de bonnes sorties. Ces points font l’objet de la campagne de recette (section 10).</w:t>
+        <w:t xml:space="preserve">, nombre d’étapes), la fidélité des réponses aux extraits, la pertinence métier des fiches pour des questions réelles, et la latence sur la machine de production. Les tests simulent Ollama : ils prouvent que l’application réagit correctement à chaque type de sortie, pas que le modèle produit de bonnes sorties. Ces points font l’objet de la campagne de recette (section 10).</w:t>
       </w:r>
     </w:p>
     <w:p>
@@ -13601,7 +14163,7 @@
         <w:pStyle w:val="ListParagraph"/>
         <w:numPr>
           <w:ilvl w:val="0"/>
-          <w:numId w:val="4"/>
+          <w:numId w:val="5"/>
         </w:numPr>
         <w:spacing w:after="60" w:line="276"/>
       </w:pPr>
@@ -13614,7 +14176,7 @@
         <w:pStyle w:val="ListParagraph"/>
         <w:numPr>
           <w:ilvl w:val="0"/>
-          <w:numId w:val="4"/>
+          <w:numId w:val="5"/>
         </w:numPr>
         <w:spacing w:after="60" w:line="276"/>
       </w:pPr>
@@ -13638,7 +14200,7 @@
         <w:pStyle w:val="ListParagraph"/>
         <w:numPr>
           <w:ilvl w:val="0"/>
-          <w:numId w:val="4"/>
+          <w:numId w:val="5"/>
         </w:numPr>
         <w:spacing w:after="60" w:line="276"/>
       </w:pPr>
@@ -14101,7 +14663,7 @@
                 <w:sz w:val="19"/>
                 <w:szCs w:val="19"/>
               </w:rPr>
-              <w:t xml:space="preserve">500</w:t>
+              <w:t xml:space="preserve">350</w:t>
             </w:r>
           </w:p>
         </w:tc>
@@ -14131,6 +14693,96 @@
                 <w:szCs w:val="19"/>
               </w:rPr>
               <w:t xml:space="preserve">longueur maximale d’une réponse</w:t>
+            </w:r>
+          </w:p>
+        </w:tc>
+      </w:tr>
+      <w:tr>
+        <w:tc>
+          <w:tcPr>
+            <w:tcW w:type="dxa" w:w="2888"/>
+            <w:tcBorders>
+              <w:top w:val="single" w:color="BFBFBF" w:sz="4"/>
+              <w:left w:val="single" w:color="BFBFBF" w:sz="4"/>
+              <w:bottom w:val="single" w:color="BFBFBF" w:sz="4"/>
+              <w:right w:val="single" w:color="BFBFBF" w:sz="4"/>
+            </w:tcBorders>
+            <w:tcMar>
+              <w:top w:type="dxa" w:w="60"/>
+              <w:left w:type="dxa" w:w="100"/>
+              <w:bottom w:type="dxa" w:w="60"/>
+              <w:right w:type="dxa" w:w="100"/>
+            </w:tcMar>
+          </w:tcPr>
+          <w:p>
+            <w:pPr>
+              <w:spacing w:after="0" w:line="260"/>
+            </w:pPr>
+            <w:r>
+              <w:rPr>
+                <w:rFonts w:ascii="Consolas" w:cs="Consolas" w:eastAsia="Consolas" w:hAnsi="Consolas"/>
+                <w:sz w:val="19"/>
+                <w:szCs w:val="19"/>
+              </w:rPr>
+              <w:t xml:space="preserve">OLLAMA_NUM_CTX</w:t>
+            </w:r>
+          </w:p>
+        </w:tc>
+        <w:tc>
+          <w:tcPr>
+            <w:tcW w:type="dxa" w:w="1985"/>
+            <w:tcBorders>
+              <w:top w:val="single" w:color="BFBFBF" w:sz="4"/>
+              <w:left w:val="single" w:color="BFBFBF" w:sz="4"/>
+              <w:bottom w:val="single" w:color="BFBFBF" w:sz="4"/>
+              <w:right w:val="single" w:color="BFBFBF" w:sz="4"/>
+            </w:tcBorders>
+            <w:tcMar>
+              <w:top w:type="dxa" w:w="60"/>
+              <w:left w:type="dxa" w:w="100"/>
+              <w:bottom w:type="dxa" w:w="60"/>
+              <w:right w:type="dxa" w:w="100"/>
+            </w:tcMar>
+          </w:tcPr>
+          <w:p>
+            <w:pPr>
+              <w:spacing w:after="0" w:line="260"/>
+            </w:pPr>
+            <w:r>
+              <w:rPr>
+                <w:sz w:val="19"/>
+                <w:szCs w:val="19"/>
+              </w:rPr>
+              <w:t xml:space="preserve">2048</w:t>
+            </w:r>
+          </w:p>
+        </w:tc>
+        <w:tc>
+          <w:tcPr>
+            <w:tcW w:type="dxa" w:w="4153"/>
+            <w:tcBorders>
+              <w:top w:val="single" w:color="BFBFBF" w:sz="4"/>
+              <w:left w:val="single" w:color="BFBFBF" w:sz="4"/>
+              <w:bottom w:val="single" w:color="BFBFBF" w:sz="4"/>
+              <w:right w:val="single" w:color="BFBFBF" w:sz="4"/>
+            </w:tcBorders>
+            <w:tcMar>
+              <w:top w:type="dxa" w:w="60"/>
+              <w:left w:type="dxa" w:w="100"/>
+              <w:bottom w:type="dxa" w:w="60"/>
+              <w:right w:type="dxa" w:w="100"/>
+            </w:tcMar>
+          </w:tcPr>
+          <w:p>
+            <w:pPr>
+              <w:spacing w:after="0" w:line="260"/>
+            </w:pPr>
+            <w:r>
+              <w:rPr>
+                <w:sz w:val="19"/>
+                <w:szCs w:val="19"/>
+              </w:rPr>
+              <w:t xml:space="preserve">fenêtre de contexte (plus petite = plus rapide)</w:t>
             </w:r>
           </w:p>
         </w:tc>
@@ -15433,7 +16085,7 @@
         <w:pStyle w:val="ListParagraph"/>
         <w:numPr>
           <w:ilvl w:val="0"/>
-          <w:numId w:val="3"/>
+          <w:numId w:val="4"/>
         </w:numPr>
         <w:spacing w:after="60" w:line="276"/>
       </w:pPr>
@@ -15453,7 +16105,7 @@
         <w:pStyle w:val="ListParagraph"/>
         <w:numPr>
           <w:ilvl w:val="0"/>
-          <w:numId w:val="3"/>
+          <w:numId w:val="4"/>
         </w:numPr>
         <w:spacing w:after="60" w:line="276"/>
       </w:pPr>
@@ -15517,7 +16169,7 @@
         <w:pStyle w:val="ListParagraph"/>
         <w:numPr>
           <w:ilvl w:val="0"/>
-          <w:numId w:val="3"/>
+          <w:numId w:val="4"/>
         </w:numPr>
         <w:spacing w:after="60" w:line="276"/>
       </w:pPr>
@@ -15537,7 +16189,7 @@
         <w:pStyle w:val="ListParagraph"/>
         <w:numPr>
           <w:ilvl w:val="0"/>
-          <w:numId w:val="3"/>
+          <w:numId w:val="4"/>
         </w:numPr>
         <w:spacing w:after="60" w:line="276"/>
       </w:pPr>
@@ -15557,7 +16209,7 @@
         <w:pStyle w:val="ListParagraph"/>
         <w:numPr>
           <w:ilvl w:val="0"/>
-          <w:numId w:val="3"/>
+          <w:numId w:val="4"/>
         </w:numPr>
         <w:spacing w:after="60" w:line="276"/>
       </w:pPr>
@@ -15577,7 +16229,7 @@
         <w:pStyle w:val="ListParagraph"/>
         <w:numPr>
           <w:ilvl w:val="0"/>
-          <w:numId w:val="3"/>
+          <w:numId w:val="4"/>
         </w:numPr>
         <w:spacing w:after="60" w:line="276"/>
       </w:pPr>
@@ -15597,7 +16249,7 @@
         <w:pStyle w:val="ListParagraph"/>
         <w:numPr>
           <w:ilvl w:val="0"/>
-          <w:numId w:val="3"/>
+          <w:numId w:val="4"/>
         </w:numPr>
         <w:spacing w:after="60" w:line="276"/>
       </w:pPr>
@@ -15606,10 +16258,10 @@
           <w:b/>
           <w:bCs/>
         </w:rPr>
-        <w:t xml:space="preserve">k fixe</w:t>
-      </w:r>
-      <w:r>
-        <w:t xml:space="preserve"> : cinq fiches sont toujours transmises, même lorsqu’une seule suffit.</w:t>
+        <w:t xml:space="preserve">Temps de réponse non mesuré après optimisation</w:t>
+      </w:r>
+      <w:r>
+        <w:t xml:space="preserve"> : la réduction du texte lu est calculée, pas encore chronométrée sur le Space.</w:t>
       </w:r>
     </w:p>
     <w:p>
@@ -15625,7 +16277,7 @@
         <w:pStyle w:val="ListParagraph"/>
         <w:numPr>
           <w:ilvl w:val="0"/>
-          <w:numId w:val="5"/>
+          <w:numId w:val="6"/>
         </w:numPr>
         <w:spacing w:after="60" w:line="276"/>
       </w:pPr>
@@ -15634,21 +16286,10 @@
           <w:b/>
           <w:bCs/>
         </w:rPr>
-        <w:t xml:space="preserve">Boucle top-1 puis top-k</w:t>
-      </w:r>
-      <w:r>
-        <w:t xml:space="preserve"> (article 2) : donner d’abord la meilleure fiche seule et s’arrêter si </w:t>
-      </w:r>
-      <w:r>
-        <w:rPr>
-          <w:rFonts w:ascii="Consolas" w:cs="Consolas" w:eastAsia="Consolas" w:hAnsi="Consolas"/>
-          <w:sz w:val="19"/>
-          <w:szCs w:val="19"/>
-        </w:rPr>
-        <w:t xml:space="preserve">complete_answer_found</w:t>
-      </w:r>
-      <w:r>
-        <w:t xml:space="preserve"> est vrai, sinon ajouter la suivante. Les indicateurs typés existent déjà ; ce changement réduirait aussi le temps de génération des questions factuelles.</w:t>
+        <w:t xml:space="preserve">Chronométrer la boucle sur le Space</w:t>
+      </w:r>
+      <w:r>
+        <w:t xml:space="preserve"> et choisir le modèle (3B ou 1B) selon le compromis temps / qualité observé ; distinguer les questions de liste ou de comparaison, qui doivent lire plusieurs sources d’emblée.</w:t>
       </w:r>
     </w:p>
     <w:p>
@@ -15656,7 +16297,7 @@
         <w:pStyle w:val="ListParagraph"/>
         <w:numPr>
           <w:ilvl w:val="0"/>
-          <w:numId w:val="5"/>
+          <w:numId w:val="6"/>
         </w:numPr>
         <w:spacing w:after="60" w:line="276"/>
       </w:pPr>
@@ -15676,7 +16317,7 @@
         <w:pStyle w:val="ListParagraph"/>
         <w:numPr>
           <w:ilvl w:val="0"/>
-          <w:numId w:val="5"/>
+          <w:numId w:val="6"/>
         </w:numPr>
         <w:spacing w:after="60" w:line="276"/>
       </w:pPr>
@@ -15696,7 +16337,7 @@
         <w:pStyle w:val="ListParagraph"/>
         <w:numPr>
           <w:ilvl w:val="0"/>
-          <w:numId w:val="5"/>
+          <w:numId w:val="6"/>
         </w:numPr>
         <w:spacing w:after="60" w:line="276"/>
       </w:pPr>
@@ -15716,7 +16357,7 @@
         <w:pStyle w:val="ListParagraph"/>
         <w:numPr>
           <w:ilvl w:val="0"/>
-          <w:numId w:val="5"/>
+          <w:numId w:val="6"/>
         </w:numPr>
         <w:spacing w:after="60" w:line="276"/>
       </w:pPr>
@@ -15736,7 +16377,7 @@
         <w:pStyle w:val="ListParagraph"/>
         <w:numPr>
           <w:ilvl w:val="0"/>
-          <w:numId w:val="5"/>
+          <w:numId w:val="6"/>
         </w:numPr>
         <w:spacing w:after="60" w:line="276"/>
       </w:pPr>
@@ -15766,7 +16407,7 @@
         <w:jc w:val="both"/>
       </w:pPr>
       <w:r>
-        <w:t xml:space="preserve">Insurance Claims Assistance réunit trois compétences complémentaires : la recherche d’information, l’usage contrôlé d’un modèle de langage et l’apprentissage supervisé. L’application est en ligne, vérifiable en une dizaine de minutes, et protégée par 101 tests qui conditionnent son déploiement. Ses réponses sont typées, et chaque extrait affiché a été retrouvé par l’application dans la source citée.</w:t>
+        <w:t xml:space="preserve">Insurance Claims Assistance réunit trois compétences complémentaires : la recherche d’information, l’usage contrôlé d’un modèle de langage et l’apprentissage supervisé. L’application est en ligne, vérifiable en une dizaine de minutes, et protégée par 104 tests qui conditionnent son déploiement. Ses réponses sont typées, et chaque extrait affiché a été retrouvé par l’application dans la source citée.</w:t>
       </w:r>
     </w:p>
     <w:p>
@@ -15942,7 +16583,7 @@
           <w:sz w:val="18"/>
           <w:szCs w:val="18"/>
         </w:rPr>
-        <w:t xml:space="preserve">├── tests/                101 tests pytest</w:t>
+        <w:t xml:space="preserve">├── tests/                104 tests pytest</w:t>
       </w:r>
     </w:p>
     <w:p>
@@ -17348,18 +17989,24 @@
     </w:lvlOverride>
   </w:num>
   <w:num w:numId="3">
+    <w:abstractNumId w:val="4"/>
+    <w:lvlOverride w:ilvl="0">
+      <w:startOverride w:val="1"/>
+    </w:lvlOverride>
+  </w:num>
+  <w:num w:numId="4">
     <w:abstractNumId w:val="2"/>
     <w:lvlOverride w:ilvl="0">
       <w:startOverride w:val="1"/>
     </w:lvlOverride>
   </w:num>
-  <w:num w:numId="4">
+  <w:num w:numId="5">
     <w:abstractNumId w:val="5"/>
     <w:lvlOverride w:ilvl="0">
       <w:startOverride w:val="1"/>
     </w:lvlOverride>
   </w:num>
-  <w:num w:numId="5">
+  <w:num w:numId="6">
     <w:abstractNumId w:val="6"/>
     <w:lvlOverride w:ilvl="0">
       <w:startOverride w:val="1"/>

--- a/docs/rapport/Rapport_Insurance_Claims_Assistance_v19.docx
+++ b/docs/rapport/Rapport_Insurance_Claims_Assistance_v19.docx
@@ -264,17 +264,17 @@
         <w:t xml:space="preserve">vérifie elle-même</w:t>
       </w:r>
       <w:r>
-        <w:t xml:space="preserve"> chaque extrait dans la source citée avant d’afficher la réponse. La seconde est un </w:t>
+        <w:t xml:space="preserve"> chaque extrait dans la source citée avant d’afficher la réponse. La seconde est une </w:t>
       </w:r>
       <w:r>
         <w:rPr>
           <w:b/>
           <w:bCs/>
         </w:rPr>
-        <w:t xml:space="preserve">tableau de bord de sinistres</w:t>
-      </w:r>
-      <w:r>
-        <w:t xml:space="preserve"> construit sur 120 dossiers fictifs : indicateurs descriptifs et régression logistique estimant une probabilité indicative d’acceptation.</w:t>
+        <w:t xml:space="preserve">aide à la décision sur un dossier de sinistre</w:t>
+      </w:r>
+      <w:r>
+        <w:t xml:space="preserve"> (120 dossiers fictifs) : pour un dossier, l’application réunit le score expliqué par une régression logistique, les points à vérifier selon des règles métier explicites, les clauses du contrat correspondant au type de sinistre, et une orientation pour le gestionnaire.</w:t>
       </w:r>
     </w:p>
     <w:p>
@@ -313,14 +313,14 @@
         <w:t xml:space="preserve">boucle top-1 puis top-3</w:t>
       </w:r>
       <w:r>
-        <w:t xml:space="preserve"> qui réduit de moitié à deux tiers le texte lu par le modèle, image Docker allégée, suite de </w:t>
+        <w:t xml:space="preserve"> qui réduit de moitié à deux tiers le texte lu par le modèle, image Docker allégée, aide à la décision reliant le score et le contrat, suite de </w:t>
       </w:r>
       <w:r>
         <w:rPr>
           <w:b/>
           <w:bCs/>
         </w:rPr>
-        <w:t xml:space="preserve">104 tests automatisés</w:t>
+        <w:t xml:space="preserve">125 tests automatisés</w:t>
       </w:r>
       <w:r>
         <w:t xml:space="preserve">, évaluation reproductible et déploiement conditionné à la réussite des tests.</w:t>
@@ -829,6 +829,95 @@
                 <w:sz w:val="19"/>
                 <w:szCs w:val="19"/>
               </w:rPr>
+              <w:t xml:space="preserve">Orientations proposées sur 120 dossiers</w:t>
+            </w:r>
+          </w:p>
+        </w:tc>
+        <w:tc>
+          <w:tcPr>
+            <w:tcW w:type="dxa" w:w="1263"/>
+            <w:tcBorders>
+              <w:top w:val="single" w:color="BFBFBF" w:sz="4"/>
+              <w:left w:val="single" w:color="BFBFBF" w:sz="4"/>
+              <w:bottom w:val="single" w:color="BFBFBF" w:sz="4"/>
+              <w:right w:val="single" w:color="BFBFBF" w:sz="4"/>
+            </w:tcBorders>
+            <w:tcMar>
+              <w:top w:type="dxa" w:w="60"/>
+              <w:left w:type="dxa" w:w="100"/>
+              <w:bottom w:type="dxa" w:w="60"/>
+              <w:right w:type="dxa" w:w="100"/>
+            </w:tcMar>
+          </w:tcPr>
+          <w:p>
+            <w:pPr>
+              <w:spacing w:after="0" w:line="260"/>
+            </w:pPr>
+            <w:r>
+              <w:rPr>
+                <w:sz w:val="19"/>
+                <w:szCs w:val="19"/>
+              </w:rPr>
+              <w:t xml:space="preserve">36 / 32 / 26 / 17 / 9</w:t>
+            </w:r>
+          </w:p>
+        </w:tc>
+        <w:tc>
+          <w:tcPr>
+            <w:tcW w:type="dxa" w:w="4334"/>
+            <w:tcBorders>
+              <w:top w:val="single" w:color="BFBFBF" w:sz="4"/>
+              <w:left w:val="single" w:color="BFBFBF" w:sz="4"/>
+              <w:bottom w:val="single" w:color="BFBFBF" w:sz="4"/>
+              <w:right w:val="single" w:color="BFBFBF" w:sz="4"/>
+            </w:tcBorders>
+            <w:tcMar>
+              <w:top w:type="dxa" w:w="60"/>
+              <w:left w:type="dxa" w:w="100"/>
+              <w:bottom w:type="dxa" w:w="60"/>
+              <w:right w:type="dxa" w:w="100"/>
+            </w:tcMar>
+          </w:tcPr>
+          <w:p>
+            <w:pPr>
+              <w:spacing w:after="0" w:line="260"/>
+            </w:pPr>
+            <w:r>
+              <w:rPr>
+                <w:sz w:val="19"/>
+                <w:szCs w:val="19"/>
+              </w:rPr>
+              <w:t xml:space="preserve">compléter / vérifier le contrat / approfondir / favorable / défavorable</w:t>
+            </w:r>
+          </w:p>
+        </w:tc>
+      </w:tr>
+      <w:tr>
+        <w:tc>
+          <w:tcPr>
+            <w:tcW w:type="dxa" w:w="3429"/>
+            <w:tcBorders>
+              <w:top w:val="single" w:color="BFBFBF" w:sz="4"/>
+              <w:left w:val="single" w:color="BFBFBF" w:sz="4"/>
+              <w:bottom w:val="single" w:color="BFBFBF" w:sz="4"/>
+              <w:right w:val="single" w:color="BFBFBF" w:sz="4"/>
+            </w:tcBorders>
+            <w:tcMar>
+              <w:top w:type="dxa" w:w="60"/>
+              <w:left w:type="dxa" w:w="100"/>
+              <w:bottom w:type="dxa" w:w="60"/>
+              <w:right w:type="dxa" w:w="100"/>
+            </w:tcMar>
+          </w:tcPr>
+          <w:p>
+            <w:pPr>
+              <w:spacing w:after="0" w:line="260"/>
+            </w:pPr>
+            <w:r>
+              <w:rPr>
+                <w:sz w:val="19"/>
+                <w:szCs w:val="19"/>
+              </w:rPr>
               <w:t xml:space="preserve">Tests automatisés</w:t>
             </w:r>
           </w:p>
@@ -858,7 +947,7 @@
                 <w:sz w:val="19"/>
                 <w:szCs w:val="19"/>
               </w:rPr>
-              <w:t xml:space="preserve">104</w:t>
+              <w:t xml:space="preserve">125</w:t>
             </w:r>
           </w:p>
         </w:tc>
@@ -887,7 +976,7 @@
                 <w:sz w:val="19"/>
                 <w:szCs w:val="19"/>
               </w:rPr>
-              <w:t xml:space="preserve">98 exécutés localement + 6 tests HTTP exécutés en intégration continue</w:t>
+              <w:t xml:space="preserve">119 exécutés localement + 6 tests HTTP exécutés en intégration continue</w:t>
             </w:r>
           </w:p>
         </w:tc>
@@ -1758,6 +1847,95 @@
                 <w:sz w:val="19"/>
                 <w:szCs w:val="19"/>
               </w:rPr>
+              <w:t xml:space="preserve">« Montrez ce que votre résultat permet de décider »</w:t>
+            </w:r>
+          </w:p>
+        </w:tc>
+        <w:tc>
+          <w:tcPr>
+            <w:tcW w:type="dxa" w:w="3971"/>
+            <w:tcBorders>
+              <w:top w:val="single" w:color="BFBFBF" w:sz="4"/>
+              <w:left w:val="single" w:color="BFBFBF" w:sz="4"/>
+              <w:bottom w:val="single" w:color="BFBFBF" w:sz="4"/>
+              <w:right w:val="single" w:color="BFBFBF" w:sz="4"/>
+            </w:tcBorders>
+            <w:tcMar>
+              <w:top w:type="dxa" w:w="60"/>
+              <w:left w:type="dxa" w:w="100"/>
+              <w:bottom w:type="dxa" w:w="60"/>
+              <w:right w:type="dxa" w:w="100"/>
+            </w:tcMar>
+          </w:tcPr>
+          <w:p>
+            <w:pPr>
+              <w:spacing w:after="0" w:line="260"/>
+            </w:pPr>
+            <w:r>
+              <w:rPr>
+                <w:sz w:val="19"/>
+                <w:szCs w:val="19"/>
+              </w:rPr>
+              <w:t xml:space="preserve">aide à la décision par dossier : score expliqué, points à vérifier, clauses, orientation (§ 5.6)</w:t>
+            </w:r>
+          </w:p>
+        </w:tc>
+        <w:tc>
+          <w:tcPr>
+            <w:tcW w:type="dxa" w:w="1626"/>
+            <w:tcBorders>
+              <w:top w:val="single" w:color="BFBFBF" w:sz="4"/>
+              <w:left w:val="single" w:color="BFBFBF" w:sz="4"/>
+              <w:bottom w:val="single" w:color="BFBFBF" w:sz="4"/>
+              <w:right w:val="single" w:color="BFBFBF" w:sz="4"/>
+            </w:tcBorders>
+            <w:tcMar>
+              <w:top w:type="dxa" w:w="60"/>
+              <w:left w:type="dxa" w:w="100"/>
+              <w:bottom w:type="dxa" w:w="60"/>
+              <w:right w:type="dxa" w:w="100"/>
+            </w:tcMar>
+          </w:tcPr>
+          <w:p>
+            <w:pPr>
+              <w:spacing w:after="0" w:line="260"/>
+            </w:pPr>
+            <w:r>
+              <w:rPr>
+                <w:sz w:val="19"/>
+                <w:szCs w:val="19"/>
+              </w:rPr>
+              <w:t xml:space="preserve">fait</w:t>
+            </w:r>
+          </w:p>
+        </w:tc>
+      </w:tr>
+      <w:tr>
+        <w:tc>
+          <w:tcPr>
+            <w:tcW w:type="dxa" w:w="3429"/>
+            <w:tcBorders>
+              <w:top w:val="single" w:color="BFBFBF" w:sz="4"/>
+              <w:left w:val="single" w:color="BFBFBF" w:sz="4"/>
+              <w:bottom w:val="single" w:color="BFBFBF" w:sz="4"/>
+              <w:right w:val="single" w:color="BFBFBF" w:sz="4"/>
+            </w:tcBorders>
+            <w:tcMar>
+              <w:top w:type="dxa" w:w="60"/>
+              <w:left w:type="dxa" w:w="100"/>
+              <w:bottom w:type="dxa" w:w="60"/>
+              <w:right w:type="dxa" w:w="100"/>
+            </w:tcMar>
+          </w:tcPr>
+          <w:p>
+            <w:pPr>
+              <w:spacing w:after="0" w:line="260"/>
+            </w:pPr>
+            <w:r>
+              <w:rPr>
+                <w:sz w:val="19"/>
+                <w:szCs w:val="19"/>
+              </w:rPr>
               <w:t xml:space="preserve">Citation à la page et à la ligne de PDF hétérogènes</w:t>
             </w:r>
           </w:p>
@@ -3059,6 +3237,96 @@
                 <w:sz w:val="19"/>
                 <w:szCs w:val="19"/>
               </w:rPr>
+              <w:t xml:space="preserve">Aide à la décision</w:t>
+            </w:r>
+          </w:p>
+        </w:tc>
+        <w:tc>
+          <w:tcPr>
+            <w:tcW w:type="dxa" w:w="2707"/>
+            <w:tcBorders>
+              <w:top w:val="single" w:color="BFBFBF" w:sz="4"/>
+              <w:left w:val="single" w:color="BFBFBF" w:sz="4"/>
+              <w:bottom w:val="single" w:color="BFBFBF" w:sz="4"/>
+              <w:right w:val="single" w:color="BFBFBF" w:sz="4"/>
+            </w:tcBorders>
+            <w:tcMar>
+              <w:top w:type="dxa" w:w="60"/>
+              <w:left w:type="dxa" w:w="100"/>
+              <w:bottom w:type="dxa" w:w="60"/>
+              <w:right w:type="dxa" w:w="100"/>
+            </w:tcMar>
+          </w:tcPr>
+          <w:p>
+            <w:pPr>
+              <w:spacing w:after="0" w:line="260"/>
+            </w:pPr>
+            <w:r>
+              <w:rPr>
+                <w:rFonts w:ascii="Consolas" w:cs="Consolas" w:eastAsia="Consolas" w:hAnsi="Consolas"/>
+                <w:sz w:val="19"/>
+                <w:szCs w:val="19"/>
+              </w:rPr>
+              <w:t xml:space="preserve">src/claim_decision.py</w:t>
+            </w:r>
+          </w:p>
+        </w:tc>
+        <w:tc>
+          <w:tcPr>
+            <w:tcW w:type="dxa" w:w="4153"/>
+            <w:tcBorders>
+              <w:top w:val="single" w:color="BFBFBF" w:sz="4"/>
+              <w:left w:val="single" w:color="BFBFBF" w:sz="4"/>
+              <w:bottom w:val="single" w:color="BFBFBF" w:sz="4"/>
+              <w:right w:val="single" w:color="BFBFBF" w:sz="4"/>
+            </w:tcBorders>
+            <w:tcMar>
+              <w:top w:type="dxa" w:w="60"/>
+              <w:left w:type="dxa" w:w="100"/>
+              <w:bottom w:type="dxa" w:w="60"/>
+              <w:right w:type="dxa" w:w="100"/>
+            </w:tcMar>
+          </w:tcPr>
+          <w:p>
+            <w:pPr>
+              <w:spacing w:after="0" w:line="260"/>
+            </w:pPr>
+            <w:r>
+              <w:rPr>
+                <w:sz w:val="19"/>
+                <w:szCs w:val="19"/>
+              </w:rPr>
+              <w:t xml:space="preserve">règles métier, clauses par type de sinistre, orientation</w:t>
+            </w:r>
+          </w:p>
+        </w:tc>
+      </w:tr>
+      <w:tr>
+        <w:tc>
+          <w:tcPr>
+            <w:tcW w:type="dxa" w:w="2166"/>
+            <w:tcBorders>
+              <w:top w:val="single" w:color="BFBFBF" w:sz="4"/>
+              <w:left w:val="single" w:color="BFBFBF" w:sz="4"/>
+              <w:bottom w:val="single" w:color="BFBFBF" w:sz="4"/>
+              <w:right w:val="single" w:color="BFBFBF" w:sz="4"/>
+            </w:tcBorders>
+            <w:tcMar>
+              <w:top w:type="dxa" w:w="60"/>
+              <w:left w:type="dxa" w:w="100"/>
+              <w:bottom w:type="dxa" w:w="60"/>
+              <w:right w:type="dxa" w:w="100"/>
+            </w:tcMar>
+          </w:tcPr>
+          <w:p>
+            <w:pPr>
+              <w:spacing w:after="0" w:line="260"/>
+            </w:pPr>
+            <w:r>
+              <w:rPr>
+                <w:sz w:val="19"/>
+                <w:szCs w:val="19"/>
+              </w:rPr>
               <w:t xml:space="preserve">Qualité</w:t>
             </w:r>
           </w:p>
@@ -3133,7 +3401,7 @@
                 <w:sz w:val="19"/>
                 <w:szCs w:val="19"/>
               </w:rPr>
-              <w:t xml:space="preserve">104 tests et évaluation de la recherche</w:t>
+              <w:t xml:space="preserve">125 tests et évaluation de la recherche</w:t>
             </w:r>
           </w:p>
         </w:tc>
@@ -6349,7 +6617,7 @@
         <w:pageBreakBefore/>
       </w:pPr>
       <w:r>
-        <w:t xml:space="preserve">5. Entraînement du modèle d’analyse des sinistres</w:t>
+        <w:t xml:space="preserve">5. Modèle d’analyse des sinistres et aide à la décision</w:t>
       </w:r>
     </w:p>
     <w:p>
@@ -7888,6 +8156,648 @@
       </w:r>
       <w:r>
         <w:t xml:space="preserve">.</w:t>
+      </w:r>
+    </w:p>
+    <w:p>
+      <w:pPr>
+        <w:pStyle w:val="Heading2"/>
+      </w:pPr>
+      <w:r>
+        <w:t xml:space="preserve">5.6 Ce que le résultat permet de décider</w:t>
+      </w:r>
+    </w:p>
+    <w:p>
+      <w:pPr>
+        <w:spacing w:after="120" w:line="288"/>
+        <w:jc w:val="both"/>
+      </w:pPr>
+      <w:r>
+        <w:t xml:space="preserve">Un score seul ne sert pas au métier : un gestionnaire qui lit « 85 % » ne sait ni pourquoi, ni ce qu’il doit vérifier, ni ce que dit le contrat. La version 19 relie donc les deux briques du projet dans une seule vue, ouverte par le bouton </w:t>
+      </w:r>
+      <w:r>
+        <w:rPr>
+          <w:b/>
+          <w:bCs/>
+        </w:rPr>
+        <w:t xml:space="preserve">Analyser</w:t>
+      </w:r>
+      <w:r>
+        <w:t xml:space="preserve"> de chaque dossier (</w:t>
+      </w:r>
+      <w:r>
+        <w:rPr>
+          <w:rFonts w:ascii="Consolas" w:cs="Consolas" w:eastAsia="Consolas" w:hAnsi="Consolas"/>
+          <w:sz w:val="19"/>
+          <w:szCs w:val="19"/>
+        </w:rPr>
+        <w:t xml:space="preserve">GET /api/claims/{id}/decision-support</w:t>
+      </w:r>
+      <w:r>
+        <w:t xml:space="preserve">).</w:t>
+      </w:r>
+    </w:p>
+    <w:tbl>
+      <w:tblPr>
+        <w:tblW w:type="dxa" w:w="9026"/>
+        <w:tblBorders>
+          <w:top w:val="single" w:color="auto" w:sz="4"/>
+          <w:left w:val="single" w:color="auto" w:sz="4"/>
+          <w:bottom w:val="single" w:color="auto" w:sz="4"/>
+          <w:right w:val="single" w:color="auto" w:sz="4"/>
+          <w:insideH w:val="single" w:color="auto" w:sz="4"/>
+          <w:insideV w:val="single" w:color="auto" w:sz="4"/>
+        </w:tblBorders>
+      </w:tblPr>
+      <w:tblGrid>
+        <w:gridCol w:w="1534"/>
+        <w:gridCol w:w="3881"/>
+        <w:gridCol w:w="3611"/>
+      </w:tblGrid>
+      <w:tr>
+        <w:trPr>
+          <w:tblHeader/>
+        </w:trPr>
+        <w:tc>
+          <w:tcPr>
+            <w:tcW w:type="dxa" w:w="1534"/>
+            <w:tcBorders>
+              <w:top w:val="single" w:color="BFBFBF" w:sz="4"/>
+              <w:left w:val="single" w:color="BFBFBF" w:sz="4"/>
+              <w:bottom w:val="single" w:color="BFBFBF" w:sz="4"/>
+              <w:right w:val="single" w:color="BFBFBF" w:sz="4"/>
+            </w:tcBorders>
+            <w:shd w:fill="1F3864" w:color="auto" w:val="clear"/>
+            <w:tcMar>
+              <w:top w:type="dxa" w:w="60"/>
+              <w:left w:type="dxa" w:w="100"/>
+              <w:bottom w:type="dxa" w:w="60"/>
+              <w:right w:type="dxa" w:w="100"/>
+            </w:tcMar>
+          </w:tcPr>
+          <w:p>
+            <w:pPr>
+              <w:spacing w:after="0" w:line="260"/>
+            </w:pPr>
+            <w:r>
+              <w:rPr>
+                <w:b/>
+                <w:bCs/>
+                <w:color w:val="FFFFFF"/>
+                <w:sz w:val="19"/>
+                <w:szCs w:val="19"/>
+              </w:rPr>
+              <w:t xml:space="preserve">Bloc</w:t>
+            </w:r>
+          </w:p>
+        </w:tc>
+        <w:tc>
+          <w:tcPr>
+            <w:tcW w:type="dxa" w:w="3881"/>
+            <w:tcBorders>
+              <w:top w:val="single" w:color="BFBFBF" w:sz="4"/>
+              <w:left w:val="single" w:color="BFBFBF" w:sz="4"/>
+              <w:bottom w:val="single" w:color="BFBFBF" w:sz="4"/>
+              <w:right w:val="single" w:color="BFBFBF" w:sz="4"/>
+            </w:tcBorders>
+            <w:shd w:fill="1F3864" w:color="auto" w:val="clear"/>
+            <w:tcMar>
+              <w:top w:type="dxa" w:w="60"/>
+              <w:left w:type="dxa" w:w="100"/>
+              <w:bottom w:type="dxa" w:w="60"/>
+              <w:right w:type="dxa" w:w="100"/>
+            </w:tcMar>
+          </w:tcPr>
+          <w:p>
+            <w:pPr>
+              <w:spacing w:after="0" w:line="260"/>
+            </w:pPr>
+            <w:r>
+              <w:rPr>
+                <w:b/>
+                <w:bCs/>
+                <w:color w:val="FFFFFF"/>
+                <w:sz w:val="19"/>
+                <w:szCs w:val="19"/>
+              </w:rPr>
+              <w:t xml:space="preserve">Contenu</w:t>
+            </w:r>
+          </w:p>
+        </w:tc>
+        <w:tc>
+          <w:tcPr>
+            <w:tcW w:type="dxa" w:w="3611"/>
+            <w:tcBorders>
+              <w:top w:val="single" w:color="BFBFBF" w:sz="4"/>
+              <w:left w:val="single" w:color="BFBFBF" w:sz="4"/>
+              <w:bottom w:val="single" w:color="BFBFBF" w:sz="4"/>
+              <w:right w:val="single" w:color="BFBFBF" w:sz="4"/>
+            </w:tcBorders>
+            <w:shd w:fill="1F3864" w:color="auto" w:val="clear"/>
+            <w:tcMar>
+              <w:top w:type="dxa" w:w="60"/>
+              <w:left w:type="dxa" w:w="100"/>
+              <w:bottom w:type="dxa" w:w="60"/>
+              <w:right w:type="dxa" w:w="100"/>
+            </w:tcMar>
+          </w:tcPr>
+          <w:p>
+            <w:pPr>
+              <w:spacing w:after="0" w:line="260"/>
+            </w:pPr>
+            <w:r>
+              <w:rPr>
+                <w:b/>
+                <w:bCs/>
+                <w:color w:val="FFFFFF"/>
+                <w:sz w:val="19"/>
+                <w:szCs w:val="19"/>
+              </w:rPr>
+              <w:t xml:space="preserve">Comment il est produit</w:t>
+            </w:r>
+          </w:p>
+        </w:tc>
+      </w:tr>
+      <w:tr>
+        <w:tc>
+          <w:tcPr>
+            <w:tcW w:type="dxa" w:w="1534"/>
+            <w:tcBorders>
+              <w:top w:val="single" w:color="BFBFBF" w:sz="4"/>
+              <w:left w:val="single" w:color="BFBFBF" w:sz="4"/>
+              <w:bottom w:val="single" w:color="BFBFBF" w:sz="4"/>
+              <w:right w:val="single" w:color="BFBFBF" w:sz="4"/>
+            </w:tcBorders>
+            <w:tcMar>
+              <w:top w:type="dxa" w:w="60"/>
+              <w:left w:type="dxa" w:w="100"/>
+              <w:bottom w:type="dxa" w:w="60"/>
+              <w:right w:type="dxa" w:w="100"/>
+            </w:tcMar>
+          </w:tcPr>
+          <w:p>
+            <w:pPr>
+              <w:spacing w:after="0" w:line="260"/>
+            </w:pPr>
+            <w:r>
+              <w:rPr>
+                <w:sz w:val="19"/>
+                <w:szCs w:val="19"/>
+              </w:rPr>
+              <w:t xml:space="preserve">Score expliqué</w:t>
+            </w:r>
+          </w:p>
+        </w:tc>
+        <w:tc>
+          <w:tcPr>
+            <w:tcW w:type="dxa" w:w="3881"/>
+            <w:tcBorders>
+              <w:top w:val="single" w:color="BFBFBF" w:sz="4"/>
+              <w:left w:val="single" w:color="BFBFBF" w:sz="4"/>
+              <w:bottom w:val="single" w:color="BFBFBF" w:sz="4"/>
+              <w:right w:val="single" w:color="BFBFBF" w:sz="4"/>
+            </w:tcBorders>
+            <w:tcMar>
+              <w:top w:type="dxa" w:w="60"/>
+              <w:left w:type="dxa" w:w="100"/>
+              <w:bottom w:type="dxa" w:w="60"/>
+              <w:right w:type="dxa" w:w="100"/>
+            </w:tcMar>
+          </w:tcPr>
+          <w:p>
+            <w:pPr>
+              <w:spacing w:after="0" w:line="260"/>
+            </w:pPr>
+            <w:r>
+              <w:rPr>
+                <w:sz w:val="19"/>
+                <w:szCs w:val="19"/>
+              </w:rPr>
+              <w:t xml:space="preserve">probabilité indicative et facteurs qui la font monter ou baisser</w:t>
+            </w:r>
+          </w:p>
+        </w:tc>
+        <w:tc>
+          <w:tcPr>
+            <w:tcW w:type="dxa" w:w="3611"/>
+            <w:tcBorders>
+              <w:top w:val="single" w:color="BFBFBF" w:sz="4"/>
+              <w:left w:val="single" w:color="BFBFBF" w:sz="4"/>
+              <w:bottom w:val="single" w:color="BFBFBF" w:sz="4"/>
+              <w:right w:val="single" w:color="BFBFBF" w:sz="4"/>
+            </w:tcBorders>
+            <w:tcMar>
+              <w:top w:type="dxa" w:w="60"/>
+              <w:left w:type="dxa" w:w="100"/>
+              <w:bottom w:type="dxa" w:w="60"/>
+              <w:right w:type="dxa" w:w="100"/>
+            </w:tcMar>
+          </w:tcPr>
+          <w:p>
+            <w:pPr>
+              <w:spacing w:after="0" w:line="260"/>
+            </w:pPr>
+            <w:r>
+              <w:rPr>
+                <w:sz w:val="19"/>
+                <w:szCs w:val="19"/>
+              </w:rPr>
+              <w:t xml:space="preserve">contributions coefficient × valeur de la régression logistique, sur l’échelle du logit</w:t>
+            </w:r>
+          </w:p>
+        </w:tc>
+      </w:tr>
+      <w:tr>
+        <w:tc>
+          <w:tcPr>
+            <w:tcW w:type="dxa" w:w="1534"/>
+            <w:tcBorders>
+              <w:top w:val="single" w:color="BFBFBF" w:sz="4"/>
+              <w:left w:val="single" w:color="BFBFBF" w:sz="4"/>
+              <w:bottom w:val="single" w:color="BFBFBF" w:sz="4"/>
+              <w:right w:val="single" w:color="BFBFBF" w:sz="4"/>
+            </w:tcBorders>
+            <w:tcMar>
+              <w:top w:type="dxa" w:w="60"/>
+              <w:left w:type="dxa" w:w="100"/>
+              <w:bottom w:type="dxa" w:w="60"/>
+              <w:right w:type="dxa" w:w="100"/>
+            </w:tcMar>
+          </w:tcPr>
+          <w:p>
+            <w:pPr>
+              <w:spacing w:after="0" w:line="260"/>
+            </w:pPr>
+            <w:r>
+              <w:rPr>
+                <w:sz w:val="19"/>
+                <w:szCs w:val="19"/>
+              </w:rPr>
+              <w:t xml:space="preserve">Points à vérifier</w:t>
+            </w:r>
+          </w:p>
+        </w:tc>
+        <w:tc>
+          <w:tcPr>
+            <w:tcW w:type="dxa" w:w="3881"/>
+            <w:tcBorders>
+              <w:top w:val="single" w:color="BFBFBF" w:sz="4"/>
+              <w:left w:val="single" w:color="BFBFBF" w:sz="4"/>
+              <w:bottom w:val="single" w:color="BFBFBF" w:sz="4"/>
+              <w:right w:val="single" w:color="BFBFBF" w:sz="4"/>
+            </w:tcBorders>
+            <w:tcMar>
+              <w:top w:type="dxa" w:w="60"/>
+              <w:left w:type="dxa" w:w="100"/>
+              <w:bottom w:type="dxa" w:w="60"/>
+              <w:right w:type="dxa" w:w="100"/>
+            </w:tcMar>
+          </w:tcPr>
+          <w:p>
+            <w:pPr>
+              <w:spacing w:after="0" w:line="260"/>
+            </w:pPr>
+            <w:r>
+              <w:rPr>
+                <w:sz w:val="19"/>
+                <w:szCs w:val="19"/>
+              </w:rPr>
+              <w:t xml:space="preserve">bloquants (dossier incomplet, garantie à vérifier) et signaux d’attention (montant au-delà du 90e centile, 3 sinistres antérieurs ou plus, Pending de plus de 30 ou 90 jours)</w:t>
+            </w:r>
+          </w:p>
+        </w:tc>
+        <w:tc>
+          <w:tcPr>
+            <w:tcW w:type="dxa" w:w="3611"/>
+            <w:tcBorders>
+              <w:top w:val="single" w:color="BFBFBF" w:sz="4"/>
+              <w:left w:val="single" w:color="BFBFBF" w:sz="4"/>
+              <w:bottom w:val="single" w:color="BFBFBF" w:sz="4"/>
+              <w:right w:val="single" w:color="BFBFBF" w:sz="4"/>
+            </w:tcBorders>
+            <w:tcMar>
+              <w:top w:type="dxa" w:w="60"/>
+              <w:left w:type="dxa" w:w="100"/>
+              <w:bottom w:type="dxa" w:w="60"/>
+              <w:right w:type="dxa" w:w="100"/>
+            </w:tcMar>
+          </w:tcPr>
+          <w:p>
+            <w:pPr>
+              <w:spacing w:after="0" w:line="260"/>
+            </w:pPr>
+            <w:r>
+              <w:rPr>
+                <w:sz w:val="19"/>
+                <w:szCs w:val="19"/>
+              </w:rPr>
+              <w:t xml:space="preserve">règles métier explicites, aux seuils lisibles et discutables</w:t>
+            </w:r>
+          </w:p>
+        </w:tc>
+      </w:tr>
+      <w:tr>
+        <w:tc>
+          <w:tcPr>
+            <w:tcW w:type="dxa" w:w="1534"/>
+            <w:tcBorders>
+              <w:top w:val="single" w:color="BFBFBF" w:sz="4"/>
+              <w:left w:val="single" w:color="BFBFBF" w:sz="4"/>
+              <w:bottom w:val="single" w:color="BFBFBF" w:sz="4"/>
+              <w:right w:val="single" w:color="BFBFBF" w:sz="4"/>
+            </w:tcBorders>
+            <w:tcMar>
+              <w:top w:type="dxa" w:w="60"/>
+              <w:left w:type="dxa" w:w="100"/>
+              <w:bottom w:type="dxa" w:w="60"/>
+              <w:right w:type="dxa" w:w="100"/>
+            </w:tcMar>
+          </w:tcPr>
+          <w:p>
+            <w:pPr>
+              <w:spacing w:after="0" w:line="260"/>
+            </w:pPr>
+            <w:r>
+              <w:rPr>
+                <w:sz w:val="19"/>
+                <w:szCs w:val="19"/>
+              </w:rPr>
+              <w:t xml:space="preserve">Ce que dit le contrat</w:t>
+            </w:r>
+          </w:p>
+        </w:tc>
+        <w:tc>
+          <w:tcPr>
+            <w:tcW w:type="dxa" w:w="3881"/>
+            <w:tcBorders>
+              <w:top w:val="single" w:color="BFBFBF" w:sz="4"/>
+              <w:left w:val="single" w:color="BFBFBF" w:sz="4"/>
+              <w:bottom w:val="single" w:color="BFBFBF" w:sz="4"/>
+              <w:right w:val="single" w:color="BFBFBF" w:sz="4"/>
+            </w:tcBorders>
+            <w:tcMar>
+              <w:top w:type="dxa" w:w="60"/>
+              <w:left w:type="dxa" w:w="100"/>
+              <w:bottom w:type="dxa" w:w="60"/>
+              <w:right w:type="dxa" w:w="100"/>
+            </w:tcMar>
+          </w:tcPr>
+          <w:p>
+            <w:pPr>
+              <w:spacing w:after="0" w:line="260"/>
+            </w:pPr>
+            <w:r>
+              <w:rPr>
+                <w:sz w:val="19"/>
+                <w:szCs w:val="19"/>
+              </w:rPr>
+              <w:t xml:space="preserve">fiches de couverture, d’exclusions, d’indemnisation et de franchise du type de sinistre</w:t>
+            </w:r>
+          </w:p>
+        </w:tc>
+        <w:tc>
+          <w:tcPr>
+            <w:tcW w:type="dxa" w:w="3611"/>
+            <w:tcBorders>
+              <w:top w:val="single" w:color="BFBFBF" w:sz="4"/>
+              <w:left w:val="single" w:color="BFBFBF" w:sz="4"/>
+              <w:bottom w:val="single" w:color="BFBFBF" w:sz="4"/>
+              <w:right w:val="single" w:color="BFBFBF" w:sz="4"/>
+            </w:tcBorders>
+            <w:tcMar>
+              <w:top w:type="dxa" w:w="60"/>
+              <w:left w:type="dxa" w:w="100"/>
+              <w:bottom w:type="dxa" w:w="60"/>
+              <w:right w:type="dxa" w:w="100"/>
+            </w:tcMar>
+          </w:tcPr>
+          <w:p>
+            <w:pPr>
+              <w:spacing w:after="0" w:line="260"/>
+            </w:pPr>
+            <w:r>
+              <w:rPr>
+                <w:sz w:val="19"/>
+                <w:szCs w:val="19"/>
+              </w:rPr>
+              <w:t xml:space="preserve">table de correspondance type de sinistre → fiches, validable par un expert ; chaque fiche ouvre l’assistant RAG</w:t>
+            </w:r>
+          </w:p>
+        </w:tc>
+      </w:tr>
+      <w:tr>
+        <w:tc>
+          <w:tcPr>
+            <w:tcW w:type="dxa" w:w="1534"/>
+            <w:tcBorders>
+              <w:top w:val="single" w:color="BFBFBF" w:sz="4"/>
+              <w:left w:val="single" w:color="BFBFBF" w:sz="4"/>
+              <w:bottom w:val="single" w:color="BFBFBF" w:sz="4"/>
+              <w:right w:val="single" w:color="BFBFBF" w:sz="4"/>
+            </w:tcBorders>
+            <w:tcMar>
+              <w:top w:type="dxa" w:w="60"/>
+              <w:left w:type="dxa" w:w="100"/>
+              <w:bottom w:type="dxa" w:w="60"/>
+              <w:right w:type="dxa" w:w="100"/>
+            </w:tcMar>
+          </w:tcPr>
+          <w:p>
+            <w:pPr>
+              <w:spacing w:after="0" w:line="260"/>
+            </w:pPr>
+            <w:r>
+              <w:rPr>
+                <w:sz w:val="19"/>
+                <w:szCs w:val="19"/>
+              </w:rPr>
+              <w:t xml:space="preserve">Orientation</w:t>
+            </w:r>
+          </w:p>
+        </w:tc>
+        <w:tc>
+          <w:tcPr>
+            <w:tcW w:type="dxa" w:w="3881"/>
+            <w:tcBorders>
+              <w:top w:val="single" w:color="BFBFBF" w:sz="4"/>
+              <w:left w:val="single" w:color="BFBFBF" w:sz="4"/>
+              <w:bottom w:val="single" w:color="BFBFBF" w:sz="4"/>
+              <w:right w:val="single" w:color="BFBFBF" w:sz="4"/>
+            </w:tcBorders>
+            <w:tcMar>
+              <w:top w:type="dxa" w:w="60"/>
+              <w:left w:type="dxa" w:w="100"/>
+              <w:bottom w:type="dxa" w:w="60"/>
+              <w:right w:type="dxa" w:w="100"/>
+            </w:tcMar>
+          </w:tcPr>
+          <w:p>
+            <w:pPr>
+              <w:spacing w:after="0" w:line="260"/>
+            </w:pPr>
+            <w:r>
+              <w:rPr>
+                <w:sz w:val="19"/>
+                <w:szCs w:val="19"/>
+              </w:rPr>
+              <w:t xml:space="preserve">« compléter le dossier », « vérifier le contrat », « examiner les exclusions », « éléments favorables », « analyse approfondie »</w:t>
+            </w:r>
+          </w:p>
+        </w:tc>
+        <w:tc>
+          <w:tcPr>
+            <w:tcW w:type="dxa" w:w="3611"/>
+            <w:tcBorders>
+              <w:top w:val="single" w:color="BFBFBF" w:sz="4"/>
+              <w:left w:val="single" w:color="BFBFBF" w:sz="4"/>
+              <w:bottom w:val="single" w:color="BFBFBF" w:sz="4"/>
+              <w:right w:val="single" w:color="BFBFBF" w:sz="4"/>
+            </w:tcBorders>
+            <w:tcMar>
+              <w:top w:type="dxa" w:w="60"/>
+              <w:left w:type="dxa" w:w="100"/>
+              <w:bottom w:type="dxa" w:w="60"/>
+              <w:right w:type="dxa" w:w="100"/>
+            </w:tcMar>
+          </w:tcPr>
+          <w:p>
+            <w:pPr>
+              <w:spacing w:after="0" w:line="260"/>
+            </w:pPr>
+            <w:r>
+              <w:rPr>
+                <w:sz w:val="19"/>
+                <w:szCs w:val="19"/>
+              </w:rPr>
+              <w:t xml:space="preserve">combinaison des points bloquants, des trous du corpus et du score</w:t>
+            </w:r>
+          </w:p>
+        </w:tc>
+      </w:tr>
+    </w:tbl>
+    <w:p>
+      <w:pPr>
+        <w:spacing w:after="200" w:before="60"/>
+        <w:jc w:val="center"/>
+      </w:pPr>
+      <w:r>
+        <w:rPr>
+          <w:i/>
+          <w:iCs/>
+          <w:color w:val="595959"/>
+          <w:sz w:val="19"/>
+          <w:szCs w:val="19"/>
+        </w:rPr>
+        <w:t xml:space="preserve">Tableau 5a — Contenu de la vue d’aide à la décision</w:t>
+      </w:r>
+    </w:p>
+    <w:p>
+      <w:pPr>
+        <w:spacing w:after="60" w:before="120"/>
+        <w:jc w:val="center"/>
+      </w:pPr>
+      <w:r>
+        <w:drawing>
+          <wp:inline distT="0" distB="0" distL="0" distR="0">
+            <wp:extent cx="4953000" cy="5876925"/>
+            <wp:effectExtent t="0" r="0" b="0" l="0"/>
+            <wp:docPr id="1" name="" descr="" title=""/>
+            <wp:cNvGraphicFramePr>
+              <a:graphicFrameLocks xmlns:a="http://schemas.openxmlformats.org/drawingml/2006/main" noChangeAspect="1"/>
+            </wp:cNvGraphicFramePr>
+            <a:graphic xmlns:a="http://schemas.openxmlformats.org/drawingml/2006/main">
+              <a:graphicData uri="http://schemas.openxmlformats.org/drawingml/2006/picture">
+                <pic:pic xmlns:pic="http://schemas.openxmlformats.org/drawingml/2006/picture">
+                  <pic:nvPicPr>
+                    <pic:cNvPr id="0" name="" descr=""/>
+                    <pic:cNvPicPr>
+                      <a:picLocks noChangeAspect="1" noChangeArrowheads="1"/>
+                    </pic:cNvPicPr>
+                  </pic:nvPicPr>
+                  <pic:blipFill>
+                    <a:blip r:embed="rId11" cstate="none"/>
+                    <a:srcRect/>
+                    <a:stretch>
+                      <a:fillRect/>
+                    </a:stretch>
+                  </pic:blipFill>
+                  <pic:spPr bwMode="auto">
+                    <a:xfrm>
+                      <a:off x="0" y="0"/>
+                      <a:ext cx="4953000" cy="5876925"/>
+                    </a:xfrm>
+                    <a:prstGeom prst="rect">
+                      <a:avLst/>
+                    </a:prstGeom>
+                  </pic:spPr>
+                </pic:pic>
+              </a:graphicData>
+            </a:graphic>
+          </wp:inline>
+        </w:drawing>
+      </w:r>
+    </w:p>
+    <w:p>
+      <w:pPr>
+        <w:spacing w:after="200" w:before="60"/>
+        <w:jc w:val="center"/>
+      </w:pPr>
+      <w:r>
+        <w:rPr>
+          <w:i/>
+          <w:iCs/>
+          <w:color w:val="595959"/>
+          <w:sz w:val="19"/>
+          <w:szCs w:val="19"/>
+        </w:rPr>
+        <w:t xml:space="preserve">Figure 2 — Aide à la décision pour le dossier fictif C00020 (catastrophe naturelle, en attente)</w:t>
+      </w:r>
+    </w:p>
+    <w:p>
+      <w:pPr>
+        <w:spacing w:after="120" w:line="288"/>
+        <w:jc w:val="both"/>
+      </w:pPr>
+      <w:r>
+        <w:rPr>
+          <w:b/>
+          <w:bCs/>
+        </w:rPr>
+        <w:t xml:space="preserve">Choix de conception : une table de correspondance plutôt qu’une recherche libre.</w:t>
+      </w:r>
+      <w:r>
+        <w:t xml:space="preserve"> Les premiers essais de recherche libre (« bris de glace exclusions ») ramenaient des fiches voisines mais fausses, comme celle de l’assurance de garage. Pour une vue destinée à décider, une table explicite « type de sinistre → fiches » est préférable : elle est déterministe, vérifiable par un expert, et elle révèle les </w:t>
+      </w:r>
+      <w:r>
+        <w:rPr>
+          <w:b/>
+          <w:bCs/>
+        </w:rPr>
+        <w:t xml:space="preserve">trous du corpus</w:t>
+      </w:r>
+      <w:r>
+        <w:t xml:space="preserve">. Aucune fiche ne traite de l’incendie, et le bris de glace n’est couvert que par des cas particuliers : l’application le signale et oriente vers les conditions générales au lieu de présenter des fiches sans rapport.</w:t>
+      </w:r>
+    </w:p>
+    <w:p>
+      <w:pPr>
+        <w:spacing w:after="120" w:line="288"/>
+        <w:jc w:val="both"/>
+      </w:pPr>
+      <w:r>
+        <w:t xml:space="preserve">Sur les 120 dossiers, l’orientation se répartit ainsi : 36 « compléter le dossier », 32 « vérifier le contrat » (incendie et bris de glace), 26 « analyse approfondie », 17 « éléments favorables » et 9 « éléments défavorables ». Cette répartition est elle-même une information de pilotage : près d’un dossier sur trois est bloqué par une pièce ou une garantie à confirmer, et non par une question de fond.</w:t>
+      </w:r>
+    </w:p>
+    <w:p>
+      <w:pPr>
+        <w:pBdr>
+          <w:left w:val="single" w:color="2E75B6" w:sz="18" w:space="8"/>
+        </w:pBdr>
+        <w:shd w:fill="DEEAF6" w:color="auto" w:val="clear"/>
+        <w:spacing w:after="160" w:before="80" w:line="276"/>
+        <w:ind w:left="200" w:right="200"/>
+      </w:pPr>
+      <w:r>
+        <w:t xml:space="preserve">L’orientation résume les éléments disponibles ; elle ne décide pas. Les seuils (90e centile, 30 et 90 jours, 3 sinistres) sont des choix de démonstration à valider avec le métier.</w:t>
       </w:r>
     </w:p>
     <w:p>
@@ -9645,7 +10555,127 @@
                 <w:sz w:val="19"/>
                 <w:szCs w:val="19"/>
               </w:rPr>
-              <w:t xml:space="preserve">104 tests ; jeu tenu à part : 36,7 % → 46,7 % ; texte lu − 50 à − 64 %</w:t>
+              <w:t xml:space="preserve">125 tests ; jeu tenu à part : 36,7 % → 46,7 % ; texte lu − 50 à − 64 %</w:t>
+            </w:r>
+          </w:p>
+        </w:tc>
+      </w:tr>
+      <w:tr>
+        <w:tc>
+          <w:tcPr>
+            <w:tcW w:type="dxa" w:w="992"/>
+            <w:tcBorders>
+              <w:top w:val="single" w:color="BFBFBF" w:sz="4"/>
+              <w:left w:val="single" w:color="BFBFBF" w:sz="4"/>
+              <w:bottom w:val="single" w:color="BFBFBF" w:sz="4"/>
+              <w:right w:val="single" w:color="BFBFBF" w:sz="4"/>
+            </w:tcBorders>
+            <w:tcMar>
+              <w:top w:type="dxa" w:w="60"/>
+              <w:left w:type="dxa" w:w="100"/>
+              <w:bottom w:type="dxa" w:w="60"/>
+              <w:right w:type="dxa" w:w="100"/>
+            </w:tcMar>
+          </w:tcPr>
+          <w:p>
+            <w:pPr>
+              <w:spacing w:after="0" w:line="260"/>
+            </w:pPr>
+            <w:r>
+              <w:rPr>
+                <w:b/>
+                <w:bCs/>
+                <w:sz w:val="19"/>
+                <w:szCs w:val="19"/>
+              </w:rPr>
+              <w:t xml:space="preserve">19.0.0 (fin)</w:t>
+            </w:r>
+          </w:p>
+        </w:tc>
+        <w:tc>
+          <w:tcPr>
+            <w:tcW w:type="dxa" w:w="2707"/>
+            <w:tcBorders>
+              <w:top w:val="single" w:color="BFBFBF" w:sz="4"/>
+              <w:left w:val="single" w:color="BFBFBF" w:sz="4"/>
+              <w:bottom w:val="single" w:color="BFBFBF" w:sz="4"/>
+              <w:right w:val="single" w:color="BFBFBF" w:sz="4"/>
+            </w:tcBorders>
+            <w:tcMar>
+              <w:top w:type="dxa" w:w="60"/>
+              <w:left w:type="dxa" w:w="100"/>
+              <w:bottom w:type="dxa" w:w="60"/>
+              <w:right w:type="dxa" w:w="100"/>
+            </w:tcMar>
+          </w:tcPr>
+          <w:p>
+            <w:pPr>
+              <w:spacing w:after="0" w:line="260"/>
+            </w:pPr>
+            <w:r>
+              <w:rPr>
+                <w:sz w:val="19"/>
+                <w:szCs w:val="19"/>
+              </w:rPr>
+              <w:t xml:space="preserve">score et contrat présentés séparément : le métier ne sait pas quoi décider</w:t>
+            </w:r>
+          </w:p>
+        </w:tc>
+        <w:tc>
+          <w:tcPr>
+            <w:tcW w:type="dxa" w:w="2978"/>
+            <w:tcBorders>
+              <w:top w:val="single" w:color="BFBFBF" w:sz="4"/>
+              <w:left w:val="single" w:color="BFBFBF" w:sz="4"/>
+              <w:bottom w:val="single" w:color="BFBFBF" w:sz="4"/>
+              <w:right w:val="single" w:color="BFBFBF" w:sz="4"/>
+            </w:tcBorders>
+            <w:tcMar>
+              <w:top w:type="dxa" w:w="60"/>
+              <w:left w:type="dxa" w:w="100"/>
+              <w:bottom w:type="dxa" w:w="60"/>
+              <w:right w:type="dxa" w:w="100"/>
+            </w:tcMar>
+          </w:tcPr>
+          <w:p>
+            <w:pPr>
+              <w:spacing w:after="0" w:line="260"/>
+            </w:pPr>
+            <w:r>
+              <w:rPr>
+                <w:sz w:val="19"/>
+                <w:szCs w:val="19"/>
+              </w:rPr>
+              <w:t xml:space="preserve">aide à la décision par dossier</w:t>
+            </w:r>
+          </w:p>
+        </w:tc>
+        <w:tc>
+          <w:tcPr>
+            <w:tcW w:type="dxa" w:w="2349"/>
+            <w:tcBorders>
+              <w:top w:val="single" w:color="BFBFBF" w:sz="4"/>
+              <w:left w:val="single" w:color="BFBFBF" w:sz="4"/>
+              <w:bottom w:val="single" w:color="BFBFBF" w:sz="4"/>
+              <w:right w:val="single" w:color="BFBFBF" w:sz="4"/>
+            </w:tcBorders>
+            <w:tcMar>
+              <w:top w:type="dxa" w:w="60"/>
+              <w:left w:type="dxa" w:w="100"/>
+              <w:bottom w:type="dxa" w:w="60"/>
+              <w:right w:type="dxa" w:w="100"/>
+            </w:tcMar>
+          </w:tcPr>
+          <w:p>
+            <w:pPr>
+              <w:spacing w:after="0" w:line="260"/>
+            </w:pPr>
+            <w:r>
+              <w:rPr>
+                <w:sz w:val="19"/>
+                <w:szCs w:val="19"/>
+              </w:rPr>
+              <w:t xml:space="preserve">orientation pour les 120 dossiers</w:t>
             </w:r>
           </w:p>
         </w:tc>
@@ -13679,7 +14709,7 @@
                 <w:sz w:val="19"/>
                 <w:szCs w:val="19"/>
               </w:rPr>
-              <w:t xml:space="preserve">test_claims.py</w:t>
+              <w:t xml:space="preserve">test_decision.py</w:t>
             </w:r>
           </w:p>
         </w:tc>
@@ -13708,7 +14738,7 @@
                 <w:sz w:val="19"/>
                 <w:szCs w:val="19"/>
               </w:rPr>
-              <w:t xml:space="preserve">6</w:t>
+              <w:t xml:space="preserve">21</w:t>
             </w:r>
           </w:p>
         </w:tc>
@@ -13737,7 +14767,7 @@
                 <w:sz w:val="19"/>
                 <w:szCs w:val="19"/>
               </w:rPr>
-              <w:t xml:space="preserve">jeu fictif bien formé, Pending exclus, entraînement sur dossiers clos, métriques dans [0, 1], reproductibilité</w:t>
+              <w:t xml:space="preserve">correspondance clauses / corpus, trous du corpus signalés, chaque règle métier, chaque orientation, explication du score, route d’aide à la décision</w:t>
             </w:r>
           </w:p>
         </w:tc>
@@ -13769,7 +14799,7 @@
                 <w:sz w:val="19"/>
                 <w:szCs w:val="19"/>
               </w:rPr>
-              <w:t xml:space="preserve">test_project.py</w:t>
+              <w:t xml:space="preserve">test_claims.py</w:t>
             </w:r>
           </w:p>
         </w:tc>
@@ -13798,7 +14828,7 @@
                 <w:sz w:val="19"/>
                 <w:szCs w:val="19"/>
               </w:rPr>
-              <w:t xml:space="preserve">10</w:t>
+              <w:t xml:space="preserve">6</w:t>
             </w:r>
           </w:p>
         </w:tc>
@@ -13827,7 +14857,7 @@
                 <w:sz w:val="19"/>
                 <w:szCs w:val="19"/>
               </w:rPr>
-              <w:t xml:space="preserve">dépendances, contenu de l’image Docker, port du Space, déploiement conditionné, interface, documentation d’examen</w:t>
+              <w:t xml:space="preserve">jeu fictif bien formé, Pending exclus, entraînement sur dossiers clos, métriques dans [0, 1], reproductibilité</w:t>
             </w:r>
           </w:p>
         </w:tc>
@@ -13855,6 +14885,96 @@
             </w:pPr>
             <w:r>
               <w:rPr>
+                <w:rFonts w:ascii="Consolas" w:cs="Consolas" w:eastAsia="Consolas" w:hAnsi="Consolas"/>
+                <w:sz w:val="19"/>
+                <w:szCs w:val="19"/>
+              </w:rPr>
+              <w:t xml:space="preserve">test_project.py</w:t>
+            </w:r>
+          </w:p>
+        </w:tc>
+        <w:tc>
+          <w:tcPr>
+            <w:tcW w:type="dxa" w:w="812"/>
+            <w:tcBorders>
+              <w:top w:val="single" w:color="BFBFBF" w:sz="4"/>
+              <w:left w:val="single" w:color="BFBFBF" w:sz="4"/>
+              <w:bottom w:val="single" w:color="BFBFBF" w:sz="4"/>
+              <w:right w:val="single" w:color="BFBFBF" w:sz="4"/>
+            </w:tcBorders>
+            <w:tcMar>
+              <w:top w:type="dxa" w:w="60"/>
+              <w:left w:type="dxa" w:w="100"/>
+              <w:bottom w:type="dxa" w:w="60"/>
+              <w:right w:type="dxa" w:w="100"/>
+            </w:tcMar>
+          </w:tcPr>
+          <w:p>
+            <w:pPr>
+              <w:spacing w:after="0" w:line="260"/>
+            </w:pPr>
+            <w:r>
+              <w:rPr>
+                <w:sz w:val="19"/>
+                <w:szCs w:val="19"/>
+              </w:rPr>
+              <w:t xml:space="preserve">10</w:t>
+            </w:r>
+          </w:p>
+        </w:tc>
+        <w:tc>
+          <w:tcPr>
+            <w:tcW w:type="dxa" w:w="6229"/>
+            <w:tcBorders>
+              <w:top w:val="single" w:color="BFBFBF" w:sz="4"/>
+              <w:left w:val="single" w:color="BFBFBF" w:sz="4"/>
+              <w:bottom w:val="single" w:color="BFBFBF" w:sz="4"/>
+              <w:right w:val="single" w:color="BFBFBF" w:sz="4"/>
+            </w:tcBorders>
+            <w:tcMar>
+              <w:top w:type="dxa" w:w="60"/>
+              <w:left w:type="dxa" w:w="100"/>
+              <w:bottom w:type="dxa" w:w="60"/>
+              <w:right w:type="dxa" w:w="100"/>
+            </w:tcMar>
+          </w:tcPr>
+          <w:p>
+            <w:pPr>
+              <w:spacing w:after="0" w:line="260"/>
+            </w:pPr>
+            <w:r>
+              <w:rPr>
+                <w:sz w:val="19"/>
+                <w:szCs w:val="19"/>
+              </w:rPr>
+              <w:t xml:space="preserve">dépendances, contenu de l’image Docker, port du Space, déploiement conditionné, interface, documentation d’examen</w:t>
+            </w:r>
+          </w:p>
+        </w:tc>
+      </w:tr>
+      <w:tr>
+        <w:tc>
+          <w:tcPr>
+            <w:tcW w:type="dxa" w:w="1985"/>
+            <w:tcBorders>
+              <w:top w:val="single" w:color="BFBFBF" w:sz="4"/>
+              <w:left w:val="single" w:color="BFBFBF" w:sz="4"/>
+              <w:bottom w:val="single" w:color="BFBFBF" w:sz="4"/>
+              <w:right w:val="single" w:color="BFBFBF" w:sz="4"/>
+            </w:tcBorders>
+            <w:tcMar>
+              <w:top w:type="dxa" w:w="60"/>
+              <w:left w:type="dxa" w:w="100"/>
+              <w:bottom w:type="dxa" w:w="60"/>
+              <w:right w:type="dxa" w:w="100"/>
+            </w:tcMar>
+          </w:tcPr>
+          <w:p>
+            <w:pPr>
+              <w:spacing w:after="0" w:line="260"/>
+            </w:pPr>
+            <w:r>
+              <w:rPr>
                 <w:b/>
                 <w:bCs/>
                 <w:sz w:val="19"/>
@@ -13891,7 +15011,7 @@
                 <w:sz w:val="19"/>
                 <w:szCs w:val="19"/>
               </w:rPr>
-              <w:t xml:space="preserve">104</w:t>
+              <w:t xml:space="preserve">125</w:t>
             </w:r>
           </w:p>
         </w:tc>
@@ -13973,7 +15093,7 @@
           <w:b/>
           <w:bCs/>
         </w:rPr>
-        <w:t xml:space="preserve">98 tests ont réussi et 6 ont été ignorés</w:t>
+        <w:t xml:space="preserve">119 tests ont réussi et 6 ont été ignorés</w:t>
       </w:r>
       <w:r>
         <w:t xml:space="preserve">. Les 6 tests ignorés sont les tests HTTP de bout en bout, qui nécessitent la bibliothèque </w:t>
@@ -15898,7 +17018,7 @@
                 <w:sz w:val="19"/>
                 <w:szCs w:val="19"/>
               </w:rPr>
-              <w:t xml:space="preserve">analyser le dossier C00001</w:t>
+              <w:t xml:space="preserve">analyser le dossier C00020</w:t>
             </w:r>
           </w:p>
         </w:tc>
@@ -15927,7 +17047,7 @@
                 <w:sz w:val="19"/>
                 <w:szCs w:val="19"/>
               </w:rPr>
-              <w:t xml:space="preserve">probabilité ≈ 85 %, facteurs, mention de validation humaine</w:t>
+              <w:t xml:space="preserve">orientation « compléter le dossier », garantie à vérifier, facteurs du score, clauses du contrat</w:t>
             </w:r>
           </w:p>
         </w:tc>
@@ -16386,10 +17506,10 @@
           <w:b/>
           <w:bCs/>
         </w:rPr>
-        <w:t xml:space="preserve">Relier les deux briques</w:t>
-      </w:r>
-      <w:r>
-        <w:t xml:space="preserve"> : interroger automatiquement le RAG avec le type de sinistre d’un dossier pour afficher les clauses applicables à côté du score.</w:t>
+        <w:t xml:space="preserve">Faire valider par le métier</w:t>
+      </w:r>
+      <w:r>
+        <w:t xml:space="preserve"> la table de correspondance des clauses, les seuils des règles et le libellé des orientations.</w:t>
       </w:r>
     </w:p>
     <w:p>
@@ -16407,7 +17527,7 @@
         <w:jc w:val="both"/>
       </w:pPr>
       <w:r>
-        <w:t xml:space="preserve">Insurance Claims Assistance réunit trois compétences complémentaires : la recherche d’information, l’usage contrôlé d’un modèle de langage et l’apprentissage supervisé. L’application est en ligne, vérifiable en une dizaine de minutes, et protégée par 104 tests qui conditionnent son déploiement. Ses réponses sont typées, et chaque extrait affiché a été retrouvé par l’application dans la source citée.</w:t>
+        <w:t xml:space="preserve">Insurance Claims Assistance réunit trois compétences complémentaires : la recherche d’information, l’usage contrôlé d’un modèle de langage et l’apprentissage supervisé. L’application est en ligne, vérifiable en une dizaine de minutes, et protégée par 125 tests qui conditionnent son déploiement. Ses réponses sont typées, chaque extrait affiché a été retrouvé par l’application dans la source citée, et chaque dossier dispose d’une vue qui relie le score, les points à vérifier et les clauses du contrat.</w:t>
       </w:r>
     </w:p>
     <w:p>
@@ -16538,7 +17658,7 @@
           <w:sz w:val="18"/>
           <w:szCs w:val="18"/>
         </w:rPr>
-        <w:t xml:space="preserve">│   └── claims_analytics.py   modèle des sinistres</w:t>
+        <w:t xml:space="preserve">│   ├── claim_decision.py aide à la décision</w:t>
       </w:r>
     </w:p>
     <w:p>
@@ -16553,7 +17673,7 @@
           <w:sz w:val="18"/>
           <w:szCs w:val="18"/>
         </w:rPr>
-        <w:t xml:space="preserve">├── static/               interface web (index.html, claims.html)</w:t>
+        <w:t xml:space="preserve">│   └── claims_analytics.py   modèle des sinistres</w:t>
       </w:r>
     </w:p>
     <w:p>
@@ -16568,7 +17688,7 @@
           <w:sz w:val="18"/>
           <w:szCs w:val="18"/>
         </w:rPr>
-        <w:t xml:space="preserve">├── Data/                 corpus (201 fiches) et sinistres fictifs (120)</w:t>
+        <w:t xml:space="preserve">├── static/               interface web (index.html, claims.html)</w:t>
       </w:r>
     </w:p>
     <w:p>
@@ -16583,7 +17703,22 @@
           <w:sz w:val="18"/>
           <w:szCs w:val="18"/>
         </w:rPr>
-        <w:t xml:space="preserve">├── tests/                104 tests pytest</w:t>
+        <w:t xml:space="preserve">├── Data/                 corpus (201 fiches) et sinistres fictifs (120)</w:t>
+      </w:r>
+    </w:p>
+    <w:p>
+      <w:pPr>
+        <w:shd w:fill="F2F2F2" w:color="auto" w:val="clear"/>
+        <w:spacing w:after="0" w:line="240"/>
+        <w:ind w:left="240" w:right="240"/>
+      </w:pPr>
+      <w:r>
+        <w:rPr>
+          <w:rFonts w:ascii="Consolas" w:cs="Consolas" w:eastAsia="Consolas" w:hAnsi="Consolas"/>
+          <w:sz w:val="18"/>
+          <w:szCs w:val="18"/>
+        </w:rPr>
+        <w:t xml:space="preserve">├── tests/                125 tests pytest</w:t>
       </w:r>
     </w:p>
     <w:p>
@@ -17612,6 +18747,74 @@
                 <w:szCs w:val="19"/>
               </w:rPr>
               <w:t xml:space="preserve">métriques du modèle</w:t>
+            </w:r>
+          </w:p>
+        </w:tc>
+      </w:tr>
+      <w:tr>
+        <w:tc>
+          <w:tcPr>
+            <w:tcW w:type="dxa" w:w="3429"/>
+            <w:tcBorders>
+              <w:top w:val="single" w:color="BFBFBF" w:sz="4"/>
+              <w:left w:val="single" w:color="BFBFBF" w:sz="4"/>
+              <w:bottom w:val="single" w:color="BFBFBF" w:sz="4"/>
+              <w:right w:val="single" w:color="BFBFBF" w:sz="4"/>
+            </w:tcBorders>
+            <w:tcMar>
+              <w:top w:type="dxa" w:w="60"/>
+              <w:left w:type="dxa" w:w="100"/>
+              <w:bottom w:type="dxa" w:w="60"/>
+              <w:right w:type="dxa" w:w="100"/>
+            </w:tcMar>
+          </w:tcPr>
+          <w:p>
+            <w:pPr>
+              <w:spacing w:after="0" w:line="260"/>
+            </w:pPr>
+            <w:r>
+              <w:rPr>
+                <w:sz w:val="19"/>
+                <w:szCs w:val="19"/>
+              </w:rPr>
+              <w:t xml:space="preserve">GET </w:t>
+            </w:r>
+            <w:r>
+              <w:rPr>
+                <w:rFonts w:ascii="Consolas" w:cs="Consolas" w:eastAsia="Consolas" w:hAnsi="Consolas"/>
+                <w:sz w:val="19"/>
+                <w:szCs w:val="19"/>
+              </w:rPr>
+              <w:t xml:space="preserve">/api/claims/{id}/decision-support</w:t>
+            </w:r>
+          </w:p>
+        </w:tc>
+        <w:tc>
+          <w:tcPr>
+            <w:tcW w:type="dxa" w:w="5597"/>
+            <w:tcBorders>
+              <w:top w:val="single" w:color="BFBFBF" w:sz="4"/>
+              <w:left w:val="single" w:color="BFBFBF" w:sz="4"/>
+              <w:bottom w:val="single" w:color="BFBFBF" w:sz="4"/>
+              <w:right w:val="single" w:color="BFBFBF" w:sz="4"/>
+            </w:tcBorders>
+            <w:tcMar>
+              <w:top w:type="dxa" w:w="60"/>
+              <w:left w:type="dxa" w:w="100"/>
+              <w:bottom w:type="dxa" w:w="60"/>
+              <w:right w:type="dxa" w:w="100"/>
+            </w:tcMar>
+          </w:tcPr>
+          <w:p>
+            <w:pPr>
+              <w:spacing w:after="0" w:line="260"/>
+            </w:pPr>
+            <w:r>
+              <w:rPr>
+                <w:sz w:val="19"/>
+                <w:szCs w:val="19"/>
+              </w:rPr>
+              <w:t xml:space="preserve">score expliqué, points à vérifier, clauses, orientation</w:t>
             </w:r>
           </w:p>
         </w:tc>

--- a/docs/rapport/Rapport_Insurance_Claims_Assistance_v19.docx
+++ b/docs/rapport/Rapport_Insurance_Claims_Assistance_v19.docx
@@ -502,7 +502,7 @@
                 <w:sz w:val="19"/>
                 <w:szCs w:val="19"/>
               </w:rPr>
-              <w:t xml:space="preserve">89,6 %</w:t>
+              <w:t xml:space="preserve">90,0 %</w:t>
             </w:r>
           </w:p>
         </w:tc>
@@ -591,7 +591,7 @@
                 <w:sz w:val="19"/>
                 <w:szCs w:val="19"/>
               </w:rPr>
-              <w:t xml:space="preserve">46,7 %</w:t>
+              <w:t xml:space="preserve">53,3 %</w:t>
             </w:r>
           </w:p>
         </w:tc>
@@ -620,7 +620,96 @@
                 <w:sz w:val="19"/>
                 <w:szCs w:val="19"/>
               </w:rPr>
-              <w:t xml:space="preserve">36,7 % sans synonymes ; mesure la plus réaliste</w:t>
+              <w:t xml:space="preserve">36,7 % au départ ; mesure la plus réaliste</w:t>
+            </w:r>
+          </w:p>
+        </w:tc>
+      </w:tr>
+      <w:tr>
+        <w:tc>
+          <w:tcPr>
+            <w:tcW w:type="dxa" w:w="3429"/>
+            <w:tcBorders>
+              <w:top w:val="single" w:color="BFBFBF" w:sz="4"/>
+              <w:left w:val="single" w:color="BFBFBF" w:sz="4"/>
+              <w:bottom w:val="single" w:color="BFBFBF" w:sz="4"/>
+              <w:right w:val="single" w:color="BFBFBF" w:sz="4"/>
+            </w:tcBorders>
+            <w:tcMar>
+              <w:top w:type="dxa" w:w="60"/>
+              <w:left w:type="dxa" w:w="100"/>
+              <w:bottom w:type="dxa" w:w="60"/>
+              <w:right w:type="dxa" w:w="100"/>
+            </w:tcMar>
+          </w:tcPr>
+          <w:p>
+            <w:pPr>
+              <w:spacing w:after="0" w:line="260"/>
+            </w:pPr>
+            <w:r>
+              <w:rPr>
+                <w:sz w:val="19"/>
+                <w:szCs w:val="19"/>
+              </w:rPr>
+              <w:t xml:space="preserve">Temps de réponse mesuré sur le Space</w:t>
+            </w:r>
+          </w:p>
+        </w:tc>
+        <w:tc>
+          <w:tcPr>
+            <w:tcW w:type="dxa" w:w="1263"/>
+            <w:tcBorders>
+              <w:top w:val="single" w:color="BFBFBF" w:sz="4"/>
+              <w:left w:val="single" w:color="BFBFBF" w:sz="4"/>
+              <w:bottom w:val="single" w:color="BFBFBF" w:sz="4"/>
+              <w:right w:val="single" w:color="BFBFBF" w:sz="4"/>
+            </w:tcBorders>
+            <w:tcMar>
+              <w:top w:type="dxa" w:w="60"/>
+              <w:left w:type="dxa" w:w="100"/>
+              <w:bottom w:type="dxa" w:w="60"/>
+              <w:right w:type="dxa" w:w="100"/>
+            </w:tcMar>
+          </w:tcPr>
+          <w:p>
+            <w:pPr>
+              <w:spacing w:after="0" w:line="260"/>
+            </w:pPr>
+            <w:r>
+              <w:rPr>
+                <w:sz w:val="19"/>
+                <w:szCs w:val="19"/>
+              </w:rPr>
+              <w:t xml:space="preserve">≈ 225 s</w:t>
+            </w:r>
+          </w:p>
+        </w:tc>
+        <w:tc>
+          <w:tcPr>
+            <w:tcW w:type="dxa" w:w="4334"/>
+            <w:tcBorders>
+              <w:top w:val="single" w:color="BFBFBF" w:sz="4"/>
+              <w:left w:val="single" w:color="BFBFBF" w:sz="4"/>
+              <w:bottom w:val="single" w:color="BFBFBF" w:sz="4"/>
+              <w:right w:val="single" w:color="BFBFBF" w:sz="4"/>
+            </w:tcBorders>
+            <w:tcMar>
+              <w:top w:type="dxa" w:w="60"/>
+              <w:left w:type="dxa" w:w="100"/>
+              <w:bottom w:type="dxa" w:w="60"/>
+              <w:right w:type="dxa" w:w="100"/>
+            </w:tcMar>
+          </w:tcPr>
+          <w:p>
+            <w:pPr>
+              <w:spacing w:after="0" w:line="260"/>
+            </w:pPr>
+            <w:r>
+              <w:rPr>
+                <w:sz w:val="19"/>
+                <w:szCs w:val="19"/>
+              </w:rPr>
+              <w:t xml:space="preserve">processeur sans GPU, deux appels au modèle ; principale limite</w:t>
             </w:r>
           </w:p>
         </w:tc>
@@ -6549,10 +6638,10 @@
           <w:sz w:val="19"/>
           <w:szCs w:val="19"/>
         </w:rPr>
-        <w:t xml:space="preserve">num_predict = 350</w:t>
-      </w:r>
-      <w:r>
-        <w:t xml:space="preserve"> jetons, réponse en trois phrases au plus), fenêtre de contexte réduite à 2 048 jetons (</w:t>
+        <w:t xml:space="preserve">num_predict = 280</w:t>
+      </w:r>
+      <w:r>
+        <w:t xml:space="preserve"> jetons, réponse en trois phrases au plus, deux extraits au plus), fenêtre de contexte réduite à 2 048 jetons (</w:t>
       </w:r>
       <w:r>
         <w:rPr>
@@ -6579,25 +6668,68 @@
     </w:p>
     <w:p>
       <w:pPr>
-        <w:pBdr>
-          <w:left w:val="single" w:color="2E75B6" w:sz="18" w:space="8"/>
-        </w:pBdr>
-        <w:shd w:fill="DEEAF6" w:color="auto" w:val="clear"/>
-        <w:spacing w:after="160" w:before="80" w:line="276"/>
-        <w:ind w:left="200" w:right="200"/>
-      </w:pPr>
-      <w:r>
-        <w:t xml:space="preserve">Ces gains sont </w:t>
+        <w:pStyle w:val="Heading3"/>
+      </w:pPr>
+      <w:r>
+        <w:t xml:space="preserve">Mesure réelle et enseignement</w:t>
+      </w:r>
+    </w:p>
+    <w:p>
+      <w:pPr>
+        <w:spacing w:after="120" w:line="288"/>
+        <w:jc w:val="both"/>
+      </w:pPr>
+      <w:r>
+        <w:t xml:space="preserve">Mesure sur le Space après déploiement de la version 19, question « c’est quoi l’assurance responsabilité civile ? » : réponse </w:t>
       </w:r>
       <w:r>
         <w:rPr>
           <w:b/>
           <w:bCs/>
         </w:rPr>
-        <w:t xml:space="preserve">estimés</w:t>
-      </w:r>
-      <w:r>
-        <w:t xml:space="preserve"> à partir de la quantité de texte lue par le modèle ; ils n’ont pas encore été chronométrés sur le Space. L’interface affiche, pour chaque question, la durée de génération, le nombre d’appels et le nombre de sources lues, ce qui permet de les mesurer directement. Si le temps reste trop long, le modèle peut être remplacé par une version plus petite (</w:t>
+        <w:t xml:space="preserve">partielle mais justifiée</w:t>
+      </w:r>
+      <w:r>
+        <w:t xml:space="preserve">, deux extraits vérifiés, trois sources lues en </w:t>
+      </w:r>
+      <w:r>
+        <w:rPr>
+          <w:b/>
+          <w:bCs/>
+        </w:rPr>
+        <w:t xml:space="preserve">deux appels</w:t>
+      </w:r>
+      <w:r>
+        <w:t xml:space="preserve">, génération en </w:t>
+      </w:r>
+      <w:r>
+        <w:rPr>
+          <w:b/>
+          <w:bCs/>
+        </w:rPr>
+        <w:t xml:space="preserve">225 secondes</w:t>
+      </w:r>
+      <w:r>
+        <w:t xml:space="preserve">, contre 228 secondes en version 7.6 pour une réponse finalement rejetée. La qualité a nettement progressé ; le temps, non.</w:t>
+      </w:r>
+    </w:p>
+    <w:p>
+      <w:pPr>
+        <w:spacing w:after="120" w:line="288"/>
+        <w:jc w:val="both"/>
+      </w:pPr>
+      <w:r>
+        <w:t xml:space="preserve">L’enseignement est important : sur ce processeur, le temps n’est pas dominé par la lecture du contexte, comme supposé, mais par la </w:t>
+      </w:r>
+      <w:r>
+        <w:rPr>
+          <w:b/>
+          <w:bCs/>
+        </w:rPr>
+        <w:t xml:space="preserve">production des jetons de sortie</w:t>
+      </w:r>
+      <w:r>
+        <w:t xml:space="preserve">, que la réponse JSON (réponse, extraits recopiés, réserves) rend plus longue. La boucle n’économise du temps que lorsque la première source suffit. Deux réglages en découlent : sortie limitée à 280 jetons et deux extraits au plus. Le levier décisif reste le matériel ou la taille du modèle : </w:t>
       </w:r>
       <w:r>
         <w:rPr>
@@ -6605,10 +6737,21 @@
           <w:sz w:val="19"/>
           <w:szCs w:val="19"/>
         </w:rPr>
-        <w:t xml:space="preserve">OLLAMA_MODEL=llama3.2:1b</w:t>
-      </w:r>
-      <w:r>
-        <w:t xml:space="preserve">) sans modifier le code, au prix d’une qualité de rédaction moindre.</w:t>
+        <w:t xml:space="preserve">llama3.2:1b</w:t>
+      </w:r>
+      <w:r>
+        <w:t xml:space="preserve"> (variable </w:t>
+      </w:r>
+      <w:r>
+        <w:rPr>
+          <w:rFonts w:ascii="Consolas" w:cs="Consolas" w:eastAsia="Consolas" w:hAnsi="Consolas"/>
+          <w:sz w:val="19"/>
+          <w:szCs w:val="19"/>
+        </w:rPr>
+        <w:t xml:space="preserve">OLLAMA_MODEL</w:t>
+      </w:r>
+      <w:r>
+        <w:t xml:space="preserve">, sans modifier le code) ou un Space avec GPU. Cette hypothèse corrigée par la mesure illustre la démarche du projet : on ne présume pas un gain, on le chronomètre.</w:t>
       </w:r>
     </w:p>
     <w:p>
@@ -10555,7 +10698,7 @@
                 <w:sz w:val="19"/>
                 <w:szCs w:val="19"/>
               </w:rPr>
-              <w:t xml:space="preserve">125 tests ; jeu tenu à part : 36,7 % → 46,7 % ; texte lu − 50 à − 64 %</w:t>
+              <w:t xml:space="preserve">jeu tenu à part : 36,7 % → 53,3 % ; qualité des réponses en hausse, temps inchangé (225 s)</w:t>
             </w:r>
           </w:p>
         </w:tc>
@@ -12279,7 +12422,7 @@
                 <w:sz w:val="19"/>
                 <w:szCs w:val="19"/>
               </w:rPr>
-              <w:t xml:space="preserve">92,5 %</w:t>
+              <w:t xml:space="preserve">92,0 %</w:t>
             </w:r>
           </w:p>
         </w:tc>
@@ -12366,7 +12509,7 @@
                 <w:sz w:val="19"/>
                 <w:szCs w:val="19"/>
               </w:rPr>
-              <w:t xml:space="preserve">0,955</w:t>
+              <w:t xml:space="preserve">0,953</w:t>
             </w:r>
           </w:p>
         </w:tc>
@@ -12397,7 +12540,7 @@
                 <w:sz w:val="19"/>
                 <w:szCs w:val="19"/>
               </w:rPr>
-              <w:t xml:space="preserve">Hybride sans synonymes (7.6)</w:t>
+              <w:t xml:space="preserve">Hybride sans synonymes</w:t>
             </w:r>
           </w:p>
         </w:tc>
@@ -12426,7 +12569,7 @@
                 <w:sz w:val="19"/>
                 <w:szCs w:val="19"/>
               </w:rPr>
-              <w:t xml:space="preserve">52,7 %</w:t>
+              <w:t xml:space="preserve">51,7 %</w:t>
             </w:r>
           </w:p>
         </w:tc>
@@ -12455,7 +12598,7 @@
                 <w:sz w:val="19"/>
                 <w:szCs w:val="19"/>
               </w:rPr>
-              <w:t xml:space="preserve">79,1 %</w:t>
+              <w:t xml:space="preserve">81,1 %</w:t>
             </w:r>
           </w:p>
         </w:tc>
@@ -12484,7 +12627,7 @@
                 <w:sz w:val="19"/>
                 <w:szCs w:val="19"/>
               </w:rPr>
-              <w:t xml:space="preserve">89,6 %</w:t>
+              <w:t xml:space="preserve">90,5 %</w:t>
             </w:r>
           </w:p>
         </w:tc>
@@ -12513,7 +12656,7 @@
                 <w:sz w:val="19"/>
                 <w:szCs w:val="19"/>
               </w:rPr>
-              <w:t xml:space="preserve">0,667</w:t>
+              <w:t xml:space="preserve">0,665</w:t>
             </w:r>
           </w:p>
         </w:tc>
@@ -12573,7 +12716,7 @@
                 <w:sz w:val="19"/>
                 <w:szCs w:val="19"/>
               </w:rPr>
-              <w:t xml:space="preserve">53,2 %</w:t>
+              <w:t xml:space="preserve">52,2 %</w:t>
             </w:r>
           </w:p>
         </w:tc>
@@ -12602,7 +12745,7 @@
                 <w:sz w:val="19"/>
                 <w:szCs w:val="19"/>
               </w:rPr>
-              <w:t xml:space="preserve">80,1 %</w:t>
+              <w:t xml:space="preserve">82,1 %</w:t>
             </w:r>
           </w:p>
         </w:tc>
@@ -12631,7 +12774,7 @@
                 <w:sz w:val="19"/>
                 <w:szCs w:val="19"/>
               </w:rPr>
-              <w:t xml:space="preserve">89,6 %</w:t>
+              <w:t xml:space="preserve">90,0 %</w:t>
             </w:r>
           </w:p>
         </w:tc>
@@ -12660,7 +12803,7 @@
                 <w:sz w:val="19"/>
                 <w:szCs w:val="19"/>
               </w:rPr>
-              <w:t xml:space="preserve">0,672</w:t>
+              <w:t xml:space="preserve">0,670</w:t>
             </w:r>
           </w:p>
         </w:tc>
@@ -13046,7 +13189,7 @@
                 <w:sz w:val="19"/>
                 <w:szCs w:val="19"/>
               </w:rPr>
-              <w:t xml:space="preserve">42,5 %</w:t>
+              <w:t xml:space="preserve">45,0 %</w:t>
             </w:r>
           </w:p>
         </w:tc>
@@ -13075,7 +13218,7 @@
                 <w:sz w:val="19"/>
                 <w:szCs w:val="19"/>
               </w:rPr>
-              <w:t xml:space="preserve">0,250</w:t>
+              <w:t xml:space="preserve">0,257</w:t>
             </w:r>
           </w:p>
         </w:tc>
@@ -13106,7 +13249,7 @@
                 <w:sz w:val="19"/>
                 <w:szCs w:val="19"/>
               </w:rPr>
-              <w:t xml:space="preserve">Hybride sans synonymes (7.6)</w:t>
+              <w:t xml:space="preserve">Hybride sans synonymes</w:t>
             </w:r>
           </w:p>
         </w:tc>
@@ -13135,7 +13278,7 @@
                 <w:sz w:val="19"/>
                 <w:szCs w:val="19"/>
               </w:rPr>
-              <w:t xml:space="preserve">15,0 %</w:t>
+              <w:t xml:space="preserve">20,0 %</w:t>
             </w:r>
           </w:p>
         </w:tc>
@@ -13164,7 +13307,7 @@
                 <w:sz w:val="19"/>
                 <w:szCs w:val="19"/>
               </w:rPr>
-              <w:t xml:space="preserve">37,5 %</w:t>
+              <w:t xml:space="preserve">40,0 %</w:t>
             </w:r>
           </w:p>
         </w:tc>
@@ -13193,7 +13336,7 @@
                 <w:sz w:val="19"/>
                 <w:szCs w:val="19"/>
               </w:rPr>
-              <w:t xml:space="preserve">40,0 %</w:t>
+              <w:t xml:space="preserve">45,0 %</w:t>
             </w:r>
           </w:p>
         </w:tc>
@@ -13222,7 +13365,7 @@
                 <w:sz w:val="19"/>
                 <w:szCs w:val="19"/>
               </w:rPr>
-              <w:t xml:space="preserve">0,256</w:t>
+              <w:t xml:space="preserve">0,304</w:t>
             </w:r>
           </w:p>
         </w:tc>
@@ -13282,7 +13425,7 @@
                 <w:sz w:val="19"/>
                 <w:szCs w:val="19"/>
               </w:rPr>
-              <w:t xml:space="preserve">27,5 %</w:t>
+              <w:t xml:space="preserve">30,0 %</w:t>
             </w:r>
           </w:p>
         </w:tc>
@@ -13311,7 +13454,7 @@
                 <w:sz w:val="19"/>
                 <w:szCs w:val="19"/>
               </w:rPr>
-              <w:t xml:space="preserve">55,0 %</w:t>
+              <w:t xml:space="preserve">50,0 %</w:t>
             </w:r>
           </w:p>
         </w:tc>
@@ -13340,7 +13483,7 @@
                 <w:sz w:val="19"/>
                 <w:szCs w:val="19"/>
               </w:rPr>
-              <w:t xml:space="preserve">67,5 %</w:t>
+              <w:t xml:space="preserve">62,5 %</w:t>
             </w:r>
           </w:p>
         </w:tc>
@@ -13369,7 +13512,7 @@
                 <w:sz w:val="19"/>
                 <w:szCs w:val="19"/>
               </w:rPr>
-              <w:t xml:space="preserve">0,425</w:t>
+              <w:t xml:space="preserve">0,419</w:t>
             </w:r>
           </w:p>
         </w:tc>
@@ -13815,7 +13958,7 @@
                 <w:sz w:val="19"/>
                 <w:szCs w:val="19"/>
               </w:rPr>
-              <w:t xml:space="preserve">Hybride sans synonymes (7.6)</w:t>
+              <w:t xml:space="preserve">Hybride sans synonymes</w:t>
             </w:r>
           </w:p>
         </w:tc>
@@ -13844,7 +13987,7 @@
                 <w:sz w:val="19"/>
                 <w:szCs w:val="19"/>
               </w:rPr>
-              <w:t xml:space="preserve">23,3 %</w:t>
+              <w:t xml:space="preserve">26,7 %</w:t>
             </w:r>
           </w:p>
         </w:tc>
@@ -13902,7 +14045,7 @@
                 <w:sz w:val="19"/>
                 <w:szCs w:val="19"/>
               </w:rPr>
-              <w:t xml:space="preserve">36,7 %</w:t>
+              <w:t xml:space="preserve">40,0 %</w:t>
             </w:r>
           </w:p>
         </w:tc>
@@ -13931,7 +14074,7 @@
                 <w:sz w:val="19"/>
                 <w:szCs w:val="19"/>
               </w:rPr>
-              <w:t xml:space="preserve">0,274</w:t>
+              <w:t xml:space="preserve">0,305</w:t>
             </w:r>
           </w:p>
         </w:tc>
@@ -13991,7 +14134,7 @@
                 <w:sz w:val="19"/>
                 <w:szCs w:val="19"/>
               </w:rPr>
-              <w:t xml:space="preserve">33,3 %</w:t>
+              <w:t xml:space="preserve">36,7 %</w:t>
             </w:r>
           </w:p>
         </w:tc>
@@ -14020,7 +14163,7 @@
                 <w:sz w:val="19"/>
                 <w:szCs w:val="19"/>
               </w:rPr>
-              <w:t xml:space="preserve">40,0 %</w:t>
+              <w:t xml:space="preserve">43,3 %</w:t>
             </w:r>
           </w:p>
         </w:tc>
@@ -14049,7 +14192,7 @@
                 <w:sz w:val="19"/>
                 <w:szCs w:val="19"/>
               </w:rPr>
-              <w:t xml:space="preserve">46,7 %</w:t>
+              <w:t xml:space="preserve">53,3 %</w:t>
             </w:r>
           </w:p>
         </w:tc>
@@ -14078,7 +14221,7 @@
                 <w:sz w:val="19"/>
                 <w:szCs w:val="19"/>
               </w:rPr>
-              <w:t xml:space="preserve">0,371</w:t>
+              <w:t xml:space="preserve">0,418</w:t>
             </w:r>
           </w:p>
         </w:tc>
@@ -14102,26 +14245,29 @@
     </w:p>
     <w:p>
       <w:pPr>
-        <w:pStyle w:val="Heading2"/>
-      </w:pPr>
-      <w:r>
-        <w:t xml:space="preserve">7.3 Interprétation</w:t>
-      </w:r>
-    </w:p>
-    <w:p>
-      <w:pPr>
         <w:spacing w:after="120" w:line="288"/>
         <w:jc w:val="both"/>
       </w:pPr>
       <w:r>
+        <w:t xml:space="preserve">Ces valeurs intègrent une dernière correction issue d’un essai réel : à la question « c’est quoi l’assurance responsabilité civile ? », la fiche de définition n’apparaissait pas dans les cinq sources. Plusieurs fiches avaient exactement le même score lexical et le départage favorisait les titres les plus </w:t>
+      </w:r>
+      <w:r>
         <w:rPr>
           <w:b/>
           <w:bCs/>
         </w:rPr>
-        <w:t xml:space="preserve">Le jeu des titres surestime fortement la qualité.</w:t>
-      </w:r>
-      <w:r>
-        <w:t xml:space="preserve"> Le score lexical seul y atteint 99,5 % : la question étant le titre, elle se retrouve mot pour mot dans le titre de la fiche, que le score lexical pondère par 3. Ce protocole mesure surtout la capacité à retrouver un texte connu ; il ne doit pas servir à comparer des méthodes lexicales. Il reste utile comme test de non-régression.</w:t>
+        <w:t xml:space="preserve">longs</w:t>
+      </w:r>
+      <w:r>
+        <w:t xml:space="preserve">. Le départage retient désormais le titre qui contient le moins de termes en dehors de ceux de la question, dans les deux étapes du classement. La fiche de définition entre dans les trois premières sources, et le Recall@5 du jeu tenu à part passe de 46,7 % à 53,3 %.</w:t>
+      </w:r>
+    </w:p>
+    <w:p>
+      <w:pPr>
+        <w:pStyle w:val="Heading2"/>
+      </w:pPr>
+      <w:r>
+        <w:t xml:space="preserve">7.3 Interprétation</w:t>
       </w:r>
     </w:p>
     <w:p>
@@ -14134,30 +14280,46 @@
           <w:b/>
           <w:bCs/>
         </w:rPr>
-        <w:t xml:space="preserve">Les reformulations révèlent la vraie limite, et les synonymes la réduisent.</w:t>
-      </w:r>
-      <w:r>
-        <w:t xml:space="preserve"> Sans synonymes, la bonne fiche n’apparaît dans les cinq premiers résultats que pour 40 % des reformulations de développement et 36,7 % des reformulations tenues à part. Avec le dictionnaire, ces taux passent à 67,5 % et </w:t>
-      </w:r>
+        <w:t xml:space="preserve">Le jeu des titres surestime fortement la qualité.</w:t>
+      </w:r>
+      <w:r>
+        <w:t xml:space="preserve"> Le score lexical seul y atteint 99,5 % : la question étant le titre, elle se retrouve mot pour mot dans le titre de la fiche, que le score lexical pondère par 3. Ce protocole mesure surtout la capacité à retrouver un texte connu ; il ne doit pas servir à comparer des méthodes lexicales. Il reste utile comme test de non-régression.</w:t>
+      </w:r>
+    </w:p>
+    <w:p>
+      <w:pPr>
+        <w:spacing w:after="120" w:line="288"/>
+        <w:jc w:val="both"/>
+      </w:pPr>
       <w:r>
         <w:rPr>
           <w:b/>
           <w:bCs/>
         </w:rPr>
-        <w:t xml:space="preserve">46,7 %</w:t>
-      </w:r>
-      <w:r>
-        <w:t xml:space="preserve">. L’écart entre les deux jeux (+27,5 points contre +10 points) est attendu : le premier a servi à rédiger le dictionnaire, le second non. Le chiffre à retenir est donc </w:t>
+        <w:t xml:space="preserve">Les reformulations révèlent la vraie limite, et les synonymes la réduisent.</w:t>
+      </w:r>
+      <w:r>
+        <w:t xml:space="preserve"> Sans synonymes, la bonne fiche n’apparaît dans les cinq premiers résultats que pour 45 % des reformulations de développement et 40 % des reformulations tenues à part. Avec le dictionnaire, ces taux passent à 62,5 % et </w:t>
       </w:r>
       <w:r>
         <w:rPr>
           <w:b/>
           <w:bCs/>
         </w:rPr>
-        <w:t xml:space="preserve">+10 points sur le jeu tenu à part</w:t>
-      </w:r>
-      <w:r>
-        <w:t xml:space="preserve">, soit 3 questions sur 30 ; c’est un gain réel mais mesuré sur un petit échantillon. Le dictionnaire ne dégrade aucun jeu, y compris les titres. Le score lexical seul atteint 50 % sur le jeu tenu à part : la fusion avec TF-IDF ne l’améliore pas sur ces questions, un point à surveiller avec un jeu plus grand.</w:t>
+        <w:t xml:space="preserve">53,3 %</w:t>
+      </w:r>
+      <w:r>
+        <w:t xml:space="preserve">. Le chiffre à retenir est </w:t>
+      </w:r>
+      <w:r>
+        <w:rPr>
+          <w:b/>
+          <w:bCs/>
+        </w:rPr>
+        <w:t xml:space="preserve">+13,3 points sur le jeu tenu à part</w:t>
+      </w:r>
+      <w:r>
+        <w:t xml:space="preserve"> (4 questions sur 30), jeu qui n’a pas servi à rédiger le dictionnaire ; le gain est réel mais mesuré sur un petit échantillon. Sur les titres, les synonymes coûtent une question sur 201 (90,5 % contre 90,0 %), une perte tolérée et surveillée par les tests.</w:t>
       </w:r>
     </w:p>
     <w:p>
@@ -14173,7 +14335,7 @@
         <w:t xml:space="preserve">Comparaison avec l’historique.</w:t>
       </w:r>
       <w:r>
-        <w:t xml:space="preserve"> Sur le jeu des titres, les versions avec embeddings multilingues obtenaient 67,2 % de Recall@5, et 76,1 % après reclassement par CrossEncoder (résultats consignés dans les fichiers historiques, non rejoués). La version actuelle affiche 89,6 %, mais ce chiffre est gonflé par le biais lexical décrit ci-dessus : il ne permet </w:t>
+        <w:t xml:space="preserve"> Sur le jeu des titres, les versions avec embeddings multilingues obtenaient 67,2 % de Recall@5, et 76,1 % après reclassement par CrossEncoder (résultats consignés dans les fichiers historiques, non rejoués). La version actuelle affiche 90,0 %, mais ce chiffre est gonflé par le biais lexical décrit ci-dessus : il ne permet </w:t>
       </w:r>
       <w:r>
         <w:rPr>
@@ -14196,7 +14358,7 @@
         <w:ind w:left="200" w:right="200"/>
       </w:pPr>
       <w:r>
-        <w:t xml:space="preserve">Conclusion de l’évaluation : la recherche est fiable lorsque la question reprend le vocabulaire des fiches ; face aux reformulations, les synonymes métier font passer le Recall@5 de 36,7 % à 46,7 % sur des questions jamais vues, ce qui reste insuffisant pour un usage sans contrôle. C’est pourquoi la génération est conçue pour refuser (</w:t>
+        <w:t xml:space="preserve">Conclusion de l’évaluation : la recherche est fiable lorsque la question reprend le vocabulaire des fiches ; face aux reformulations, les synonymes métier et le départage corrigé font passer le Recall@5 de 36,7 % (version initiale) à 53,3 % sur des questions jamais vues, ce qui reste insuffisant pour un usage sans contrôle. C’est pourquoi la génération est conçue pour refuser (</w:t>
       </w:r>
       <w:r>
         <w:rPr>
@@ -15783,7 +15945,7 @@
                 <w:sz w:val="19"/>
                 <w:szCs w:val="19"/>
               </w:rPr>
-              <w:t xml:space="preserve">350</w:t>
+              <w:t xml:space="preserve">280</w:t>
             </w:r>
           </w:p>
         </w:tc>
@@ -17217,7 +17379,7 @@
         <w:t xml:space="preserve">Sensibilité au vocabulaire</w:t>
       </w:r>
       <w:r>
-        <w:t xml:space="preserve"> : 46,7 % de Recall@5 sur les reformulations tenues à part, malgré le dictionnaire de synonymes, qui ne couvre que les rapprochements prévus.</w:t>
+        <w:t xml:space="preserve"> : 53,3 % de Recall@5 sur les reformulations tenues à part, malgré le dictionnaire de synonymes, qui ne couvre que les rapprochements prévus.</w:t>
       </w:r>
     </w:p>
     <w:p>
@@ -17378,10 +17540,10 @@
           <w:b/>
           <w:bCs/>
         </w:rPr>
-        <w:t xml:space="preserve">Temps de réponse non mesuré après optimisation</w:t>
-      </w:r>
-      <w:r>
-        <w:t xml:space="preserve"> : la réduction du texte lu est calculée, pas encore chronométrée sur le Space.</w:t>
+        <w:t xml:space="preserve">Temps de réponse</w:t>
+      </w:r>
+      <w:r>
+        <w:t xml:space="preserve"> : environ 225 secondes sur le processeur gratuit du Space, inacceptable pour un usage métier ; la production impose un GPU ou un modèle plus petit.</w:t>
       </w:r>
     </w:p>
     <w:p>
@@ -17406,10 +17568,10 @@
           <w:b/>
           <w:bCs/>
         </w:rPr>
-        <w:t xml:space="preserve">Chronométrer la boucle sur le Space</w:t>
-      </w:r>
-      <w:r>
-        <w:t xml:space="preserve"> et choisir le modèle (3B ou 1B) selon le compromis temps / qualité observé ; distinguer les questions de liste ou de comparaison, qui doivent lire plusieurs sources d’emblée.</w:t>
+        <w:t xml:space="preserve">Comparer 3B et 1B sur le Space</w:t>
+      </w:r>
+      <w:r>
+        <w:t xml:space="preserve">, en temps et en proportion de réponses justifiées, puis choisir ; à terme, un serveur GPU ramène la génération à quelques secondes.</w:t>
       </w:r>
     </w:p>
     <w:p>

--- a/docs/rapport/Rapport_Insurance_Claims_Assistance_v19.docx
+++ b/docs/rapport/Rapport_Insurance_Claims_Assistance_v19.docx
@@ -241,7 +241,7 @@
           <w:sz w:val="19"/>
           <w:szCs w:val="19"/>
         </w:rPr>
-        <w:t xml:space="preserve">llama3.2:3b</w:t>
+        <w:t xml:space="preserve">llama3.2:1b</w:t>
       </w:r>
       <w:r>
         <w:t xml:space="preserve">, servi par Ollama). Le modèle renvoie une </w:t>
@@ -680,7 +680,7 @@
                 <w:sz w:val="19"/>
                 <w:szCs w:val="19"/>
               </w:rPr>
-              <w:t xml:space="preserve">≈ 225 s</w:t>
+              <w:t xml:space="preserve">≈ 115 s</w:t>
             </w:r>
           </w:p>
         </w:tc>
@@ -709,7 +709,7 @@
                 <w:sz w:val="19"/>
                 <w:szCs w:val="19"/>
               </w:rPr>
-              <w:t xml:space="preserve">processeur sans GPU, deux appels au modèle ; principale limite</w:t>
+              <w:t xml:space="preserve">modèle 1B sur processeur sans GPU (260 s avec le 3B) ; principale limite</w:t>
             </w:r>
           </w:p>
         </w:tc>
@@ -2335,7 +2335,7 @@
           <w:sz w:val="18"/>
           <w:szCs w:val="18"/>
         </w:rPr>
-        <w:t xml:space="preserve">   RÉPONSE TYPÉE (Ollama, llama3.2:3b, JSON)       │</w:t>
+        <w:t xml:space="preserve">   RÉPONSE TYPÉE (Ollama, llama3.2:1b, JSON)       │</w:t>
       </w:r>
     </w:p>
     <w:p>
@@ -6752,6 +6752,551 @@
       </w:r>
       <w:r>
         <w:t xml:space="preserve">, sans modifier le code) ou un Space avec GPU. Cette hypothèse corrigée par la mesure illustre la démarche du projet : on ne présume pas un gain, on le chronomètre.</w:t>
+      </w:r>
+    </w:p>
+    <w:p>
+      <w:pPr>
+        <w:pStyle w:val="Heading3"/>
+      </w:pPr>
+      <w:r>
+        <w:t xml:space="preserve">Choix du modèle : 3B ou 1B, mesuré sur la même question</w:t>
+      </w:r>
+    </w:p>
+    <w:tbl>
+      <w:tblPr>
+        <w:tblW w:type="dxa" w:w="9026"/>
+        <w:tblBorders>
+          <w:top w:val="single" w:color="auto" w:sz="4"/>
+          <w:left w:val="single" w:color="auto" w:sz="4"/>
+          <w:bottom w:val="single" w:color="auto" w:sz="4"/>
+          <w:right w:val="single" w:color="auto" w:sz="4"/>
+          <w:insideH w:val="single" w:color="auto" w:sz="4"/>
+          <w:insideV w:val="single" w:color="auto" w:sz="4"/>
+        </w:tblBorders>
+      </w:tblPr>
+      <w:tblGrid>
+        <w:gridCol w:w="2707"/>
+        <w:gridCol w:w="2707"/>
+        <w:gridCol w:w="3612"/>
+      </w:tblGrid>
+      <w:tr>
+        <w:trPr>
+          <w:tblHeader/>
+        </w:trPr>
+        <w:tc>
+          <w:tcPr>
+            <w:tcW w:type="dxa" w:w="2707"/>
+            <w:tcBorders>
+              <w:top w:val="single" w:color="BFBFBF" w:sz="4"/>
+              <w:left w:val="single" w:color="BFBFBF" w:sz="4"/>
+              <w:bottom w:val="single" w:color="BFBFBF" w:sz="4"/>
+              <w:right w:val="single" w:color="BFBFBF" w:sz="4"/>
+            </w:tcBorders>
+            <w:shd w:fill="1F3864" w:color="auto" w:val="clear"/>
+            <w:tcMar>
+              <w:top w:type="dxa" w:w="60"/>
+              <w:left w:type="dxa" w:w="100"/>
+              <w:bottom w:type="dxa" w:w="60"/>
+              <w:right w:type="dxa" w:w="100"/>
+            </w:tcMar>
+          </w:tcPr>
+          <w:p>
+            <w:pPr>
+              <w:spacing w:after="0" w:line="260"/>
+            </w:pPr>
+            <w:r>
+              <w:rPr>
+                <w:b/>
+                <w:bCs/>
+                <w:color w:val="FFFFFF"/>
+                <w:sz w:val="19"/>
+                <w:szCs w:val="19"/>
+              </w:rPr>
+              <w:t xml:space="preserve">Critère</w:t>
+            </w:r>
+          </w:p>
+        </w:tc>
+        <w:tc>
+          <w:tcPr>
+            <w:tcW w:type="dxa" w:w="2707"/>
+            <w:tcBorders>
+              <w:top w:val="single" w:color="BFBFBF" w:sz="4"/>
+              <w:left w:val="single" w:color="BFBFBF" w:sz="4"/>
+              <w:bottom w:val="single" w:color="BFBFBF" w:sz="4"/>
+              <w:right w:val="single" w:color="BFBFBF" w:sz="4"/>
+            </w:tcBorders>
+            <w:shd w:fill="1F3864" w:color="auto" w:val="clear"/>
+            <w:tcMar>
+              <w:top w:type="dxa" w:w="60"/>
+              <w:left w:type="dxa" w:w="100"/>
+              <w:bottom w:type="dxa" w:w="60"/>
+              <w:right w:type="dxa" w:w="100"/>
+            </w:tcMar>
+          </w:tcPr>
+          <w:p>
+            <w:pPr>
+              <w:spacing w:after="0" w:line="260"/>
+            </w:pPr>
+            <w:r>
+              <w:rPr>
+                <w:b/>
+                <w:bCs/>
+                <w:color w:val="FFFFFF"/>
+                <w:sz w:val="19"/>
+                <w:szCs w:val="19"/>
+              </w:rPr>
+              <w:t xml:space="preserve">llama3.2:3b</w:t>
+            </w:r>
+          </w:p>
+        </w:tc>
+        <w:tc>
+          <w:tcPr>
+            <w:tcW w:type="dxa" w:w="3612"/>
+            <w:tcBorders>
+              <w:top w:val="single" w:color="BFBFBF" w:sz="4"/>
+              <w:left w:val="single" w:color="BFBFBF" w:sz="4"/>
+              <w:bottom w:val="single" w:color="BFBFBF" w:sz="4"/>
+              <w:right w:val="single" w:color="BFBFBF" w:sz="4"/>
+            </w:tcBorders>
+            <w:shd w:fill="1F3864" w:color="auto" w:val="clear"/>
+            <w:tcMar>
+              <w:top w:type="dxa" w:w="60"/>
+              <w:left w:type="dxa" w:w="100"/>
+              <w:bottom w:type="dxa" w:w="60"/>
+              <w:right w:type="dxa" w:w="100"/>
+            </w:tcMar>
+          </w:tcPr>
+          <w:p>
+            <w:pPr>
+              <w:spacing w:after="0" w:line="260"/>
+            </w:pPr>
+            <w:r>
+              <w:rPr>
+                <w:b/>
+                <w:bCs/>
+                <w:color w:val="FFFFFF"/>
+                <w:sz w:val="19"/>
+                <w:szCs w:val="19"/>
+              </w:rPr>
+              <w:t xml:space="preserve">llama3.2:1b</w:t>
+            </w:r>
+          </w:p>
+        </w:tc>
+      </w:tr>
+      <w:tr>
+        <w:tc>
+          <w:tcPr>
+            <w:tcW w:type="dxa" w:w="2707"/>
+            <w:tcBorders>
+              <w:top w:val="single" w:color="BFBFBF" w:sz="4"/>
+              <w:left w:val="single" w:color="BFBFBF" w:sz="4"/>
+              <w:bottom w:val="single" w:color="BFBFBF" w:sz="4"/>
+              <w:right w:val="single" w:color="BFBFBF" w:sz="4"/>
+            </w:tcBorders>
+            <w:tcMar>
+              <w:top w:type="dxa" w:w="60"/>
+              <w:left w:type="dxa" w:w="100"/>
+              <w:bottom w:type="dxa" w:w="60"/>
+              <w:right w:type="dxa" w:w="100"/>
+            </w:tcMar>
+          </w:tcPr>
+          <w:p>
+            <w:pPr>
+              <w:spacing w:after="0" w:line="260"/>
+            </w:pPr>
+            <w:r>
+              <w:rPr>
+                <w:sz w:val="19"/>
+                <w:szCs w:val="19"/>
+              </w:rPr>
+              <w:t xml:space="preserve">Durée de génération</w:t>
+            </w:r>
+          </w:p>
+        </w:tc>
+        <w:tc>
+          <w:tcPr>
+            <w:tcW w:type="dxa" w:w="2707"/>
+            <w:tcBorders>
+              <w:top w:val="single" w:color="BFBFBF" w:sz="4"/>
+              <w:left w:val="single" w:color="BFBFBF" w:sz="4"/>
+              <w:bottom w:val="single" w:color="BFBFBF" w:sz="4"/>
+              <w:right w:val="single" w:color="BFBFBF" w:sz="4"/>
+            </w:tcBorders>
+            <w:tcMar>
+              <w:top w:type="dxa" w:w="60"/>
+              <w:left w:type="dxa" w:w="100"/>
+              <w:bottom w:type="dxa" w:w="60"/>
+              <w:right w:type="dxa" w:w="100"/>
+            </w:tcMar>
+          </w:tcPr>
+          <w:p>
+            <w:pPr>
+              <w:spacing w:after="0" w:line="260"/>
+            </w:pPr>
+            <w:r>
+              <w:rPr>
+                <w:sz w:val="19"/>
+                <w:szCs w:val="19"/>
+              </w:rPr>
+              <w:t xml:space="preserve">260 s</w:t>
+            </w:r>
+          </w:p>
+        </w:tc>
+        <w:tc>
+          <w:tcPr>
+            <w:tcW w:type="dxa" w:w="3612"/>
+            <w:tcBorders>
+              <w:top w:val="single" w:color="BFBFBF" w:sz="4"/>
+              <w:left w:val="single" w:color="BFBFBF" w:sz="4"/>
+              <w:bottom w:val="single" w:color="BFBFBF" w:sz="4"/>
+              <w:right w:val="single" w:color="BFBFBF" w:sz="4"/>
+            </w:tcBorders>
+            <w:tcMar>
+              <w:top w:type="dxa" w:w="60"/>
+              <w:left w:type="dxa" w:w="100"/>
+              <w:bottom w:type="dxa" w:w="60"/>
+              <w:right w:type="dxa" w:w="100"/>
+            </w:tcMar>
+          </w:tcPr>
+          <w:p>
+            <w:pPr>
+              <w:spacing w:after="0" w:line="260"/>
+            </w:pPr>
+            <w:r>
+              <w:rPr>
+                <w:sz w:val="19"/>
+                <w:szCs w:val="19"/>
+              </w:rPr>
+              <w:t xml:space="preserve">115 s (− 56 %)</w:t>
+            </w:r>
+          </w:p>
+        </w:tc>
+      </w:tr>
+      <w:tr>
+        <w:tc>
+          <w:tcPr>
+            <w:tcW w:type="dxa" w:w="2707"/>
+            <w:tcBorders>
+              <w:top w:val="single" w:color="BFBFBF" w:sz="4"/>
+              <w:left w:val="single" w:color="BFBFBF" w:sz="4"/>
+              <w:bottom w:val="single" w:color="BFBFBF" w:sz="4"/>
+              <w:right w:val="single" w:color="BFBFBF" w:sz="4"/>
+            </w:tcBorders>
+            <w:tcMar>
+              <w:top w:type="dxa" w:w="60"/>
+              <w:left w:type="dxa" w:w="100"/>
+              <w:bottom w:type="dxa" w:w="60"/>
+              <w:right w:type="dxa" w:w="100"/>
+            </w:tcMar>
+          </w:tcPr>
+          <w:p>
+            <w:pPr>
+              <w:spacing w:after="0" w:line="260"/>
+            </w:pPr>
+            <w:r>
+              <w:rPr>
+                <w:sz w:val="19"/>
+                <w:szCs w:val="19"/>
+              </w:rPr>
+              <w:t xml:space="preserve">Contenu de la réponse</w:t>
+            </w:r>
+          </w:p>
+        </w:tc>
+        <w:tc>
+          <w:tcPr>
+            <w:tcW w:type="dxa" w:w="2707"/>
+            <w:tcBorders>
+              <w:top w:val="single" w:color="BFBFBF" w:sz="4"/>
+              <w:left w:val="single" w:color="BFBFBF" w:sz="4"/>
+              <w:bottom w:val="single" w:color="BFBFBF" w:sz="4"/>
+              <w:right w:val="single" w:color="BFBFBF" w:sz="4"/>
+            </w:tcBorders>
+            <w:tcMar>
+              <w:top w:type="dxa" w:w="60"/>
+              <w:left w:type="dxa" w:w="100"/>
+              <w:bottom w:type="dxa" w:w="60"/>
+              <w:right w:type="dxa" w:w="100"/>
+            </w:tcMar>
+          </w:tcPr>
+          <w:p>
+            <w:pPr>
+              <w:spacing w:after="0" w:line="260"/>
+            </w:pPr>
+            <w:r>
+              <w:rPr>
+                <w:sz w:val="19"/>
+                <w:szCs w:val="19"/>
+              </w:rPr>
+              <w:t xml:space="preserve">correct</w:t>
+            </w:r>
+          </w:p>
+        </w:tc>
+        <w:tc>
+          <w:tcPr>
+            <w:tcW w:type="dxa" w:w="3612"/>
+            <w:tcBorders>
+              <w:top w:val="single" w:color="BFBFBF" w:sz="4"/>
+              <w:left w:val="single" w:color="BFBFBF" w:sz="4"/>
+              <w:bottom w:val="single" w:color="BFBFBF" w:sz="4"/>
+              <w:right w:val="single" w:color="BFBFBF" w:sz="4"/>
+            </w:tcBorders>
+            <w:tcMar>
+              <w:top w:type="dxa" w:w="60"/>
+              <w:left w:type="dxa" w:w="100"/>
+              <w:bottom w:type="dxa" w:w="60"/>
+              <w:right w:type="dxa" w:w="100"/>
+            </w:tcMar>
+          </w:tcPr>
+          <w:p>
+            <w:pPr>
+              <w:spacing w:after="0" w:line="260"/>
+            </w:pPr>
+            <w:r>
+              <w:rPr>
+                <w:sz w:val="19"/>
+                <w:szCs w:val="19"/>
+              </w:rPr>
+              <w:t xml:space="preserve">correct, très proche de la fiche de définition</w:t>
+            </w:r>
+          </w:p>
+        </w:tc>
+      </w:tr>
+      <w:tr>
+        <w:tc>
+          <w:tcPr>
+            <w:tcW w:type="dxa" w:w="2707"/>
+            <w:tcBorders>
+              <w:top w:val="single" w:color="BFBFBF" w:sz="4"/>
+              <w:left w:val="single" w:color="BFBFBF" w:sz="4"/>
+              <w:bottom w:val="single" w:color="BFBFBF" w:sz="4"/>
+              <w:right w:val="single" w:color="BFBFBF" w:sz="4"/>
+            </w:tcBorders>
+            <w:tcMar>
+              <w:top w:type="dxa" w:w="60"/>
+              <w:left w:type="dxa" w:w="100"/>
+              <w:bottom w:type="dxa" w:w="60"/>
+              <w:right w:type="dxa" w:w="100"/>
+            </w:tcMar>
+          </w:tcPr>
+          <w:p>
+            <w:pPr>
+              <w:spacing w:after="0" w:line="260"/>
+            </w:pPr>
+            <w:r>
+              <w:rPr>
+                <w:sz w:val="19"/>
+                <w:szCs w:val="19"/>
+              </w:rPr>
+              <w:t xml:space="preserve">Indicateurs typés</w:t>
+            </w:r>
+          </w:p>
+        </w:tc>
+        <w:tc>
+          <w:tcPr>
+            <w:tcW w:type="dxa" w:w="2707"/>
+            <w:tcBorders>
+              <w:top w:val="single" w:color="BFBFBF" w:sz="4"/>
+              <w:left w:val="single" w:color="BFBFBF" w:sz="4"/>
+              <w:bottom w:val="single" w:color="BFBFBF" w:sz="4"/>
+              <w:right w:val="single" w:color="BFBFBF" w:sz="4"/>
+            </w:tcBorders>
+            <w:tcMar>
+              <w:top w:type="dxa" w:w="60"/>
+              <w:left w:type="dxa" w:w="100"/>
+              <w:bottom w:type="dxa" w:w="60"/>
+              <w:right w:type="dxa" w:w="100"/>
+            </w:tcMar>
+          </w:tcPr>
+          <w:p>
+            <w:pPr>
+              <w:spacing w:after="0" w:line="260"/>
+            </w:pPr>
+            <w:r>
+              <w:rPr>
+                <w:sz w:val="19"/>
+                <w:szCs w:val="19"/>
+              </w:rPr>
+              <w:t xml:space="preserve">cohérents (« partielle »)</w:t>
+            </w:r>
+          </w:p>
+        </w:tc>
+        <w:tc>
+          <w:tcPr>
+            <w:tcW w:type="dxa" w:w="3612"/>
+            <w:tcBorders>
+              <w:top w:val="single" w:color="BFBFBF" w:sz="4"/>
+              <w:left w:val="single" w:color="BFBFBF" w:sz="4"/>
+              <w:bottom w:val="single" w:color="BFBFBF" w:sz="4"/>
+              <w:right w:val="single" w:color="BFBFBF" w:sz="4"/>
+            </w:tcBorders>
+            <w:tcMar>
+              <w:top w:type="dxa" w:w="60"/>
+              <w:left w:type="dxa" w:w="100"/>
+              <w:bottom w:type="dxa" w:w="60"/>
+              <w:right w:type="dxa" w:w="100"/>
+            </w:tcMar>
+          </w:tcPr>
+          <w:p>
+            <w:pPr>
+              <w:spacing w:after="0" w:line="260"/>
+            </w:pPr>
+            <w:r>
+              <w:rPr>
+                <w:sz w:val="19"/>
+                <w:szCs w:val="19"/>
+              </w:rPr>
+              <w:t xml:space="preserve">contradictoires : « non trouvé » avec deux extraits vérifiés</w:t>
+            </w:r>
+          </w:p>
+        </w:tc>
+      </w:tr>
+      <w:tr>
+        <w:tc>
+          <w:tcPr>
+            <w:tcW w:type="dxa" w:w="2707"/>
+            <w:tcBorders>
+              <w:top w:val="single" w:color="BFBFBF" w:sz="4"/>
+              <w:left w:val="single" w:color="BFBFBF" w:sz="4"/>
+              <w:bottom w:val="single" w:color="BFBFBF" w:sz="4"/>
+              <w:right w:val="single" w:color="BFBFBF" w:sz="4"/>
+            </w:tcBorders>
+            <w:tcMar>
+              <w:top w:type="dxa" w:w="60"/>
+              <w:left w:type="dxa" w:w="100"/>
+              <w:bottom w:type="dxa" w:w="60"/>
+              <w:right w:type="dxa" w:w="100"/>
+            </w:tcMar>
+          </w:tcPr>
+          <w:p>
+            <w:pPr>
+              <w:spacing w:after="0" w:line="260"/>
+            </w:pPr>
+            <w:r>
+              <w:rPr>
+                <w:sz w:val="19"/>
+                <w:szCs w:val="19"/>
+              </w:rPr>
+              <w:t xml:space="preserve">Confiance déclarée</w:t>
+            </w:r>
+          </w:p>
+        </w:tc>
+        <w:tc>
+          <w:tcPr>
+            <w:tcW w:type="dxa" w:w="2707"/>
+            <w:tcBorders>
+              <w:top w:val="single" w:color="BFBFBF" w:sz="4"/>
+              <w:left w:val="single" w:color="BFBFBF" w:sz="4"/>
+              <w:bottom w:val="single" w:color="BFBFBF" w:sz="4"/>
+              <w:right w:val="single" w:color="BFBFBF" w:sz="4"/>
+            </w:tcBorders>
+            <w:tcMar>
+              <w:top w:type="dxa" w:w="60"/>
+              <w:left w:type="dxa" w:w="100"/>
+              <w:bottom w:type="dxa" w:w="60"/>
+              <w:right w:type="dxa" w:w="100"/>
+            </w:tcMar>
+          </w:tcPr>
+          <w:p>
+            <w:pPr>
+              <w:spacing w:after="0" w:line="260"/>
+            </w:pPr>
+            <w:r>
+              <w:rPr>
+                <w:sz w:val="19"/>
+                <w:szCs w:val="19"/>
+              </w:rPr>
+              <w:t xml:space="preserve">90 %</w:t>
+            </w:r>
+          </w:p>
+        </w:tc>
+        <w:tc>
+          <w:tcPr>
+            <w:tcW w:type="dxa" w:w="3612"/>
+            <w:tcBorders>
+              <w:top w:val="single" w:color="BFBFBF" w:sz="4"/>
+              <w:left w:val="single" w:color="BFBFBF" w:sz="4"/>
+              <w:bottom w:val="single" w:color="BFBFBF" w:sz="4"/>
+              <w:right w:val="single" w:color="BFBFBF" w:sz="4"/>
+            </w:tcBorders>
+            <w:tcMar>
+              <w:top w:type="dxa" w:w="60"/>
+              <w:left w:type="dxa" w:w="100"/>
+              <w:bottom w:type="dxa" w:w="60"/>
+              <w:right w:type="dxa" w:w="100"/>
+            </w:tcMar>
+          </w:tcPr>
+          <w:p>
+            <w:pPr>
+              <w:spacing w:after="0" w:line="260"/>
+            </w:pPr>
+            <w:r>
+              <w:rPr>
+                <w:sz w:val="19"/>
+                <w:szCs w:val="19"/>
+              </w:rPr>
+              <w:t xml:space="preserve">50 %</w:t>
+            </w:r>
+          </w:p>
+        </w:tc>
+      </w:tr>
+    </w:tbl>
+    <w:p>
+      <w:pPr>
+        <w:spacing w:after="200" w:before="60"/>
+        <w:jc w:val="center"/>
+      </w:pPr>
+      <w:r>
+        <w:rPr>
+          <w:i/>
+          <w:iCs/>
+          <w:color w:val="595959"/>
+          <w:sz w:val="19"/>
+          <w:szCs w:val="19"/>
+        </w:rPr>
+        <w:t xml:space="preserve">Tableau 4d — Comparaison mesurée des deux modèles sur le Space</w:t>
+      </w:r>
+    </w:p>
+    <w:p>
+      <w:pPr>
+        <w:spacing w:after="120" w:line="288"/>
+        <w:jc w:val="both"/>
+      </w:pPr>
+      <w:r>
+        <w:t xml:space="preserve">Le modèle 1B est retenu par défaut : diviser l’attente par deux compte davantage pour un utilisateur métier qu’une rédaction légèrement meilleure. Son défaut, des indicateurs qui se contredisent, est neutralisé par une règle de l’application : lorsque le modèle déclare « non trouvé » alors que des extraits ont été retrouvés dans les sources, </w:t>
+      </w:r>
+      <w:r>
+        <w:rPr>
+          <w:b/>
+          <w:bCs/>
+        </w:rPr>
+        <w:t xml:space="preserve">c’est l’application qui tranche</w:t>
+      </w:r>
+      <w:r>
+        <w:t xml:space="preserve">, la réponse passe en « partielle » et l’incohérence est signalée à l’utilisateur. Ce cas illustre l’intérêt de la réponse typée : une contradiction dans un texte libre passerait inaperçue, elle devient ici détectable et corrigeable. Le modèle 3B reste disponible par la variable </w:t>
+      </w:r>
+      <w:r>
+        <w:rPr>
+          <w:rFonts w:ascii="Consolas" w:cs="Consolas" w:eastAsia="Consolas" w:hAnsi="Consolas"/>
+          <w:sz w:val="19"/>
+          <w:szCs w:val="19"/>
+        </w:rPr>
+        <w:t xml:space="preserve">OLLAMA_MODEL</w:t>
+      </w:r>
+      <w:r>
+        <w:t xml:space="preserve">.</w:t>
+      </w:r>
+    </w:p>
+    <w:p>
+      <w:pPr>
+        <w:pBdr>
+          <w:left w:val="single" w:color="2E75B6" w:sz="18" w:space="8"/>
+        </w:pBdr>
+        <w:shd w:fill="DEEAF6" w:color="auto" w:val="clear"/>
+        <w:spacing w:after="160" w:before="80" w:line="276"/>
+        <w:ind w:left="200" w:right="200"/>
+      </w:pPr>
+      <w:r>
+        <w:t xml:space="preserve">Autre limite observée sur le même essai avec le modèle 3B : la phrase de réponse reprenait la fiche S3, mais les extraits cités venaient de S1 et S2. Les extraits existaient bien dans leurs sources, sans justifier la phrase. La vérification garantit l’existence d’un extrait, pas qu’il soutient l’affirmation : un contrôle de correspondance entre la réponse et ses extraits est une piste d’amélioration.</w:t>
       </w:r>
     </w:p>
     <w:p>
@@ -15471,7 +16016,7 @@
           <w:sz w:val="19"/>
           <w:szCs w:val="19"/>
         </w:rPr>
-        <w:t xml:space="preserve">llama3.2:3b</w:t>
+        <w:t xml:space="preserve">llama3.2:1b</w:t>
       </w:r>
       <w:r>
         <w:t xml:space="preserve"> en arrière-plan, puis le précharge en mémoire ;</w:t>
@@ -15765,7 +16310,7 @@
                 <w:sz w:val="19"/>
                 <w:szCs w:val="19"/>
               </w:rPr>
-              <w:t xml:space="preserve">llama3.2:3b</w:t>
+              <w:t xml:space="preserve">llama3.2:1b</w:t>
             </w:r>
           </w:p>
         </w:tc>
@@ -16562,7 +17107,7 @@
                 <w:sz w:val="19"/>
                 <w:szCs w:val="19"/>
               </w:rPr>
-              <w:t xml:space="preserve">llama3.2:3b</w:t>
+              <w:t xml:space="preserve">llama3.2:1b</w:t>
             </w:r>
           </w:p>
         </w:tc>
@@ -17440,7 +17985,7 @@
           <w:sz w:val="19"/>
           <w:szCs w:val="19"/>
         </w:rPr>
-        <w:t xml:space="preserve">llama3.2:3b</w:t>
+        <w:t xml:space="preserve">llama3.2:1b</w:t>
       </w:r>
       <w:r>
         <w:t xml:space="preserve"> reste à relever sur le Space.</w:t>
@@ -17543,7 +18088,27 @@
         <w:t xml:space="preserve">Temps de réponse</w:t>
       </w:r>
       <w:r>
-        <w:t xml:space="preserve"> : environ 225 secondes sur le processeur gratuit du Space, inacceptable pour un usage métier ; la production impose un GPU ou un modèle plus petit.</w:t>
+        <w:t xml:space="preserve"> : environ deux minutes avec le modèle 1B sur le processeur gratuit du Space ; trop long pour un usage métier, la production impose un serveur GPU.</w:t>
+      </w:r>
+    </w:p>
+    <w:p>
+      <w:pPr>
+        <w:pStyle w:val="ListParagraph"/>
+        <w:numPr>
+          <w:ilvl w:val="0"/>
+          <w:numId w:val="4"/>
+        </w:numPr>
+        <w:spacing w:after="60" w:line="276"/>
+      </w:pPr>
+      <w:r>
+        <w:rPr>
+          <w:b/>
+          <w:bCs/>
+        </w:rPr>
+        <w:t xml:space="preserve">Cohérence réponse / extraits</w:t>
+      </w:r>
+      <w:r>
+        <w:t xml:space="preserve"> : un extrait vérifié peut exister dans sa source sans justifier la phrase de réponse (cas observé).</w:t>
       </w:r>
     </w:p>
     <w:p>
@@ -17568,10 +18133,30 @@
           <w:b/>
           <w:bCs/>
         </w:rPr>
-        <w:t xml:space="preserve">Comparer 3B et 1B sur le Space</w:t>
-      </w:r>
-      <w:r>
-        <w:t xml:space="preserve">, en temps et en proportion de réponses justifiées, puis choisir ; à terme, un serveur GPU ramène la génération à quelques secondes.</w:t>
+        <w:t xml:space="preserve">Mesurer 3B et 1B sur un jeu de questions</w:t>
+      </w:r>
+      <w:r>
+        <w:t xml:space="preserve"> (et non une seule), en temps et en proportion de réponses justifiées ; à terme, un serveur GPU ramène la génération à quelques secondes.</w:t>
+      </w:r>
+    </w:p>
+    <w:p>
+      <w:pPr>
+        <w:pStyle w:val="ListParagraph"/>
+        <w:numPr>
+          <w:ilvl w:val="0"/>
+          <w:numId w:val="6"/>
+        </w:numPr>
+        <w:spacing w:after="60" w:line="276"/>
+      </w:pPr>
+      <w:r>
+        <w:rPr>
+          <w:b/>
+          <w:bCs/>
+        </w:rPr>
+        <w:t xml:space="preserve">Contrôler la correspondance</w:t>
+      </w:r>
+      <w:r>
+        <w:t xml:space="preserve"> entre chaque phrase de la réponse et ses extraits, par exemple par recouvrement lexical, pour détecter une citation qui ne soutient pas l’affirmation.</w:t>
       </w:r>
     </w:p>
     <w:p>

--- a/docs/rapport/Rapport_Insurance_Claims_Assistance_v19.docx
+++ b/docs/rapport/Rapport_Insurance_Claims_Assistance_v19.docx
@@ -680,7 +680,7 @@
                 <w:sz w:val="19"/>
                 <w:szCs w:val="19"/>
               </w:rPr>
-              <w:t xml:space="preserve">≈ 115 s</w:t>
+              <w:t xml:space="preserve">65 à 115 s</w:t>
             </w:r>
           </w:p>
         </w:tc>
@@ -5847,7 +5847,7 @@
                 <w:sz w:val="19"/>
                 <w:szCs w:val="19"/>
               </w:rPr>
-              <w:t xml:space="preserve">le modèle déclare que les sources ne contiennent pas la réponse</w:t>
+              <w:t xml:space="preserve">le modèle déclare que les sources ne contiennent pas la réponse, sans extrait vérifié</w:t>
             </w:r>
           </w:p>
         </w:tc>
@@ -5876,7 +5876,7 @@
                 <w:sz w:val="19"/>
                 <w:szCs w:val="19"/>
               </w:rPr>
-              <w:t xml:space="preserve">« réponse absente des documents » : refus d’inventer</w:t>
+              <w:t xml:space="preserve">message de refus et extraits des sources les plus proches ; le texte du modèle n’est pas affiché</w:t>
             </w:r>
           </w:p>
         </w:tc>
@@ -6967,7 +6967,7 @@
                 <w:sz w:val="19"/>
                 <w:szCs w:val="19"/>
               </w:rPr>
-              <w:t xml:space="preserve">115 s (− 56 %)</w:t>
+              <w:t xml:space="preserve">115 s au premier essai, 65 s au second (modèle déjà chargé)</w:t>
             </w:r>
           </w:p>
         </w:tc>
@@ -7272,7 +7272,17 @@
         <w:t xml:space="preserve">c’est l’application qui tranche</w:t>
       </w:r>
       <w:r>
-        <w:t xml:space="preserve">, la réponse passe en « partielle » et l’incohérence est signalée à l’utilisateur. Ce cas illustre l’intérêt de la réponse typée : une contradiction dans un texte libre passerait inaperçue, elle devient ici détectable et corrigeable. Le modèle 3B reste disponible par la variable </w:t>
+        <w:t xml:space="preserve">, la réponse passe en « partielle » et l’incohérence est signalée à l’utilisateur. Ce cas illustre l’intérêt de la réponse typée : une contradiction dans un texte libre passerait inaperçue, elle devient ici détectable et corrigeable. Un second essai a montré une autre forme d’incohérence : « non trouvé », </w:t>
+      </w:r>
+      <w:r>
+        <w:rPr>
+          <w:b/>
+          <w:bCs/>
+        </w:rPr>
+        <w:t xml:space="preserve">sans aucun extrait</w:t>
+      </w:r>
+      <w:r>
+        <w:t xml:space="preserve">, mais avec un texte de réponse plausible. L’application applique alors la même logique : un texte qu’elle ne peut pas vérifier n’est jamais affiché ; elle annonce qu’aucune réponse justifiée n’a été trouvée et présente les extraits des sources les plus proches. Le texte du modèle reste disponible dans la réponse de l’API pour l’audit. Le modèle 3B reste disponible par la variable </w:t>
       </w:r>
       <w:r>
         <w:rPr>
